--- a/public/assets/experiments/exp7.docx
+++ b/public/assets/experiments/exp7.docx
@@ -1,570 +1,8372 @@
 
 <file path=word/document.xml><?xml version="1.0" encoding="utf-8"?>
-<w:document xmlns:wpc="http://schemas.microsoft.com/office/word/2010/wordprocessingCanvas" xmlns:w="http://schemas.openxmlformats.org/wordprocessingml/2006/main" xmlns:r="http://schemas.openxmlformats.org/officeDocument/2006/relationships">
+<w:document xmlns:wpc="http://schemas.microsoft.com/office/word/2010/wordprocessingCanvas" xmlns:cx="http://schemas.microsoft.com/office/drawing/2014/chartex" xmlns:cx1="http://schemas.microsoft.com/office/drawing/2015/9/8/chartex" xmlns:cx2="http://schemas.microsoft.com/office/drawing/2015/10/21/chartex" xmlns:cx3="http://schemas.microsoft.com/office/drawing/2016/5/9/chartex" xmlns:cx4="http://schemas.microsoft.com/office/drawing/2016/5/10/chartex" xmlns:cx5="http://schemas.microsoft.com/office/drawing/2016/5/11/chartex" xmlns:cx6="http://schemas.microsoft.com/office/drawing/2016/5/12/chartex" xmlns:cx7="http://schemas.microsoft.com/office/drawing/2016/5/13/chartex" xmlns:cx8="http://schemas.microsoft.com/office/drawing/2016/5/14/chartex" xmlns:mc="http://schemas.openxmlformats.org/markup-compatibility/2006" xmlns:aink="http://schemas.microsoft.com/office/drawing/2016/ink" xmlns:am3d="http://schemas.microsoft.com/office/drawing/2017/model3d" xmlns:o="urn:schemas-microsoft-com:office:office" xmlns:oel="http://schemas.microsoft.com/office/2019/extlst" xmlns:r="http://schemas.openxmlformats.org/officeDocument/2006/relationships" xmlns:m="http://schemas.openxmlformats.org/officeDocument/2006/math" xmlns:v="urn:schemas-microsoft-com:vml" xmlns:wp14="http://schemas.microsoft.com/office/word/2010/wordprocessingDrawing" xmlns:wp="http://schemas.openxmlformats.org/drawingml/2006/wordprocessingDrawing" xmlns:w10="urn:schemas-microsoft-com:office:word" xmlns:w="http://schemas.openxmlformats.org/wordprocessingml/2006/main" xmlns:w14="http://schemas.microsoft.com/office/word/2010/wordml" xmlns:w15="http://schemas.microsoft.com/office/word/2012/wordml" xmlns:w16cex="http://schemas.microsoft.com/office/word/2018/wordml/cex" xmlns:w16cid="http://schemas.microsoft.com/office/word/2016/wordml/cid" xmlns:w16="http://schemas.microsoft.com/office/word/2018/wordml" xmlns:w16du="http://schemas.microsoft.com/office/word/2023/wordml/word16du" xmlns:w16sdtdh="http://schemas.microsoft.com/office/word/2020/wordml/sdtdatahash" xmlns:w16sdtfl="http://schemas.microsoft.com/office/word/2024/wordml/sdtformatlock" xmlns:w16se="http://schemas.microsoft.com/office/word/2015/wordml/symex" xmlns:wpg="http://schemas.microsoft.com/office/word/2010/wordprocessingGroup" xmlns:wpi="http://schemas.microsoft.com/office/word/2010/wordprocessingInk" xmlns:wne="http://schemas.microsoft.com/office/word/2006/wordml" xmlns:wps="http://schemas.microsoft.com/office/word/2010/wordprocessingShape" mc:Ignorable="w14 w15 w16se w16cid w16 w16cex w16sdtdh w16sdtfl w16du wp14">
   <w:body>
     <w:p>
       <w:pPr>
-        <w:b/>
-      </w:pPr>
-      <w:r>
-        <w:rPr>
+        <w:pStyle w:val="Title"/>
+      </w:pPr>
+      <w:r>
+        <w:rPr>
+          <w:b/>
+        </w:rPr>
+        <w:t>DATA SCIENCE</w:t>
+      </w:r>
+      <w:r>
+        <w:rPr>
+          <w:b/>
+        </w:rPr>
+        <w:t xml:space="preserve"> - </w:t>
+      </w:r>
+      <w:r>
+        <w:t>22DS102006</w:t>
+      </w:r>
+    </w:p>
+    <w:p>
+      <w:pPr>
+        <w:pStyle w:val="ListParagraph"/>
+        <w:widowControl w:val="0"/>
+        <w:tabs>
+          <w:tab w:val="left" w:pos="563"/>
+        </w:tabs>
+        <w:autoSpaceDE w:val="0"/>
+        <w:autoSpaceDN w:val="0"/>
+        <w:spacing w:after="0" w:line="229" w:lineRule="exact"/>
+        <w:ind w:left="563"/>
+        <w:contextualSpacing w:val="0"/>
+        <w:jc w:val="both"/>
+        <w:rPr>
+          <w:rFonts w:ascii="Verdana" w:hAnsi="Verdana" w:cs="Mangal"/>
+          <w:sz w:val="20"/>
+          <w:szCs w:val="20"/>
+        </w:rPr>
+      </w:pPr>
+    </w:p>
+    <w:p>
+      <w:pPr>
+        <w:pStyle w:val="Heading2"/>
+        <w:keepNext w:val="0"/>
+        <w:keepLines w:val="0"/>
+        <w:widowControl w:val="0"/>
+        <w:numPr>
+          <w:ilvl w:val="0"/>
+          <w:numId w:val="11"/>
+        </w:numPr>
+        <w:tabs>
+          <w:tab w:val="left" w:pos="559"/>
+        </w:tabs>
+        <w:autoSpaceDE w:val="0"/>
+        <w:autoSpaceDN w:val="0"/>
+        <w:spacing w:before="0" w:line="240" w:lineRule="auto"/>
+        <w:jc w:val="both"/>
+        <w:rPr>
+          <w:rFonts w:ascii="Verdana" w:eastAsiaTheme="minorHAnsi" w:hAnsi="Verdana" w:cs="Mangal"/>
+          <w:b w:val="0"/>
+          <w:bCs w:val="0"/>
+          <w:color w:val="auto"/>
+          <w:sz w:val="20"/>
+          <w:szCs w:val="20"/>
+        </w:rPr>
+      </w:pPr>
+      <w:r>
+        <w:rPr>
+          <w:rFonts w:ascii="Verdana" w:eastAsiaTheme="minorHAnsi" w:hAnsi="Verdana" w:cs="Mangal"/>
+          <w:b w:val="0"/>
+          <w:bCs w:val="0"/>
+          <w:color w:val="auto"/>
+          <w:sz w:val="20"/>
+          <w:szCs w:val="20"/>
+        </w:rPr>
+        <w:t>Data Aggregation</w:t>
+      </w:r>
+    </w:p>
+    <w:p>
+      <w:pPr>
+        <w:pStyle w:val="ListParagraph"/>
+        <w:widowControl w:val="0"/>
+        <w:numPr>
+          <w:ilvl w:val="1"/>
+          <w:numId w:val="10"/>
+        </w:numPr>
+        <w:tabs>
+          <w:tab w:val="left" w:pos="558"/>
+          <w:tab w:val="left" w:pos="562"/>
+        </w:tabs>
+        <w:autoSpaceDE w:val="0"/>
+        <w:autoSpaceDN w:val="0"/>
+        <w:spacing w:after="0"/>
+        <w:ind w:left="562" w:right="613" w:hanging="340"/>
+        <w:contextualSpacing w:val="0"/>
+        <w:jc w:val="both"/>
+        <w:rPr>
+          <w:rFonts w:ascii="Verdana" w:hAnsi="Verdana" w:cs="Mangal"/>
+          <w:sz w:val="20"/>
+          <w:szCs w:val="20"/>
+        </w:rPr>
+      </w:pPr>
+      <w:r>
+        <w:rPr>
+          <w:rFonts w:ascii="Verdana" w:hAnsi="Verdana" w:cs="Mangal"/>
+          <w:sz w:val="20"/>
+          <w:szCs w:val="20"/>
+        </w:rPr>
+        <w:t xml:space="preserve">Create a tabular dataset as a </w:t>
+      </w:r>
+      <w:proofErr w:type="spellStart"/>
+      <w:r>
+        <w:rPr>
+          <w:rFonts w:ascii="Verdana" w:hAnsi="Verdana" w:cs="Mangal"/>
+          <w:sz w:val="20"/>
+          <w:szCs w:val="20"/>
+        </w:rPr>
+        <w:t>DataFrame</w:t>
+      </w:r>
+      <w:proofErr w:type="spellEnd"/>
+      <w:r>
+        <w:rPr>
+          <w:rFonts w:ascii="Verdana" w:hAnsi="Verdana" w:cs="Mangal"/>
+          <w:sz w:val="20"/>
+          <w:szCs w:val="20"/>
+        </w:rPr>
+        <w:t xml:space="preserve"> and split data into groups using </w:t>
+      </w:r>
+      <w:proofErr w:type="spellStart"/>
+      <w:r>
+        <w:rPr>
+          <w:rFonts w:ascii="Verdana" w:hAnsi="Verdana" w:cs="Mangal"/>
+          <w:sz w:val="20"/>
+          <w:szCs w:val="20"/>
+        </w:rPr>
+        <w:t>groupby</w:t>
+      </w:r>
+      <w:proofErr w:type="spellEnd"/>
+      <w:r>
+        <w:rPr>
+          <w:rFonts w:ascii="Verdana" w:hAnsi="Verdana" w:cs="Mangal"/>
+          <w:sz w:val="20"/>
+          <w:szCs w:val="20"/>
+        </w:rPr>
+        <w:t xml:space="preserve"> method including single key and multiple key values. Select group by considering single and multiple columns.</w:t>
+      </w:r>
+    </w:p>
+    <w:p>
+      <w:pPr>
+        <w:pStyle w:val="ListParagraph"/>
+        <w:widowControl w:val="0"/>
+        <w:numPr>
+          <w:ilvl w:val="1"/>
+          <w:numId w:val="10"/>
+        </w:numPr>
+        <w:tabs>
+          <w:tab w:val="left" w:pos="560"/>
+          <w:tab w:val="left" w:pos="563"/>
+        </w:tabs>
+        <w:autoSpaceDE w:val="0"/>
+        <w:autoSpaceDN w:val="0"/>
+        <w:spacing w:after="0"/>
+        <w:ind w:left="563" w:right="623" w:hanging="341"/>
+        <w:contextualSpacing w:val="0"/>
+        <w:jc w:val="both"/>
+        <w:rPr>
+          <w:rFonts w:ascii="Verdana" w:hAnsi="Verdana" w:cs="Mangal"/>
+          <w:sz w:val="20"/>
+          <w:szCs w:val="20"/>
+        </w:rPr>
+      </w:pPr>
+      <w:r>
+        <w:rPr>
+          <w:rFonts w:ascii="Verdana" w:hAnsi="Verdana" w:cs="Mangal"/>
+          <w:sz w:val="20"/>
+          <w:szCs w:val="20"/>
+        </w:rPr>
+        <w:t>Compute summary statistics such as sum, mean and standard deviation for the grouped data using aggregate method.</w:t>
+      </w:r>
+    </w:p>
+    <w:p>
+      <w:pPr>
+        <w:pStyle w:val="ListParagraph"/>
+        <w:widowControl w:val="0"/>
+        <w:numPr>
+          <w:ilvl w:val="1"/>
+          <w:numId w:val="10"/>
+        </w:numPr>
+        <w:tabs>
+          <w:tab w:val="left" w:pos="558"/>
+          <w:tab w:val="left" w:pos="563"/>
+        </w:tabs>
+        <w:autoSpaceDE w:val="0"/>
+        <w:autoSpaceDN w:val="0"/>
+        <w:spacing w:after="0"/>
+        <w:ind w:left="563" w:right="614" w:hanging="341"/>
+        <w:contextualSpacing w:val="0"/>
+        <w:jc w:val="both"/>
+        <w:rPr>
+          <w:rFonts w:ascii="Verdana" w:hAnsi="Verdana" w:cs="Mangal"/>
+          <w:sz w:val="20"/>
+          <w:szCs w:val="20"/>
+        </w:rPr>
+      </w:pPr>
+      <w:r>
+        <w:rPr>
+          <w:rFonts w:ascii="Verdana" w:hAnsi="Verdana" w:cs="Mangal"/>
+          <w:sz w:val="20"/>
+          <w:szCs w:val="20"/>
+        </w:rPr>
+        <w:t xml:space="preserve">Use </w:t>
+      </w:r>
+      <w:proofErr w:type="spellStart"/>
+      <w:r>
+        <w:rPr>
+          <w:rFonts w:ascii="Verdana" w:hAnsi="Verdana" w:cs="Mangal"/>
+          <w:sz w:val="20"/>
+          <w:szCs w:val="20"/>
+        </w:rPr>
+        <w:t>groupby</w:t>
+      </w:r>
+      <w:proofErr w:type="spellEnd"/>
+      <w:r>
+        <w:rPr>
+          <w:rFonts w:ascii="Verdana" w:hAnsi="Verdana" w:cs="Mangal"/>
+          <w:sz w:val="20"/>
+          <w:szCs w:val="20"/>
+        </w:rPr>
+        <w:t xml:space="preserve"> function to split data into groups based on one column, </w:t>
+      </w:r>
+      <w:proofErr w:type="spellStart"/>
+      <w:r>
+        <w:rPr>
+          <w:rFonts w:ascii="Verdana" w:hAnsi="Verdana" w:cs="Mangal"/>
+          <w:sz w:val="20"/>
+          <w:szCs w:val="20"/>
+        </w:rPr>
+        <w:t>miultiple</w:t>
+      </w:r>
+      <w:proofErr w:type="spellEnd"/>
+      <w:r>
+        <w:rPr>
+          <w:rFonts w:ascii="Verdana" w:hAnsi="Verdana" w:cs="Mangal"/>
+          <w:sz w:val="20"/>
+          <w:szCs w:val="20"/>
+        </w:rPr>
+        <w:t xml:space="preserve"> columns, compute summary statistics and perform exploratory data analysis. Consider any online dataset for processing.</w:t>
+      </w:r>
+    </w:p>
+    <w:p>
+      <w:pPr>
+        <w:widowControl w:val="0"/>
+        <w:tabs>
+          <w:tab w:val="left" w:pos="558"/>
+          <w:tab w:val="left" w:pos="563"/>
+        </w:tabs>
+        <w:autoSpaceDE w:val="0"/>
+        <w:autoSpaceDN w:val="0"/>
+        <w:spacing w:after="0"/>
+        <w:ind w:right="614"/>
+        <w:jc w:val="both"/>
+        <w:rPr>
+          <w:rFonts w:ascii="Verdana" w:hAnsi="Verdana" w:cs="Mangal"/>
+          <w:sz w:val="20"/>
+          <w:szCs w:val="20"/>
+        </w:rPr>
+      </w:pPr>
+    </w:p>
+    <w:p>
+      <w:pPr>
+        <w:widowControl w:val="0"/>
+        <w:tabs>
+          <w:tab w:val="left" w:pos="558"/>
+          <w:tab w:val="left" w:pos="563"/>
+        </w:tabs>
+        <w:autoSpaceDE w:val="0"/>
+        <w:autoSpaceDN w:val="0"/>
+        <w:spacing w:after="0"/>
+        <w:ind w:right="614"/>
+        <w:jc w:val="both"/>
+        <w:rPr>
+          <w:rFonts w:ascii="Verdana" w:hAnsi="Verdana" w:cs="Mangal"/>
           <w:b/>
           <w:bCs/>
-          <w:sz w:val="26"/>
-          <w:szCs w:val="26"/>
-        </w:rPr>
-        <w:t xml:space="preserve">DATA SCIENCE - 22DS102006</w:t>
-      </w:r>
-    </w:p>
-    <w:p>
-      <w:pPr>
-        <w:b/>
-      </w:pPr>
-      <w:r>
-        <w:rPr>
+          <w:sz w:val="20"/>
+          <w:szCs w:val="20"/>
+        </w:rPr>
+      </w:pPr>
+      <w:r>
+        <w:rPr>
+          <w:rFonts w:ascii="Verdana" w:hAnsi="Verdana" w:cs="Mangal"/>
           <w:b/>
           <w:bCs/>
-          <w:sz w:val="26"/>
-          <w:szCs w:val="26"/>
-        </w:rPr>
-        <w:t xml:space="preserve">7. Data Aggregation</w:t>
-      </w:r>
-    </w:p>
-    <w:p>
-      <w:r>
-        <w:rPr>
-          <w:sz w:val="22"/>
-        </w:rPr>
-        <w:t xml:space="preserve">Create a tabular dataset as a DataFrame and split data into groups using groupby method including single key and multiple key values. Select group by considering single and multiple columns.</w:t>
-      </w:r>
-    </w:p>
-    <w:p>
-      <w:r>
-        <w:rPr>
-          <w:sz w:val="22"/>
-        </w:rPr>
-        <w:t xml:space="preserve">Compute summary statistics such as sum, mean and standard deviation for the grouped data using aggregate method.</w:t>
-      </w:r>
-    </w:p>
-    <w:p>
-      <w:r>
-        <w:rPr>
-          <w:sz w:val="22"/>
-        </w:rPr>
-        <w:t xml:space="preserve">Use groupby function to split data into groups based on one column, multiple columns, compute summary statistics and perform exploratory data analysis. Consider any online dataset for processing.</w:t>
-      </w:r>
-    </w:p>
-    <w:p>
-      <w:r>
-        <w:rPr>
-          <w:sz w:val="22"/>
-        </w:rPr>
-        <w:t xml:space="preserve"/>
-      </w:r>
-    </w:p>
-    <w:p>
-      <w:pPr>
-        <w:b/>
-      </w:pPr>
-      <w:r>
-        <w:rPr>
+          <w:sz w:val="20"/>
+          <w:szCs w:val="20"/>
+        </w:rPr>
+        <w:t xml:space="preserve">Create a tabular dataset as a </w:t>
+      </w:r>
+      <w:proofErr w:type="spellStart"/>
+      <w:r>
+        <w:rPr>
+          <w:rFonts w:ascii="Verdana" w:hAnsi="Verdana" w:cs="Mangal"/>
           <w:b/>
           <w:bCs/>
-          <w:sz w:val="26"/>
-          <w:szCs w:val="26"/>
-        </w:rPr>
-        <w:t xml:space="preserve">1. Group by single and multiple keys.</w:t>
-      </w:r>
-    </w:p>
-    <w:p>
-      <w:r>
-        <w:rPr>
-          <w:sz w:val="22"/>
-        </w:rPr>
-        <w:t xml:space="preserve">Aim:</w:t>
-      </w:r>
-    </w:p>
-    <w:p>
-      <w:r>
-        <w:rPr>
-          <w:sz w:val="22"/>
-        </w:rPr>
-        <w:t xml:space="preserve">To create a tabular dataset as a DataFrame and split data into groups using groupby method including single key and multiple key values. Select group by considering single and multiple columns.</w:t>
-      </w:r>
-    </w:p>
-    <w:p>
-      <w:r>
-        <w:rPr>
-          <w:sz w:val="22"/>
-        </w:rPr>
-        <w:t xml:space="preserve">Program Solution:</w:t>
-      </w:r>
-    </w:p>
-    <w:p>
-      <w:pPr>
-        <w:shd w:val="clear" w:color="auto" w:fill="F1F5F9"/>
-      </w:pPr>
-      <w:r>
-        <w:rPr>
-          <w:rFonts w:ascii="Consolas" w:hAnsi="Consolas"/>
-          <w:sz w:val="20"/>
-        </w:rPr>
-        <w:t xml:space="preserve">import pandas as pd</w:t>
-      </w:r>
-    </w:p>
-    <w:p>
-      <w:r>
-        <w:rPr>
-          <w:sz w:val="22"/>
-        </w:rPr>
-        <w:t xml:space="preserve">data = {</w:t>
-      </w:r>
-    </w:p>
-    <w:p>
-      <w:pPr>
-        <w:shd w:val="clear" w:color="auto" w:fill="F1F5F9"/>
-      </w:pPr>
-      <w:r>
-        <w:rPr>
-          <w:rFonts w:ascii="Consolas" w:hAnsi="Consolas"/>
-          <w:sz w:val="20"/>
-        </w:rPr>
-        <w:t xml:space="preserve">    'Name': ['Ravi', 'Sita', 'Arun', 'Priya', 'Kiran', 'Anil', 'Lakshmi', 'Rahul'],</w:t>
-      </w:r>
-    </w:p>
-    <w:p>
-      <w:pPr>
-        <w:shd w:val="clear" w:color="auto" w:fill="F1F5F9"/>
-      </w:pPr>
-      <w:r>
-        <w:rPr>
-          <w:rFonts w:ascii="Consolas" w:hAnsi="Consolas"/>
-          <w:sz w:val="20"/>
-        </w:rPr>
-        <w:t xml:space="preserve">    'Department': ['CSE', 'CSE', 'ECE', 'ECE', 'CSE', 'ECE', 'CSE', 'ECE'],</w:t>
-      </w:r>
-    </w:p>
-    <w:p>
-      <w:pPr>
-        <w:shd w:val="clear" w:color="auto" w:fill="F1F5F9"/>
-      </w:pPr>
-      <w:r>
-        <w:rPr>
-          <w:rFonts w:ascii="Consolas" w:hAnsi="Consolas"/>
-          <w:sz w:val="20"/>
-        </w:rPr>
-        <w:t xml:space="preserve">    'Year': [2, 2, 3, 3, 2, 3, 3, 2],</w:t>
-      </w:r>
-    </w:p>
-    <w:p>
-      <w:pPr>
-        <w:shd w:val="clear" w:color="auto" w:fill="F1F5F9"/>
-      </w:pPr>
-      <w:r>
-        <w:rPr>
-          <w:rFonts w:ascii="Consolas" w:hAnsi="Consolas"/>
-          <w:sz w:val="20"/>
-        </w:rPr>
-        <w:t xml:space="preserve">    'Marks': [85, 90, 78, 88, 75, 82, 95, 70]</w:t>
-      </w:r>
-    </w:p>
-    <w:p>
-      <w:r>
-        <w:rPr>
-          <w:sz w:val="22"/>
-        </w:rPr>
-        <w:t xml:space="preserve">}</w:t>
-      </w:r>
-    </w:p>
-    <w:p>
-      <w:pPr>
-        <w:shd w:val="clear" w:color="auto" w:fill="F1F5F9"/>
-      </w:pPr>
-      <w:r>
-        <w:rPr>
-          <w:rFonts w:ascii="Consolas" w:hAnsi="Consolas"/>
-          <w:sz w:val="20"/>
-        </w:rPr>
-        <w:t xml:space="preserve">df = pd.DataFrame(data)</w:t>
-      </w:r>
-    </w:p>
-    <w:p>
-      <w:pPr>
-        <w:shd w:val="clear" w:color="auto" w:fill="F1F5F9"/>
-      </w:pPr>
-      <w:r>
-        <w:rPr>
-          <w:rFonts w:ascii="Consolas" w:hAnsi="Consolas"/>
-          <w:sz w:val="20"/>
-        </w:rPr>
-        <w:t xml:space="preserve">print(df.groupby('Department')['Marks'].mean())</w:t>
-      </w:r>
-    </w:p>
-    <w:p>
-      <w:pPr>
-        <w:shd w:val="clear" w:color="auto" w:fill="F1F5F9"/>
-      </w:pPr>
-      <w:r>
-        <w:rPr>
-          <w:rFonts w:ascii="Consolas" w:hAnsi="Consolas"/>
-          <w:sz w:val="20"/>
-        </w:rPr>
-        <w:t xml:space="preserve">print(df.groupby(['Department', 'Year'])['Marks'].mean())</w:t>
-      </w:r>
-    </w:p>
-    <w:p>
-      <w:r>
-        <w:rPr>
-          <w:sz w:val="22"/>
-        </w:rPr>
-        <w:t xml:space="preserve"/>
-      </w:r>
-    </w:p>
-    <w:p>
-      <w:pPr>
-        <w:b/>
-      </w:pPr>
-      <w:r>
-        <w:rPr>
+          <w:sz w:val="20"/>
+          <w:szCs w:val="20"/>
+        </w:rPr>
+        <w:t>DataFrame</w:t>
+      </w:r>
+      <w:proofErr w:type="spellEnd"/>
+      <w:r>
+        <w:rPr>
+          <w:rFonts w:ascii="Verdana" w:hAnsi="Verdana" w:cs="Mangal"/>
           <w:b/>
           <w:bCs/>
-          <w:sz w:val="26"/>
-          <w:szCs w:val="26"/>
-        </w:rPr>
-        <w:t xml:space="preserve">2. Compute summary statistics using aggregate method.</w:t>
-      </w:r>
-    </w:p>
-    <w:p>
-      <w:r>
-        <w:rPr>
-          <w:sz w:val="22"/>
-        </w:rPr>
-        <w:t xml:space="preserve">Aim:</w:t>
-      </w:r>
-    </w:p>
-    <w:p>
-      <w:r>
-        <w:rPr>
-          <w:sz w:val="22"/>
-        </w:rPr>
-        <w:t xml:space="preserve">To compute summary statistics such as sum, mean and standard deviation for the grouped data using aggregate method.</w:t>
-      </w:r>
-    </w:p>
-    <w:p>
-      <w:r>
-        <w:rPr>
-          <w:sz w:val="22"/>
-        </w:rPr>
-        <w:t xml:space="preserve">Program Solution:</w:t>
-      </w:r>
-    </w:p>
-    <w:p>
-      <w:pPr>
-        <w:shd w:val="clear" w:color="auto" w:fill="F1F5F9"/>
-      </w:pPr>
-      <w:r>
-        <w:rPr>
-          <w:rFonts w:ascii="Consolas" w:hAnsi="Consolas"/>
-          <w:sz w:val="20"/>
-        </w:rPr>
-        <w:t xml:space="preserve">import pandas as pd</w:t>
-      </w:r>
-    </w:p>
-    <w:p>
-      <w:r>
-        <w:rPr>
-          <w:sz w:val="22"/>
-        </w:rPr>
-        <w:t xml:space="preserve">data = {</w:t>
-      </w:r>
-    </w:p>
-    <w:p>
-      <w:pPr>
-        <w:shd w:val="clear" w:color="auto" w:fill="F1F5F9"/>
-      </w:pPr>
-      <w:r>
-        <w:rPr>
-          <w:rFonts w:ascii="Consolas" w:hAnsi="Consolas"/>
-          <w:sz w:val="20"/>
-        </w:rPr>
-        <w:t xml:space="preserve">    'Department': ['CSE', 'CSE', 'CSE', 'ECE', 'ECE', 'ECE', 'EEE', 'EEE', 'EEE'],</w:t>
-      </w:r>
-    </w:p>
-    <w:p>
-      <w:pPr>
-        <w:shd w:val="clear" w:color="auto" w:fill="F1F5F9"/>
-      </w:pPr>
-      <w:r>
-        <w:rPr>
-          <w:rFonts w:ascii="Consolas" w:hAnsi="Consolas"/>
-          <w:sz w:val="20"/>
-        </w:rPr>
-        <w:t xml:space="preserve">    'Marks': [80, 75, 85, 70, 65, 75, 90, 85, 95],</w:t>
-      </w:r>
-    </w:p>
-    <w:p>
-      <w:pPr>
-        <w:shd w:val="clear" w:color="auto" w:fill="F1F5F9"/>
-      </w:pPr>
-      <w:r>
-        <w:rPr>
-          <w:rFonts w:ascii="Consolas" w:hAnsi="Consolas"/>
-          <w:sz w:val="20"/>
-        </w:rPr>
-        <w:t xml:space="preserve">    'Attendance': [90, 85, 95, 80, 75, 85, 95, 90, 100]</w:t>
-      </w:r>
-    </w:p>
-    <w:p>
-      <w:r>
-        <w:rPr>
-          <w:sz w:val="22"/>
-        </w:rPr>
-        <w:t xml:space="preserve">}</w:t>
-      </w:r>
-    </w:p>
-    <w:p>
-      <w:pPr>
-        <w:shd w:val="clear" w:color="auto" w:fill="F1F5F9"/>
-      </w:pPr>
-      <w:r>
-        <w:rPr>
-          <w:rFonts w:ascii="Consolas" w:hAnsi="Consolas"/>
-          <w:sz w:val="20"/>
-        </w:rPr>
-        <w:t xml:space="preserve">df = pd.DataFrame(data)</w:t>
-      </w:r>
-    </w:p>
-    <w:p>
-      <w:r>
-        <w:rPr>
-          <w:sz w:val="22"/>
-        </w:rPr>
-        <w:t xml:space="preserve">result = df.groupby('Department').aggregate({</w:t>
-      </w:r>
-    </w:p>
-    <w:p>
-      <w:pPr>
-        <w:shd w:val="clear" w:color="auto" w:fill="F1F5F9"/>
-      </w:pPr>
-      <w:r>
-        <w:rPr>
-          <w:rFonts w:ascii="Consolas" w:hAnsi="Consolas"/>
-          <w:sz w:val="20"/>
-        </w:rPr>
-        <w:t xml:space="preserve">    'Marks': ['sum', 'mean', 'std'],</w:t>
-      </w:r>
-    </w:p>
-    <w:p>
-      <w:pPr>
-        <w:shd w:val="clear" w:color="auto" w:fill="F1F5F9"/>
-      </w:pPr>
-      <w:r>
-        <w:rPr>
-          <w:rFonts w:ascii="Consolas" w:hAnsi="Consolas"/>
-          <w:sz w:val="20"/>
-        </w:rPr>
-        <w:t xml:space="preserve">    'Attendance': ['sum', 'mean', 'std']</w:t>
-      </w:r>
-    </w:p>
-    <w:p>
-      <w:r>
-        <w:rPr>
-          <w:sz w:val="22"/>
-        </w:rPr>
-        <w:t xml:space="preserve">})</w:t>
-      </w:r>
-    </w:p>
-    <w:p>
-      <w:pPr>
-        <w:shd w:val="clear" w:color="auto" w:fill="F1F5F9"/>
-      </w:pPr>
-      <w:r>
-        <w:rPr>
-          <w:rFonts w:ascii="Consolas" w:hAnsi="Consolas"/>
-          <w:sz w:val="20"/>
-        </w:rPr>
-        <w:t xml:space="preserve">print(result)</w:t>
-      </w:r>
-    </w:p>
-    <w:p>
-      <w:r>
-        <w:rPr>
-          <w:sz w:val="22"/>
-        </w:rPr>
-        <w:t xml:space="preserve"/>
-      </w:r>
-    </w:p>
-    <w:p>
-      <w:pPr>
-        <w:b/>
-      </w:pPr>
-      <w:r>
-        <w:rPr>
+          <w:sz w:val="20"/>
+          <w:szCs w:val="20"/>
+        </w:rPr>
+        <w:t xml:space="preserve"> and split data into groups using </w:t>
+      </w:r>
+      <w:proofErr w:type="spellStart"/>
+      <w:r>
+        <w:rPr>
+          <w:rFonts w:ascii="Verdana" w:hAnsi="Verdana" w:cs="Mangal"/>
           <w:b/>
           <w:bCs/>
-          <w:sz w:val="26"/>
-          <w:szCs w:val="26"/>
-        </w:rPr>
-        <w:t xml:space="preserve">3. Groupby, summary statistics and exploratory data analysis using online Iris dataset.</w:t>
-      </w:r>
-    </w:p>
-    <w:p>
-      <w:r>
-        <w:rPr>
-          <w:sz w:val="22"/>
-        </w:rPr>
-        <w:t xml:space="preserve">Aim:</w:t>
-      </w:r>
-    </w:p>
-    <w:p>
-      <w:r>
-        <w:rPr>
-          <w:sz w:val="22"/>
-        </w:rPr>
-        <w:t xml:space="preserve">To use groupby function to split data into groups based on one column, multiple columns, compute summary statistics and perform exploratory data analysis considering an online dataset.</w:t>
-      </w:r>
-    </w:p>
-    <w:p>
-      <w:r>
-        <w:rPr>
-          <w:sz w:val="22"/>
-        </w:rPr>
-        <w:t xml:space="preserve">Program Solution:</w:t>
-      </w:r>
-    </w:p>
-    <w:p>
-      <w:pPr>
-        <w:shd w:val="clear" w:color="auto" w:fill="F1F5F9"/>
-      </w:pPr>
-      <w:r>
-        <w:rPr>
-          <w:rFonts w:ascii="Consolas" w:hAnsi="Consolas"/>
-          <w:sz w:val="20"/>
-        </w:rPr>
-        <w:t xml:space="preserve">import pandas as pd</w:t>
-      </w:r>
-    </w:p>
-    <w:p>
-      <w:r>
-        <w:rPr>
-          <w:sz w:val="22"/>
-        </w:rPr>
-        <w:t xml:space="preserve">url = "https://raw.githubusercontent.com/mwaskom/seaborn-data/master/iris.csv"</w:t>
-      </w:r>
-    </w:p>
-    <w:p>
-      <w:pPr>
-        <w:shd w:val="clear" w:color="auto" w:fill="F1F5F9"/>
-      </w:pPr>
-      <w:r>
-        <w:rPr>
-          <w:rFonts w:ascii="Consolas" w:hAnsi="Consolas"/>
-          <w:sz w:val="20"/>
-        </w:rPr>
-        <w:t xml:space="preserve">df = pd.read_csv(url)</w:t>
-      </w:r>
-    </w:p>
-    <w:p>
-      <w:pPr>
-        <w:shd w:val="clear" w:color="auto" w:fill="F1F5F9"/>
-      </w:pPr>
-      <w:r>
-        <w:rPr>
-          <w:rFonts w:ascii="Consolas" w:hAnsi="Consolas"/>
-          <w:sz w:val="20"/>
-        </w:rPr>
-        <w:t xml:space="preserve">print(df.groupby('species')['sepal_length'].agg(['count', 'sum', 'mean', 'std', 'min', 'max']))</w:t>
-      </w:r>
-    </w:p>
-    <w:p>
-      <w:pPr>
-        <w:shd w:val="clear" w:color="auto" w:fill="F1F5F9"/>
-      </w:pPr>
-      <w:r>
-        <w:rPr>
-          <w:rFonts w:ascii="Consolas" w:hAnsi="Consolas"/>
-          <w:sz w:val="20"/>
-        </w:rPr>
-        <w:t xml:space="preserve">print(df.groupby(['species', 'sepal_width'])['sepal_length'].mean().head(15))</w:t>
-      </w:r>
-    </w:p>
-    <w:p>
-      <w:r>
-        <w:rPr>
-          <w:sz w:val="22"/>
-        </w:rPr>
-        <w:t xml:space="preserve">summary = df.groupby('species').agg({</w:t>
-      </w:r>
-    </w:p>
-    <w:p>
-      <w:pPr>
-        <w:shd w:val="clear" w:color="auto" w:fill="F1F5F9"/>
-      </w:pPr>
-      <w:r>
-        <w:rPr>
-          <w:rFonts w:ascii="Consolas" w:hAnsi="Consolas"/>
-          <w:sz w:val="20"/>
-        </w:rPr>
-        <w:t xml:space="preserve">    'sepal_length': ['mean', 'std', 'min', 'max'],</w:t>
-      </w:r>
-    </w:p>
-    <w:p>
-      <w:pPr>
-        <w:shd w:val="clear" w:color="auto" w:fill="F1F5F9"/>
-      </w:pPr>
-      <w:r>
-        <w:rPr>
-          <w:rFonts w:ascii="Consolas" w:hAnsi="Consolas"/>
-          <w:sz w:val="20"/>
-        </w:rPr>
-        <w:t xml:space="preserve">    'sepal_width': ['mean', 'std', 'min', 'max'],</w:t>
-      </w:r>
-    </w:p>
-    <w:p>
-      <w:pPr>
-        <w:shd w:val="clear" w:color="auto" w:fill="F1F5F9"/>
-      </w:pPr>
-      <w:r>
-        <w:rPr>
-          <w:rFonts w:ascii="Consolas" w:hAnsi="Consolas"/>
-          <w:sz w:val="20"/>
-        </w:rPr>
-        <w:t xml:space="preserve">    'petal_length': ['mean', 'std', 'min', 'max'],</w:t>
-      </w:r>
-    </w:p>
-    <w:p>
-      <w:pPr>
-        <w:shd w:val="clear" w:color="auto" w:fill="F1F5F9"/>
-      </w:pPr>
-      <w:r>
-        <w:rPr>
-          <w:rFonts w:ascii="Consolas" w:hAnsi="Consolas"/>
-          <w:sz w:val="20"/>
-        </w:rPr>
-        <w:t xml:space="preserve">    'petal_width': ['mean', 'std', 'min', 'max']</w:t>
-      </w:r>
-    </w:p>
-    <w:p>
-      <w:r>
-        <w:rPr>
-          <w:sz w:val="22"/>
-        </w:rPr>
-        <w:t xml:space="preserve">})</w:t>
-      </w:r>
-    </w:p>
-    <w:p>
-      <w:pPr>
-        <w:shd w:val="clear" w:color="auto" w:fill="F1F5F9"/>
-      </w:pPr>
-      <w:r>
-        <w:rPr>
-          <w:rFonts w:ascii="Consolas" w:hAnsi="Consolas"/>
-          <w:sz w:val="20"/>
-        </w:rPr>
-        <w:t xml:space="preserve">print(summary)</w:t>
-      </w:r>
-    </w:p>
-    <w:sectPr/>
+          <w:sz w:val="20"/>
+          <w:szCs w:val="20"/>
+        </w:rPr>
+        <w:t>groupby</w:t>
+      </w:r>
+      <w:proofErr w:type="spellEnd"/>
+      <w:r>
+        <w:rPr>
+          <w:rFonts w:ascii="Verdana" w:hAnsi="Verdana" w:cs="Mangal"/>
+          <w:b/>
+          <w:bCs/>
+          <w:sz w:val="20"/>
+          <w:szCs w:val="20"/>
+        </w:rPr>
+        <w:t xml:space="preserve"> method including single key and multiple key values. Select group by considering single and multiple columns.</w:t>
+      </w:r>
+    </w:p>
+    <w:p>
+      <w:pPr>
+        <w:spacing w:after="0"/>
+        <w:rPr>
+          <w:rFonts w:ascii="Palatino Linotype" w:hAnsi="Palatino Linotype"/>
+        </w:rPr>
+      </w:pPr>
+    </w:p>
+    <w:p>
+      <w:pPr>
+        <w:spacing w:after="0"/>
+        <w:rPr>
+          <w:rFonts w:ascii="Palatino Linotype" w:hAnsi="Palatino Linotype"/>
+        </w:rPr>
+      </w:pPr>
+      <w:r>
+        <w:rPr>
+          <w:rFonts w:ascii="Palatino Linotype" w:hAnsi="Palatino Linotype"/>
+        </w:rPr>
+        <w:t>import pandas as pd</w:t>
+      </w:r>
+    </w:p>
+    <w:p>
+      <w:pPr>
+        <w:spacing w:after="0"/>
+        <w:rPr>
+          <w:rFonts w:ascii="Palatino Linotype" w:hAnsi="Palatino Linotype"/>
+        </w:rPr>
+      </w:pPr>
+    </w:p>
+    <w:p>
+      <w:pPr>
+        <w:spacing w:after="0"/>
+        <w:rPr>
+          <w:rFonts w:ascii="Palatino Linotype" w:hAnsi="Palatino Linotype"/>
+        </w:rPr>
+      </w:pPr>
+      <w:r>
+        <w:rPr>
+          <w:rFonts w:ascii="Palatino Linotype" w:hAnsi="Palatino Linotype"/>
+        </w:rPr>
+        <w:t># Create a tabular dataset</w:t>
+      </w:r>
+    </w:p>
+    <w:p>
+      <w:pPr>
+        <w:spacing w:after="0"/>
+        <w:rPr>
+          <w:rFonts w:ascii="Palatino Linotype" w:hAnsi="Palatino Linotype"/>
+        </w:rPr>
+      </w:pPr>
+      <w:r>
+        <w:rPr>
+          <w:rFonts w:ascii="Palatino Linotype" w:hAnsi="Palatino Linotype"/>
+        </w:rPr>
+        <w:t>data = {</w:t>
+      </w:r>
+    </w:p>
+    <w:p>
+      <w:pPr>
+        <w:spacing w:after="0"/>
+        <w:rPr>
+          <w:rFonts w:ascii="Palatino Linotype" w:hAnsi="Palatino Linotype"/>
+        </w:rPr>
+      </w:pPr>
+      <w:r>
+        <w:rPr>
+          <w:rFonts w:ascii="Palatino Linotype" w:hAnsi="Palatino Linotype"/>
+        </w:rPr>
+        <w:t xml:space="preserve">    'Name': ['Ravi', 'Sita', 'Arun', 'Priya', 'Kiran', 'Anil', 'Lakshmi', 'Rahul'],</w:t>
+      </w:r>
+    </w:p>
+    <w:p>
+      <w:pPr>
+        <w:spacing w:after="0"/>
+        <w:rPr>
+          <w:rFonts w:ascii="Palatino Linotype" w:hAnsi="Palatino Linotype"/>
+        </w:rPr>
+      </w:pPr>
+      <w:r>
+        <w:rPr>
+          <w:rFonts w:ascii="Palatino Linotype" w:hAnsi="Palatino Linotype"/>
+        </w:rPr>
+        <w:t xml:space="preserve">    'Department': ['CSE', 'CSE', 'ECE', 'ECE', 'CSE', 'ECE', 'CSE', 'ECE'],</w:t>
+      </w:r>
+    </w:p>
+    <w:p>
+      <w:pPr>
+        <w:spacing w:after="0"/>
+        <w:rPr>
+          <w:rFonts w:ascii="Palatino Linotype" w:hAnsi="Palatino Linotype"/>
+        </w:rPr>
+      </w:pPr>
+      <w:r>
+        <w:rPr>
+          <w:rFonts w:ascii="Palatino Linotype" w:hAnsi="Palatino Linotype"/>
+        </w:rPr>
+        <w:t xml:space="preserve">    'Year': [2, 2, 3, 3, 2, 3, 3, 2],</w:t>
+      </w:r>
+    </w:p>
+    <w:p>
+      <w:pPr>
+        <w:spacing w:after="0"/>
+        <w:rPr>
+          <w:rFonts w:ascii="Palatino Linotype" w:hAnsi="Palatino Linotype"/>
+        </w:rPr>
+      </w:pPr>
+      <w:r>
+        <w:rPr>
+          <w:rFonts w:ascii="Palatino Linotype" w:hAnsi="Palatino Linotype"/>
+        </w:rPr>
+        <w:t xml:space="preserve">    'Marks': [85, 90, 78, 88, 75, 82, 95, 70]</w:t>
+      </w:r>
+    </w:p>
+    <w:p>
+      <w:pPr>
+        <w:spacing w:after="0"/>
+        <w:rPr>
+          <w:rFonts w:ascii="Palatino Linotype" w:hAnsi="Palatino Linotype"/>
+        </w:rPr>
+      </w:pPr>
+      <w:r>
+        <w:rPr>
+          <w:rFonts w:ascii="Palatino Linotype" w:hAnsi="Palatino Linotype"/>
+        </w:rPr>
+        <w:t>}</w:t>
+      </w:r>
+    </w:p>
+    <w:p>
+      <w:pPr>
+        <w:spacing w:after="0"/>
+        <w:rPr>
+          <w:rFonts w:ascii="Palatino Linotype" w:hAnsi="Palatino Linotype"/>
+        </w:rPr>
+      </w:pPr>
+    </w:p>
+    <w:p>
+      <w:pPr>
+        <w:spacing w:after="0"/>
+        <w:rPr>
+          <w:rFonts w:ascii="Palatino Linotype" w:hAnsi="Palatino Linotype"/>
+        </w:rPr>
+      </w:pPr>
+      <w:r>
+        <w:rPr>
+          <w:rFonts w:ascii="Palatino Linotype" w:hAnsi="Palatino Linotype"/>
+        </w:rPr>
+        <w:t xml:space="preserve"># Create </w:t>
+      </w:r>
+      <w:proofErr w:type="spellStart"/>
+      <w:r>
+        <w:rPr>
+          <w:rFonts w:ascii="Palatino Linotype" w:hAnsi="Palatino Linotype"/>
+        </w:rPr>
+        <w:t>DataFrame</w:t>
+      </w:r>
+      <w:proofErr w:type="spellEnd"/>
+    </w:p>
+    <w:p>
+      <w:pPr>
+        <w:spacing w:after="0"/>
+        <w:rPr>
+          <w:rFonts w:ascii="Palatino Linotype" w:hAnsi="Palatino Linotype"/>
+        </w:rPr>
+      </w:pPr>
+      <w:proofErr w:type="spellStart"/>
+      <w:r>
+        <w:rPr>
+          <w:rFonts w:ascii="Palatino Linotype" w:hAnsi="Palatino Linotype"/>
+        </w:rPr>
+        <w:t>df</w:t>
+      </w:r>
+      <w:proofErr w:type="spellEnd"/>
+      <w:r>
+        <w:rPr>
+          <w:rFonts w:ascii="Palatino Linotype" w:hAnsi="Palatino Linotype"/>
+        </w:rPr>
+        <w:t xml:space="preserve"> = </w:t>
+      </w:r>
+      <w:proofErr w:type="spellStart"/>
+      <w:r>
+        <w:rPr>
+          <w:rFonts w:ascii="Palatino Linotype" w:hAnsi="Palatino Linotype"/>
+        </w:rPr>
+        <w:t>pd.DataFrame</w:t>
+      </w:r>
+      <w:proofErr w:type="spellEnd"/>
+      <w:r>
+        <w:rPr>
+          <w:rFonts w:ascii="Palatino Linotype" w:hAnsi="Palatino Linotype"/>
+        </w:rPr>
+        <w:t>(data)</w:t>
+      </w:r>
+    </w:p>
+    <w:p>
+      <w:pPr>
+        <w:spacing w:after="0"/>
+        <w:rPr>
+          <w:rFonts w:ascii="Palatino Linotype" w:hAnsi="Palatino Linotype"/>
+        </w:rPr>
+      </w:pPr>
+    </w:p>
+    <w:p>
+      <w:pPr>
+        <w:spacing w:after="0"/>
+        <w:rPr>
+          <w:rFonts w:ascii="Palatino Linotype" w:hAnsi="Palatino Linotype"/>
+        </w:rPr>
+      </w:pPr>
+      <w:r>
+        <w:rPr>
+          <w:rFonts w:ascii="Palatino Linotype" w:hAnsi="Palatino Linotype"/>
+        </w:rPr>
+        <w:t xml:space="preserve">print("Original </w:t>
+      </w:r>
+      <w:proofErr w:type="spellStart"/>
+      <w:r>
+        <w:rPr>
+          <w:rFonts w:ascii="Palatino Linotype" w:hAnsi="Palatino Linotype"/>
+        </w:rPr>
+        <w:t>DataFrame</w:t>
+      </w:r>
+      <w:proofErr w:type="spellEnd"/>
+      <w:r>
+        <w:rPr>
+          <w:rFonts w:ascii="Palatino Linotype" w:hAnsi="Palatino Linotype"/>
+        </w:rPr>
+        <w:t>:")</w:t>
+      </w:r>
+    </w:p>
+    <w:p>
+      <w:pPr>
+        <w:spacing w:after="0"/>
+        <w:rPr>
+          <w:rFonts w:ascii="Palatino Linotype" w:hAnsi="Palatino Linotype"/>
+        </w:rPr>
+      </w:pPr>
+      <w:r>
+        <w:rPr>
+          <w:rFonts w:ascii="Palatino Linotype" w:hAnsi="Palatino Linotype"/>
+        </w:rPr>
+        <w:t>print(</w:t>
+      </w:r>
+      <w:proofErr w:type="spellStart"/>
+      <w:r>
+        <w:rPr>
+          <w:rFonts w:ascii="Palatino Linotype" w:hAnsi="Palatino Linotype"/>
+        </w:rPr>
+        <w:t>df</w:t>
+      </w:r>
+      <w:proofErr w:type="spellEnd"/>
+      <w:r>
+        <w:rPr>
+          <w:rFonts w:ascii="Palatino Linotype" w:hAnsi="Palatino Linotype"/>
+        </w:rPr>
+        <w:t>)</w:t>
+      </w:r>
+    </w:p>
+    <w:p>
+      <w:pPr>
+        <w:spacing w:after="0"/>
+        <w:rPr>
+          <w:rFonts w:ascii="Palatino Linotype" w:hAnsi="Palatino Linotype"/>
+        </w:rPr>
+      </w:pPr>
+    </w:p>
+    <w:p>
+      <w:pPr>
+        <w:spacing w:after="0"/>
+        <w:rPr>
+          <w:rFonts w:ascii="Palatino Linotype" w:hAnsi="Palatino Linotype"/>
+          <w:b/>
+          <w:bCs/>
+        </w:rPr>
+      </w:pPr>
+      <w:r>
+        <w:rPr>
+          <w:rFonts w:ascii="Palatino Linotype" w:hAnsi="Palatino Linotype"/>
+        </w:rPr>
+        <w:t>*</w:t>
+      </w:r>
+      <w:r>
+        <w:rPr>
+          <w:rFonts w:ascii="Palatino Linotype" w:hAnsi="Palatino Linotype"/>
+        </w:rPr>
+        <w:t>/</w:t>
+      </w:r>
+      <w:r>
+        <w:rPr>
+          <w:rFonts w:ascii="Palatino Linotype" w:hAnsi="Palatino Linotype"/>
+        </w:rPr>
+        <w:t xml:space="preserve"> </w:t>
+      </w:r>
+      <w:r>
+        <w:rPr>
+          <w:rFonts w:ascii="Palatino Linotype" w:hAnsi="Palatino Linotype"/>
+          <w:b/>
+          <w:bCs/>
+        </w:rPr>
+        <w:t># 1. Group by a SINGLE KEY</w:t>
+      </w:r>
+      <w:r>
+        <w:rPr>
+          <w:rFonts w:ascii="Palatino Linotype" w:hAnsi="Palatino Linotype"/>
+          <w:b/>
+          <w:bCs/>
+        </w:rPr>
+        <w:t xml:space="preserve"> </w:t>
+      </w:r>
+      <w:r>
+        <w:rPr>
+          <w:rFonts w:ascii="Palatino Linotype" w:hAnsi="Palatino Linotype"/>
+        </w:rPr>
+        <w:t xml:space="preserve"> */</w:t>
+      </w:r>
+    </w:p>
+    <w:p>
+      <w:pPr>
+        <w:spacing w:after="0"/>
+        <w:rPr>
+          <w:rFonts w:ascii="Palatino Linotype" w:hAnsi="Palatino Linotype"/>
+        </w:rPr>
+      </w:pPr>
+    </w:p>
+    <w:p>
+      <w:pPr>
+        <w:spacing w:after="0"/>
+        <w:rPr>
+          <w:rFonts w:ascii="Palatino Linotype" w:hAnsi="Palatino Linotype"/>
+        </w:rPr>
+      </w:pPr>
+      <w:r>
+        <w:rPr>
+          <w:rFonts w:ascii="Palatino Linotype" w:hAnsi="Palatino Linotype"/>
+        </w:rPr>
+        <w:t>print("\n1. Group by Department:")</w:t>
+      </w:r>
+    </w:p>
+    <w:p>
+      <w:pPr>
+        <w:spacing w:after="0"/>
+        <w:rPr>
+          <w:rFonts w:ascii="Palatino Linotype" w:hAnsi="Palatino Linotype"/>
+        </w:rPr>
+      </w:pPr>
+    </w:p>
+    <w:p>
+      <w:pPr>
+        <w:spacing w:after="0"/>
+        <w:rPr>
+          <w:rFonts w:ascii="Palatino Linotype" w:hAnsi="Palatino Linotype"/>
+        </w:rPr>
+      </w:pPr>
+      <w:r>
+        <w:rPr>
+          <w:rFonts w:ascii="Palatino Linotype" w:hAnsi="Palatino Linotype"/>
+        </w:rPr>
+        <w:t xml:space="preserve">group1 = </w:t>
+      </w:r>
+      <w:proofErr w:type="spellStart"/>
+      <w:r>
+        <w:rPr>
+          <w:rFonts w:ascii="Palatino Linotype" w:hAnsi="Palatino Linotype"/>
+        </w:rPr>
+        <w:t>df.groupby</w:t>
+      </w:r>
+      <w:proofErr w:type="spellEnd"/>
+      <w:r>
+        <w:rPr>
+          <w:rFonts w:ascii="Palatino Linotype" w:hAnsi="Palatino Linotype"/>
+        </w:rPr>
+        <w:t>('Department')</w:t>
+      </w:r>
+    </w:p>
+    <w:p>
+      <w:pPr>
+        <w:spacing w:after="0"/>
+        <w:rPr>
+          <w:rFonts w:ascii="Palatino Linotype" w:hAnsi="Palatino Linotype"/>
+        </w:rPr>
+      </w:pPr>
+    </w:p>
+    <w:p>
+      <w:pPr>
+        <w:spacing w:after="0"/>
+        <w:rPr>
+          <w:rFonts w:ascii="Palatino Linotype" w:hAnsi="Palatino Linotype"/>
+        </w:rPr>
+      </w:pPr>
+      <w:r>
+        <w:rPr>
+          <w:rFonts w:ascii="Palatino Linotype" w:hAnsi="Palatino Linotype"/>
+        </w:rPr>
+        <w:lastRenderedPageBreak/>
+        <w:t>for name, group in group1:</w:t>
+      </w:r>
+    </w:p>
+    <w:p>
+      <w:pPr>
+        <w:spacing w:after="0"/>
+        <w:rPr>
+          <w:rFonts w:ascii="Palatino Linotype" w:hAnsi="Palatino Linotype"/>
+        </w:rPr>
+      </w:pPr>
+      <w:r>
+        <w:rPr>
+          <w:rFonts w:ascii="Palatino Linotype" w:hAnsi="Palatino Linotype"/>
+        </w:rPr>
+        <w:t xml:space="preserve">    print("\</w:t>
+      </w:r>
+      <w:proofErr w:type="spellStart"/>
+      <w:r>
+        <w:rPr>
+          <w:rFonts w:ascii="Palatino Linotype" w:hAnsi="Palatino Linotype"/>
+        </w:rPr>
+        <w:t>nDepartment</w:t>
+      </w:r>
+      <w:proofErr w:type="spellEnd"/>
+      <w:r>
+        <w:rPr>
+          <w:rFonts w:ascii="Palatino Linotype" w:hAnsi="Palatino Linotype"/>
+        </w:rPr>
+        <w:t>:", name)</w:t>
+      </w:r>
+    </w:p>
+    <w:p>
+      <w:pPr>
+        <w:spacing w:after="0"/>
+        <w:rPr>
+          <w:rFonts w:ascii="Palatino Linotype" w:hAnsi="Palatino Linotype"/>
+        </w:rPr>
+      </w:pPr>
+      <w:r>
+        <w:rPr>
+          <w:rFonts w:ascii="Palatino Linotype" w:hAnsi="Palatino Linotype"/>
+        </w:rPr>
+        <w:t xml:space="preserve">    print(group)</w:t>
+      </w:r>
+    </w:p>
+    <w:p>
+      <w:pPr>
+        <w:spacing w:after="0"/>
+        <w:rPr>
+          <w:rFonts w:ascii="Palatino Linotype" w:hAnsi="Palatino Linotype"/>
+        </w:rPr>
+      </w:pPr>
+    </w:p>
+    <w:p>
+      <w:pPr>
+        <w:spacing w:after="0"/>
+        <w:rPr>
+          <w:rFonts w:ascii="Palatino Linotype" w:hAnsi="Palatino Linotype"/>
+        </w:rPr>
+      </w:pPr>
+      <w:r>
+        <w:rPr>
+          <w:rFonts w:ascii="Palatino Linotype" w:hAnsi="Palatino Linotype"/>
+        </w:rPr>
+        <w:t># Calculate average marks for each department</w:t>
+      </w:r>
+    </w:p>
+    <w:p>
+      <w:pPr>
+        <w:spacing w:after="0"/>
+        <w:rPr>
+          <w:rFonts w:ascii="Palatino Linotype" w:hAnsi="Palatino Linotype"/>
+        </w:rPr>
+      </w:pPr>
+      <w:r>
+        <w:rPr>
+          <w:rFonts w:ascii="Palatino Linotype" w:hAnsi="Palatino Linotype"/>
+        </w:rPr>
+        <w:t>print("\</w:t>
+      </w:r>
+      <w:proofErr w:type="spellStart"/>
+      <w:r>
+        <w:rPr>
+          <w:rFonts w:ascii="Palatino Linotype" w:hAnsi="Palatino Linotype"/>
+        </w:rPr>
+        <w:t>nAverage</w:t>
+      </w:r>
+      <w:proofErr w:type="spellEnd"/>
+      <w:r>
+        <w:rPr>
+          <w:rFonts w:ascii="Palatino Linotype" w:hAnsi="Palatino Linotype"/>
+        </w:rPr>
+        <w:t xml:space="preserve"> Marks by Department:")</w:t>
+      </w:r>
+    </w:p>
+    <w:p>
+      <w:pPr>
+        <w:spacing w:after="0"/>
+        <w:rPr>
+          <w:rFonts w:ascii="Palatino Linotype" w:hAnsi="Palatino Linotype"/>
+        </w:rPr>
+      </w:pPr>
+      <w:r>
+        <w:rPr>
+          <w:rFonts w:ascii="Palatino Linotype" w:hAnsi="Palatino Linotype"/>
+        </w:rPr>
+        <w:t>print(</w:t>
+      </w:r>
+      <w:proofErr w:type="spellStart"/>
+      <w:r>
+        <w:rPr>
+          <w:rFonts w:ascii="Palatino Linotype" w:hAnsi="Palatino Linotype"/>
+        </w:rPr>
+        <w:t>df.groupby</w:t>
+      </w:r>
+      <w:proofErr w:type="spellEnd"/>
+      <w:r>
+        <w:rPr>
+          <w:rFonts w:ascii="Palatino Linotype" w:hAnsi="Palatino Linotype"/>
+        </w:rPr>
+        <w:t>('Department')['Marks'].mean())</w:t>
+      </w:r>
+    </w:p>
+    <w:p>
+      <w:pPr>
+        <w:spacing w:after="0"/>
+        <w:rPr>
+          <w:rFonts w:ascii="Palatino Linotype" w:hAnsi="Palatino Linotype"/>
+        </w:rPr>
+      </w:pPr>
+    </w:p>
+    <w:p>
+      <w:pPr>
+        <w:spacing w:after="0"/>
+        <w:rPr>
+          <w:rFonts w:ascii="Palatino Linotype" w:hAnsi="Palatino Linotype"/>
+        </w:rPr>
+      </w:pPr>
+      <w:r>
+        <w:rPr>
+          <w:rFonts w:ascii="Palatino Linotype" w:hAnsi="Palatino Linotype"/>
+        </w:rPr>
+        <w:t>*</w:t>
+      </w:r>
+      <w:r>
+        <w:rPr>
+          <w:rFonts w:ascii="Palatino Linotype" w:hAnsi="Palatino Linotype"/>
+        </w:rPr>
+        <w:t xml:space="preserve">/ </w:t>
+      </w:r>
+      <w:r>
+        <w:rPr>
+          <w:rFonts w:ascii="Palatino Linotype" w:hAnsi="Palatino Linotype"/>
+        </w:rPr>
+        <w:t># 2. Group by MULTIPLE KEYS</w:t>
+      </w:r>
+      <w:r>
+        <w:rPr>
+          <w:rFonts w:ascii="Palatino Linotype" w:hAnsi="Palatino Linotype"/>
+        </w:rPr>
+        <w:t xml:space="preserve"> </w:t>
+      </w:r>
+      <w:r>
+        <w:rPr>
+          <w:rFonts w:ascii="Palatino Linotype" w:hAnsi="Palatino Linotype"/>
+        </w:rPr>
+        <w:t xml:space="preserve">*/ </w:t>
+      </w:r>
+    </w:p>
+    <w:p>
+      <w:pPr>
+        <w:spacing w:after="0"/>
+        <w:rPr>
+          <w:rFonts w:ascii="Palatino Linotype" w:hAnsi="Palatino Linotype"/>
+        </w:rPr>
+      </w:pPr>
+    </w:p>
+    <w:p>
+      <w:pPr>
+        <w:spacing w:after="0"/>
+        <w:rPr>
+          <w:rFonts w:ascii="Palatino Linotype" w:hAnsi="Palatino Linotype"/>
+        </w:rPr>
+      </w:pPr>
+      <w:r>
+        <w:rPr>
+          <w:rFonts w:ascii="Palatino Linotype" w:hAnsi="Palatino Linotype"/>
+        </w:rPr>
+        <w:t>print("\n2. Group by Department and Year:")</w:t>
+      </w:r>
+    </w:p>
+    <w:p>
+      <w:pPr>
+        <w:spacing w:after="0"/>
+        <w:rPr>
+          <w:rFonts w:ascii="Palatino Linotype" w:hAnsi="Palatino Linotype"/>
+        </w:rPr>
+      </w:pPr>
+    </w:p>
+    <w:p>
+      <w:pPr>
+        <w:spacing w:after="0"/>
+        <w:rPr>
+          <w:rFonts w:ascii="Palatino Linotype" w:hAnsi="Palatino Linotype"/>
+        </w:rPr>
+      </w:pPr>
+      <w:r>
+        <w:rPr>
+          <w:rFonts w:ascii="Palatino Linotype" w:hAnsi="Palatino Linotype"/>
+        </w:rPr>
+        <w:t xml:space="preserve">group2 = </w:t>
+      </w:r>
+      <w:proofErr w:type="spellStart"/>
+      <w:r>
+        <w:rPr>
+          <w:rFonts w:ascii="Palatino Linotype" w:hAnsi="Palatino Linotype"/>
+        </w:rPr>
+        <w:t>df.groupby</w:t>
+      </w:r>
+      <w:proofErr w:type="spellEnd"/>
+      <w:r>
+        <w:rPr>
+          <w:rFonts w:ascii="Palatino Linotype" w:hAnsi="Palatino Linotype"/>
+        </w:rPr>
+        <w:t>(['Department', 'Year'])</w:t>
+      </w:r>
+    </w:p>
+    <w:p>
+      <w:pPr>
+        <w:spacing w:after="0"/>
+        <w:rPr>
+          <w:rFonts w:ascii="Palatino Linotype" w:hAnsi="Palatino Linotype"/>
+        </w:rPr>
+      </w:pPr>
+    </w:p>
+    <w:p>
+      <w:pPr>
+        <w:spacing w:after="0"/>
+        <w:rPr>
+          <w:rFonts w:ascii="Palatino Linotype" w:hAnsi="Palatino Linotype"/>
+        </w:rPr>
+      </w:pPr>
+      <w:r>
+        <w:rPr>
+          <w:rFonts w:ascii="Palatino Linotype" w:hAnsi="Palatino Linotype"/>
+        </w:rPr>
+        <w:t>for name, group in group2:</w:t>
+      </w:r>
+    </w:p>
+    <w:p>
+      <w:pPr>
+        <w:spacing w:after="0"/>
+        <w:rPr>
+          <w:rFonts w:ascii="Palatino Linotype" w:hAnsi="Palatino Linotype"/>
+        </w:rPr>
+      </w:pPr>
+      <w:r>
+        <w:rPr>
+          <w:rFonts w:ascii="Palatino Linotype" w:hAnsi="Palatino Linotype"/>
+        </w:rPr>
+        <w:t xml:space="preserve">    print("\</w:t>
+      </w:r>
+      <w:proofErr w:type="spellStart"/>
+      <w:r>
+        <w:rPr>
+          <w:rFonts w:ascii="Palatino Linotype" w:hAnsi="Palatino Linotype"/>
+        </w:rPr>
+        <w:t>nGroup</w:t>
+      </w:r>
+      <w:proofErr w:type="spellEnd"/>
+      <w:r>
+        <w:rPr>
+          <w:rFonts w:ascii="Palatino Linotype" w:hAnsi="Palatino Linotype"/>
+        </w:rPr>
+        <w:t>:", name)</w:t>
+      </w:r>
+    </w:p>
+    <w:p>
+      <w:pPr>
+        <w:spacing w:after="0"/>
+        <w:rPr>
+          <w:rFonts w:ascii="Palatino Linotype" w:hAnsi="Palatino Linotype"/>
+        </w:rPr>
+      </w:pPr>
+      <w:r>
+        <w:rPr>
+          <w:rFonts w:ascii="Palatino Linotype" w:hAnsi="Palatino Linotype"/>
+        </w:rPr>
+        <w:t xml:space="preserve">    print(group)</w:t>
+      </w:r>
+    </w:p>
+    <w:p>
+      <w:pPr>
+        <w:spacing w:after="0"/>
+        <w:rPr>
+          <w:rFonts w:ascii="Palatino Linotype" w:hAnsi="Palatino Linotype"/>
+        </w:rPr>
+      </w:pPr>
+    </w:p>
+    <w:p>
+      <w:pPr>
+        <w:spacing w:after="0"/>
+        <w:rPr>
+          <w:rFonts w:ascii="Palatino Linotype" w:hAnsi="Palatino Linotype"/>
+        </w:rPr>
+      </w:pPr>
+      <w:r>
+        <w:rPr>
+          <w:rFonts w:ascii="Palatino Linotype" w:hAnsi="Palatino Linotype"/>
+        </w:rPr>
+        <w:t># Calculate average marks for each Department and Year</w:t>
+      </w:r>
+    </w:p>
+    <w:p>
+      <w:pPr>
+        <w:spacing w:after="0"/>
+        <w:rPr>
+          <w:rFonts w:ascii="Palatino Linotype" w:hAnsi="Palatino Linotype"/>
+        </w:rPr>
+      </w:pPr>
+      <w:r>
+        <w:rPr>
+          <w:rFonts w:ascii="Palatino Linotype" w:hAnsi="Palatino Linotype"/>
+        </w:rPr>
+        <w:t>print("\</w:t>
+      </w:r>
+      <w:proofErr w:type="spellStart"/>
+      <w:r>
+        <w:rPr>
+          <w:rFonts w:ascii="Palatino Linotype" w:hAnsi="Palatino Linotype"/>
+        </w:rPr>
+        <w:t>nAverage</w:t>
+      </w:r>
+      <w:proofErr w:type="spellEnd"/>
+      <w:r>
+        <w:rPr>
+          <w:rFonts w:ascii="Palatino Linotype" w:hAnsi="Palatino Linotype"/>
+        </w:rPr>
+        <w:t xml:space="preserve"> Marks by Department and Year:")</w:t>
+      </w:r>
+    </w:p>
+    <w:p>
+      <w:pPr>
+        <w:spacing w:after="0"/>
+        <w:rPr>
+          <w:rFonts w:ascii="Palatino Linotype" w:hAnsi="Palatino Linotype"/>
+        </w:rPr>
+      </w:pPr>
+      <w:r>
+        <w:rPr>
+          <w:rFonts w:ascii="Palatino Linotype" w:hAnsi="Palatino Linotype"/>
+        </w:rPr>
+        <w:t>print(</w:t>
+      </w:r>
+      <w:proofErr w:type="spellStart"/>
+      <w:r>
+        <w:rPr>
+          <w:rFonts w:ascii="Palatino Linotype" w:hAnsi="Palatino Linotype"/>
+        </w:rPr>
+        <w:t>df.groupby</w:t>
+      </w:r>
+      <w:proofErr w:type="spellEnd"/>
+      <w:r>
+        <w:rPr>
+          <w:rFonts w:ascii="Palatino Linotype" w:hAnsi="Palatino Linotype"/>
+        </w:rPr>
+        <w:t>(['Department', 'Year'])['Marks'].mean())</w:t>
+      </w:r>
+    </w:p>
+    <w:p>
+      <w:pPr>
+        <w:pStyle w:val="Heading1"/>
+        <w:spacing w:before="0"/>
+        <w:rPr>
+          <w:rFonts w:ascii="Palatino Linotype" w:hAnsi="Palatino Linotype"/>
+          <w:b w:val="0"/>
+          <w:bCs w:val="0"/>
+          <w:color w:val="000000" w:themeColor="text1"/>
+        </w:rPr>
+      </w:pPr>
+      <w:r>
+        <w:rPr>
+          <w:rFonts w:ascii="Palatino Linotype" w:hAnsi="Palatino Linotype"/>
+          <w:b w:val="0"/>
+          <w:bCs w:val="0"/>
+          <w:color w:val="000000" w:themeColor="text1"/>
+        </w:rPr>
+        <w:lastRenderedPageBreak/>
+        <w:t>Output:</w:t>
+      </w:r>
+    </w:p>
+    <w:p>
+      <w:pPr>
+        <w:pStyle w:val="Heading1"/>
+        <w:spacing w:before="0"/>
+        <w:rPr>
+          <w:rFonts w:ascii="Palatino Linotype" w:hAnsi="Palatino Linotype"/>
+          <w:b w:val="0"/>
+          <w:bCs w:val="0"/>
+          <w:color w:val="000000" w:themeColor="text1"/>
+        </w:rPr>
+      </w:pPr>
+      <w:r>
+        <w:rPr>
+          <w:rFonts w:ascii="Palatino Linotype" w:hAnsi="Palatino Linotype"/>
+          <w:b w:val="0"/>
+          <w:bCs w:val="0"/>
+          <w:color w:val="000000" w:themeColor="text1"/>
+        </w:rPr>
+        <w:t xml:space="preserve">Original </w:t>
+      </w:r>
+      <w:proofErr w:type="spellStart"/>
+      <w:r>
+        <w:rPr>
+          <w:rFonts w:ascii="Palatino Linotype" w:hAnsi="Palatino Linotype"/>
+          <w:b w:val="0"/>
+          <w:bCs w:val="0"/>
+          <w:color w:val="000000" w:themeColor="text1"/>
+        </w:rPr>
+        <w:t>DataFrame</w:t>
+      </w:r>
+      <w:proofErr w:type="spellEnd"/>
+      <w:r>
+        <w:rPr>
+          <w:rFonts w:ascii="Palatino Linotype" w:hAnsi="Palatino Linotype"/>
+          <w:b w:val="0"/>
+          <w:bCs w:val="0"/>
+          <w:color w:val="000000" w:themeColor="text1"/>
+        </w:rPr>
+        <w:t>:</w:t>
+      </w:r>
+    </w:p>
+    <w:p>
+      <w:pPr>
+        <w:pStyle w:val="Heading1"/>
+        <w:spacing w:before="0"/>
+        <w:rPr>
+          <w:rFonts w:ascii="Palatino Linotype" w:hAnsi="Palatino Linotype"/>
+          <w:b w:val="0"/>
+          <w:bCs w:val="0"/>
+          <w:color w:val="000000" w:themeColor="text1"/>
+        </w:rPr>
+      </w:pPr>
+      <w:r>
+        <w:rPr>
+          <w:rFonts w:ascii="Palatino Linotype" w:hAnsi="Palatino Linotype"/>
+          <w:b w:val="0"/>
+          <w:bCs w:val="0"/>
+          <w:color w:val="000000" w:themeColor="text1"/>
+        </w:rPr>
+        <w:t xml:space="preserve">      Name Department  Year  Marks</w:t>
+      </w:r>
+    </w:p>
+    <w:p>
+      <w:pPr>
+        <w:pStyle w:val="Heading1"/>
+        <w:spacing w:before="0"/>
+        <w:rPr>
+          <w:rFonts w:ascii="Palatino Linotype" w:hAnsi="Palatino Linotype"/>
+          <w:b w:val="0"/>
+          <w:bCs w:val="0"/>
+          <w:color w:val="000000" w:themeColor="text1"/>
+          <w:lang w:val="it-IT"/>
+        </w:rPr>
+      </w:pPr>
+      <w:r>
+        <w:rPr>
+          <w:rFonts w:ascii="Palatino Linotype" w:hAnsi="Palatino Linotype"/>
+          <w:b w:val="0"/>
+          <w:bCs w:val="0"/>
+          <w:color w:val="000000" w:themeColor="text1"/>
+          <w:lang w:val="it-IT"/>
+        </w:rPr>
+        <w:t>0     Ravi        CSE     2     85</w:t>
+      </w:r>
+    </w:p>
+    <w:p>
+      <w:pPr>
+        <w:pStyle w:val="Heading1"/>
+        <w:spacing w:before="0"/>
+        <w:rPr>
+          <w:rFonts w:ascii="Palatino Linotype" w:hAnsi="Palatino Linotype"/>
+          <w:b w:val="0"/>
+          <w:bCs w:val="0"/>
+          <w:color w:val="000000" w:themeColor="text1"/>
+          <w:lang w:val="it-IT"/>
+        </w:rPr>
+      </w:pPr>
+      <w:r>
+        <w:rPr>
+          <w:rFonts w:ascii="Palatino Linotype" w:hAnsi="Palatino Linotype"/>
+          <w:b w:val="0"/>
+          <w:bCs w:val="0"/>
+          <w:color w:val="000000" w:themeColor="text1"/>
+          <w:lang w:val="it-IT"/>
+        </w:rPr>
+        <w:t>1     Sita        CSE     2     90</w:t>
+      </w:r>
+    </w:p>
+    <w:p>
+      <w:pPr>
+        <w:pStyle w:val="Heading1"/>
+        <w:spacing w:before="0"/>
+        <w:rPr>
+          <w:rFonts w:ascii="Palatino Linotype" w:hAnsi="Palatino Linotype"/>
+          <w:b w:val="0"/>
+          <w:bCs w:val="0"/>
+          <w:color w:val="000000" w:themeColor="text1"/>
+          <w:lang w:val="it-IT"/>
+        </w:rPr>
+      </w:pPr>
+      <w:r>
+        <w:rPr>
+          <w:rFonts w:ascii="Palatino Linotype" w:hAnsi="Palatino Linotype"/>
+          <w:b w:val="0"/>
+          <w:bCs w:val="0"/>
+          <w:color w:val="000000" w:themeColor="text1"/>
+          <w:lang w:val="it-IT"/>
+        </w:rPr>
+        <w:t>2     Arun        ECE     3     78</w:t>
+      </w:r>
+    </w:p>
+    <w:p>
+      <w:pPr>
+        <w:pStyle w:val="Heading1"/>
+        <w:spacing w:before="0"/>
+        <w:rPr>
+          <w:rFonts w:ascii="Palatino Linotype" w:hAnsi="Palatino Linotype"/>
+          <w:b w:val="0"/>
+          <w:bCs w:val="0"/>
+          <w:color w:val="000000" w:themeColor="text1"/>
+          <w:lang w:val="it-IT"/>
+        </w:rPr>
+      </w:pPr>
+      <w:r>
+        <w:rPr>
+          <w:rFonts w:ascii="Palatino Linotype" w:hAnsi="Palatino Linotype"/>
+          <w:b w:val="0"/>
+          <w:bCs w:val="0"/>
+          <w:color w:val="000000" w:themeColor="text1"/>
+          <w:lang w:val="it-IT"/>
+        </w:rPr>
+        <w:t>3    Priya        ECE     3     88</w:t>
+      </w:r>
+    </w:p>
+    <w:p>
+      <w:pPr>
+        <w:pStyle w:val="Heading1"/>
+        <w:spacing w:before="0"/>
+        <w:rPr>
+          <w:rFonts w:ascii="Palatino Linotype" w:hAnsi="Palatino Linotype"/>
+          <w:b w:val="0"/>
+          <w:bCs w:val="0"/>
+          <w:color w:val="000000" w:themeColor="text1"/>
+          <w:lang w:val="it-IT"/>
+        </w:rPr>
+      </w:pPr>
+      <w:r>
+        <w:rPr>
+          <w:rFonts w:ascii="Palatino Linotype" w:hAnsi="Palatino Linotype"/>
+          <w:b w:val="0"/>
+          <w:bCs w:val="0"/>
+          <w:color w:val="000000" w:themeColor="text1"/>
+          <w:lang w:val="it-IT"/>
+        </w:rPr>
+        <w:t>4    Kiran        CSE     2     75</w:t>
+      </w:r>
+    </w:p>
+    <w:p>
+      <w:pPr>
+        <w:pStyle w:val="Heading1"/>
+        <w:spacing w:before="0"/>
+        <w:rPr>
+          <w:rFonts w:ascii="Palatino Linotype" w:hAnsi="Palatino Linotype"/>
+          <w:b w:val="0"/>
+          <w:bCs w:val="0"/>
+          <w:color w:val="000000" w:themeColor="text1"/>
+          <w:lang w:val="it-IT"/>
+        </w:rPr>
+      </w:pPr>
+      <w:r>
+        <w:rPr>
+          <w:rFonts w:ascii="Palatino Linotype" w:hAnsi="Palatino Linotype"/>
+          <w:b w:val="0"/>
+          <w:bCs w:val="0"/>
+          <w:color w:val="000000" w:themeColor="text1"/>
+          <w:lang w:val="it-IT"/>
+        </w:rPr>
+        <w:t>5     Anil        ECE     3     82</w:t>
+      </w:r>
+    </w:p>
+    <w:p>
+      <w:pPr>
+        <w:pStyle w:val="Heading1"/>
+        <w:spacing w:before="0"/>
+        <w:rPr>
+          <w:rFonts w:ascii="Palatino Linotype" w:hAnsi="Palatino Linotype"/>
+          <w:b w:val="0"/>
+          <w:bCs w:val="0"/>
+          <w:color w:val="000000" w:themeColor="text1"/>
+        </w:rPr>
+      </w:pPr>
+      <w:r>
+        <w:rPr>
+          <w:rFonts w:ascii="Palatino Linotype" w:hAnsi="Palatino Linotype"/>
+          <w:b w:val="0"/>
+          <w:bCs w:val="0"/>
+          <w:color w:val="000000" w:themeColor="text1"/>
+        </w:rPr>
+        <w:t>6  Lakshmi        CSE     3     95</w:t>
+      </w:r>
+    </w:p>
+    <w:p>
+      <w:pPr>
+        <w:pStyle w:val="Heading1"/>
+        <w:spacing w:before="0"/>
+        <w:rPr>
+          <w:rFonts w:ascii="Palatino Linotype" w:hAnsi="Palatino Linotype"/>
+          <w:b w:val="0"/>
+          <w:bCs w:val="0"/>
+          <w:color w:val="000000" w:themeColor="text1"/>
+        </w:rPr>
+      </w:pPr>
+      <w:r>
+        <w:rPr>
+          <w:rFonts w:ascii="Palatino Linotype" w:hAnsi="Palatino Linotype"/>
+          <w:b w:val="0"/>
+          <w:bCs w:val="0"/>
+          <w:color w:val="000000" w:themeColor="text1"/>
+        </w:rPr>
+        <w:t>7    Rahul        ECE     2     70</w:t>
+      </w:r>
+    </w:p>
+    <w:p>
+      <w:pPr>
+        <w:pStyle w:val="Heading1"/>
+        <w:spacing w:before="0"/>
+        <w:rPr>
+          <w:rFonts w:ascii="Palatino Linotype" w:hAnsi="Palatino Linotype"/>
+          <w:b w:val="0"/>
+          <w:bCs w:val="0"/>
+          <w:color w:val="000000" w:themeColor="text1"/>
+        </w:rPr>
+      </w:pPr>
+    </w:p>
+    <w:p>
+      <w:pPr>
+        <w:pStyle w:val="Heading1"/>
+        <w:spacing w:before="0"/>
+        <w:rPr>
+          <w:rFonts w:ascii="Palatino Linotype" w:hAnsi="Palatino Linotype"/>
+          <w:b w:val="0"/>
+          <w:bCs w:val="0"/>
+          <w:color w:val="000000" w:themeColor="text1"/>
+        </w:rPr>
+      </w:pPr>
+    </w:p>
+    <w:p>
+      <w:pPr>
+        <w:pStyle w:val="Heading1"/>
+        <w:spacing w:before="0"/>
+        <w:rPr>
+          <w:rFonts w:ascii="Palatino Linotype" w:hAnsi="Palatino Linotype"/>
+          <w:b w:val="0"/>
+          <w:bCs w:val="0"/>
+          <w:color w:val="000000" w:themeColor="text1"/>
+        </w:rPr>
+      </w:pPr>
+      <w:r>
+        <w:rPr>
+          <w:rFonts w:ascii="Palatino Linotype" w:hAnsi="Palatino Linotype"/>
+          <w:b w:val="0"/>
+          <w:bCs w:val="0"/>
+          <w:color w:val="000000" w:themeColor="text1"/>
+        </w:rPr>
+        <w:t>1. Group by Department:</w:t>
+      </w:r>
+    </w:p>
+    <w:p>
+      <w:pPr>
+        <w:pStyle w:val="Heading1"/>
+        <w:spacing w:before="0"/>
+        <w:rPr>
+          <w:rFonts w:ascii="Palatino Linotype" w:hAnsi="Palatino Linotype"/>
+          <w:b w:val="0"/>
+          <w:bCs w:val="0"/>
+          <w:color w:val="000000" w:themeColor="text1"/>
+        </w:rPr>
+      </w:pPr>
+    </w:p>
+    <w:p>
+      <w:pPr>
+        <w:pStyle w:val="Heading1"/>
+        <w:spacing w:before="0"/>
+        <w:rPr>
+          <w:rFonts w:ascii="Palatino Linotype" w:hAnsi="Palatino Linotype"/>
+          <w:b w:val="0"/>
+          <w:bCs w:val="0"/>
+          <w:color w:val="000000" w:themeColor="text1"/>
+        </w:rPr>
+      </w:pPr>
+      <w:r>
+        <w:rPr>
+          <w:rFonts w:ascii="Palatino Linotype" w:hAnsi="Palatino Linotype"/>
+          <w:b w:val="0"/>
+          <w:bCs w:val="0"/>
+          <w:color w:val="000000" w:themeColor="text1"/>
+        </w:rPr>
+        <w:t>Department: CSE</w:t>
+      </w:r>
+    </w:p>
+    <w:p>
+      <w:pPr>
+        <w:pStyle w:val="Heading1"/>
+        <w:spacing w:before="0"/>
+        <w:rPr>
+          <w:rFonts w:ascii="Palatino Linotype" w:hAnsi="Palatino Linotype"/>
+          <w:b w:val="0"/>
+          <w:bCs w:val="0"/>
+          <w:color w:val="000000" w:themeColor="text1"/>
+        </w:rPr>
+      </w:pPr>
+      <w:r>
+        <w:rPr>
+          <w:rFonts w:ascii="Palatino Linotype" w:hAnsi="Palatino Linotype"/>
+          <w:b w:val="0"/>
+          <w:bCs w:val="0"/>
+          <w:color w:val="000000" w:themeColor="text1"/>
+        </w:rPr>
+        <w:t xml:space="preserve">      Name Department  Year  Marks</w:t>
+      </w:r>
+    </w:p>
+    <w:p>
+      <w:pPr>
+        <w:pStyle w:val="Heading1"/>
+        <w:spacing w:before="0"/>
+        <w:rPr>
+          <w:rFonts w:ascii="Palatino Linotype" w:hAnsi="Palatino Linotype"/>
+          <w:b w:val="0"/>
+          <w:bCs w:val="0"/>
+          <w:color w:val="000000" w:themeColor="text1"/>
+          <w:lang w:val="it-IT"/>
+        </w:rPr>
+      </w:pPr>
+      <w:r>
+        <w:rPr>
+          <w:rFonts w:ascii="Palatino Linotype" w:hAnsi="Palatino Linotype"/>
+          <w:b w:val="0"/>
+          <w:bCs w:val="0"/>
+          <w:color w:val="000000" w:themeColor="text1"/>
+          <w:lang w:val="it-IT"/>
+        </w:rPr>
+        <w:t>0     Ravi        CSE     2     85</w:t>
+      </w:r>
+    </w:p>
+    <w:p>
+      <w:pPr>
+        <w:pStyle w:val="Heading1"/>
+        <w:spacing w:before="0"/>
+        <w:rPr>
+          <w:rFonts w:ascii="Palatino Linotype" w:hAnsi="Palatino Linotype"/>
+          <w:b w:val="0"/>
+          <w:bCs w:val="0"/>
+          <w:color w:val="000000" w:themeColor="text1"/>
+          <w:lang w:val="it-IT"/>
+        </w:rPr>
+      </w:pPr>
+      <w:r>
+        <w:rPr>
+          <w:rFonts w:ascii="Palatino Linotype" w:hAnsi="Palatino Linotype"/>
+          <w:b w:val="0"/>
+          <w:bCs w:val="0"/>
+          <w:color w:val="000000" w:themeColor="text1"/>
+          <w:lang w:val="it-IT"/>
+        </w:rPr>
+        <w:t>1     Sita        CSE     2     90</w:t>
+      </w:r>
+    </w:p>
+    <w:p>
+      <w:pPr>
+        <w:pStyle w:val="Heading1"/>
+        <w:spacing w:before="0"/>
+        <w:rPr>
+          <w:rFonts w:ascii="Palatino Linotype" w:hAnsi="Palatino Linotype"/>
+          <w:b w:val="0"/>
+          <w:bCs w:val="0"/>
+          <w:color w:val="000000" w:themeColor="text1"/>
+          <w:lang w:val="it-IT"/>
+        </w:rPr>
+      </w:pPr>
+      <w:r>
+        <w:rPr>
+          <w:rFonts w:ascii="Palatino Linotype" w:hAnsi="Palatino Linotype"/>
+          <w:b w:val="0"/>
+          <w:bCs w:val="0"/>
+          <w:color w:val="000000" w:themeColor="text1"/>
+          <w:lang w:val="it-IT"/>
+        </w:rPr>
+        <w:t>4    Kiran        CSE     2     75</w:t>
+      </w:r>
+    </w:p>
+    <w:p>
+      <w:pPr>
+        <w:pStyle w:val="Heading1"/>
+        <w:spacing w:before="0"/>
+        <w:rPr>
+          <w:rFonts w:ascii="Palatino Linotype" w:hAnsi="Palatino Linotype"/>
+          <w:b w:val="0"/>
+          <w:bCs w:val="0"/>
+          <w:color w:val="000000" w:themeColor="text1"/>
+        </w:rPr>
+      </w:pPr>
+      <w:r>
+        <w:rPr>
+          <w:rFonts w:ascii="Palatino Linotype" w:hAnsi="Palatino Linotype"/>
+          <w:b w:val="0"/>
+          <w:bCs w:val="0"/>
+          <w:color w:val="000000" w:themeColor="text1"/>
+        </w:rPr>
+        <w:t>6  Lakshmi        CSE     3     95</w:t>
+      </w:r>
+    </w:p>
+    <w:p>
+      <w:pPr>
+        <w:pStyle w:val="Heading1"/>
+        <w:spacing w:before="0"/>
+        <w:rPr>
+          <w:rFonts w:ascii="Palatino Linotype" w:hAnsi="Palatino Linotype"/>
+          <w:b w:val="0"/>
+          <w:bCs w:val="0"/>
+          <w:color w:val="000000" w:themeColor="text1"/>
+        </w:rPr>
+      </w:pPr>
+    </w:p>
+    <w:p>
+      <w:pPr>
+        <w:pStyle w:val="Heading1"/>
+        <w:spacing w:before="0"/>
+        <w:rPr>
+          <w:rFonts w:ascii="Palatino Linotype" w:hAnsi="Palatino Linotype"/>
+          <w:b w:val="0"/>
+          <w:bCs w:val="0"/>
+          <w:color w:val="000000" w:themeColor="text1"/>
+        </w:rPr>
+      </w:pPr>
+      <w:r>
+        <w:rPr>
+          <w:rFonts w:ascii="Palatino Linotype" w:hAnsi="Palatino Linotype"/>
+          <w:b w:val="0"/>
+          <w:bCs w:val="0"/>
+          <w:color w:val="000000" w:themeColor="text1"/>
+        </w:rPr>
+        <w:t>Department: ECE</w:t>
+      </w:r>
+    </w:p>
+    <w:p>
+      <w:pPr>
+        <w:pStyle w:val="Heading1"/>
+        <w:spacing w:before="0"/>
+        <w:rPr>
+          <w:rFonts w:ascii="Palatino Linotype" w:hAnsi="Palatino Linotype"/>
+          <w:b w:val="0"/>
+          <w:bCs w:val="0"/>
+          <w:color w:val="000000" w:themeColor="text1"/>
+        </w:rPr>
+      </w:pPr>
+      <w:r>
+        <w:rPr>
+          <w:rFonts w:ascii="Palatino Linotype" w:hAnsi="Palatino Linotype"/>
+          <w:b w:val="0"/>
+          <w:bCs w:val="0"/>
+          <w:color w:val="000000" w:themeColor="text1"/>
+        </w:rPr>
+        <w:t xml:space="preserve">    Name Department  Year  Marks</w:t>
+      </w:r>
+    </w:p>
+    <w:p>
+      <w:pPr>
+        <w:pStyle w:val="Heading1"/>
+        <w:spacing w:before="0"/>
+        <w:rPr>
+          <w:rFonts w:ascii="Palatino Linotype" w:hAnsi="Palatino Linotype"/>
+          <w:b w:val="0"/>
+          <w:bCs w:val="0"/>
+          <w:color w:val="000000" w:themeColor="text1"/>
+          <w:lang w:val="it-IT"/>
+        </w:rPr>
+      </w:pPr>
+      <w:r>
+        <w:rPr>
+          <w:rFonts w:ascii="Palatino Linotype" w:hAnsi="Palatino Linotype"/>
+          <w:b w:val="0"/>
+          <w:bCs w:val="0"/>
+          <w:color w:val="000000" w:themeColor="text1"/>
+          <w:lang w:val="it-IT"/>
+        </w:rPr>
+        <w:t>2   Arun        ECE     3     78</w:t>
+      </w:r>
+    </w:p>
+    <w:p>
+      <w:pPr>
+        <w:pStyle w:val="Heading1"/>
+        <w:spacing w:before="0"/>
+        <w:rPr>
+          <w:rFonts w:ascii="Palatino Linotype" w:hAnsi="Palatino Linotype"/>
+          <w:b w:val="0"/>
+          <w:bCs w:val="0"/>
+          <w:color w:val="000000" w:themeColor="text1"/>
+          <w:lang w:val="it-IT"/>
+        </w:rPr>
+      </w:pPr>
+      <w:r>
+        <w:rPr>
+          <w:rFonts w:ascii="Palatino Linotype" w:hAnsi="Palatino Linotype"/>
+          <w:b w:val="0"/>
+          <w:bCs w:val="0"/>
+          <w:color w:val="000000" w:themeColor="text1"/>
+          <w:lang w:val="it-IT"/>
+        </w:rPr>
+        <w:t>3  Priya        ECE     3     88</w:t>
+      </w:r>
+    </w:p>
+    <w:p>
+      <w:pPr>
+        <w:pStyle w:val="Heading1"/>
+        <w:spacing w:before="0"/>
+        <w:rPr>
+          <w:rFonts w:ascii="Palatino Linotype" w:hAnsi="Palatino Linotype"/>
+          <w:b w:val="0"/>
+          <w:bCs w:val="0"/>
+          <w:color w:val="000000" w:themeColor="text1"/>
+          <w:lang w:val="it-IT"/>
+        </w:rPr>
+      </w:pPr>
+      <w:r>
+        <w:rPr>
+          <w:rFonts w:ascii="Palatino Linotype" w:hAnsi="Palatino Linotype"/>
+          <w:b w:val="0"/>
+          <w:bCs w:val="0"/>
+          <w:color w:val="000000" w:themeColor="text1"/>
+          <w:lang w:val="it-IT"/>
+        </w:rPr>
+        <w:t>5   Anil        ECE     3     82</w:t>
+      </w:r>
+    </w:p>
+    <w:p>
+      <w:pPr>
+        <w:pStyle w:val="Heading1"/>
+        <w:spacing w:before="0"/>
+        <w:rPr>
+          <w:rFonts w:ascii="Palatino Linotype" w:hAnsi="Palatino Linotype"/>
+          <w:b w:val="0"/>
+          <w:bCs w:val="0"/>
+          <w:color w:val="000000" w:themeColor="text1"/>
+        </w:rPr>
+      </w:pPr>
+      <w:r>
+        <w:rPr>
+          <w:rFonts w:ascii="Palatino Linotype" w:hAnsi="Palatino Linotype"/>
+          <w:b w:val="0"/>
+          <w:bCs w:val="0"/>
+          <w:color w:val="000000" w:themeColor="text1"/>
+        </w:rPr>
+        <w:t>7  Rahul        ECE     2     70</w:t>
+      </w:r>
+    </w:p>
+    <w:p>
+      <w:pPr>
+        <w:pStyle w:val="Heading1"/>
+        <w:spacing w:before="0"/>
+        <w:rPr>
+          <w:rFonts w:ascii="Palatino Linotype" w:hAnsi="Palatino Linotype"/>
+          <w:b w:val="0"/>
+          <w:bCs w:val="0"/>
+          <w:color w:val="000000" w:themeColor="text1"/>
+        </w:rPr>
+      </w:pPr>
+    </w:p>
+    <w:p>
+      <w:pPr>
+        <w:pStyle w:val="Heading1"/>
+        <w:spacing w:before="0"/>
+        <w:rPr>
+          <w:rFonts w:ascii="Palatino Linotype" w:hAnsi="Palatino Linotype"/>
+          <w:b w:val="0"/>
+          <w:bCs w:val="0"/>
+          <w:color w:val="000000" w:themeColor="text1"/>
+        </w:rPr>
+      </w:pPr>
+    </w:p>
+    <w:p>
+      <w:pPr>
+        <w:pStyle w:val="Heading1"/>
+        <w:spacing w:before="0"/>
+        <w:rPr>
+          <w:rFonts w:ascii="Palatino Linotype" w:hAnsi="Palatino Linotype"/>
+          <w:b w:val="0"/>
+          <w:bCs w:val="0"/>
+          <w:color w:val="000000" w:themeColor="text1"/>
+        </w:rPr>
+      </w:pPr>
+      <w:r>
+        <w:rPr>
+          <w:rFonts w:ascii="Palatino Linotype" w:hAnsi="Palatino Linotype"/>
+          <w:b w:val="0"/>
+          <w:bCs w:val="0"/>
+          <w:color w:val="000000" w:themeColor="text1"/>
+        </w:rPr>
+        <w:t>Average Marks by Department:</w:t>
+      </w:r>
+    </w:p>
+    <w:p>
+      <w:pPr>
+        <w:pStyle w:val="Heading1"/>
+        <w:spacing w:before="0"/>
+        <w:rPr>
+          <w:rFonts w:ascii="Palatino Linotype" w:hAnsi="Palatino Linotype"/>
+          <w:b w:val="0"/>
+          <w:bCs w:val="0"/>
+          <w:color w:val="000000" w:themeColor="text1"/>
+        </w:rPr>
+      </w:pPr>
+      <w:r>
+        <w:rPr>
+          <w:rFonts w:ascii="Palatino Linotype" w:hAnsi="Palatino Linotype"/>
+          <w:b w:val="0"/>
+          <w:bCs w:val="0"/>
+          <w:color w:val="000000" w:themeColor="text1"/>
+        </w:rPr>
+        <w:t>Department</w:t>
+      </w:r>
+    </w:p>
+    <w:p>
+      <w:pPr>
+        <w:pStyle w:val="Heading1"/>
+        <w:spacing w:before="0"/>
+        <w:rPr>
+          <w:rFonts w:ascii="Palatino Linotype" w:hAnsi="Palatino Linotype"/>
+          <w:b w:val="0"/>
+          <w:bCs w:val="0"/>
+          <w:color w:val="000000" w:themeColor="text1"/>
+        </w:rPr>
+      </w:pPr>
+      <w:r>
+        <w:rPr>
+          <w:rFonts w:ascii="Palatino Linotype" w:hAnsi="Palatino Linotype"/>
+          <w:b w:val="0"/>
+          <w:bCs w:val="0"/>
+          <w:color w:val="000000" w:themeColor="text1"/>
+        </w:rPr>
+        <w:t>CSE    86.25</w:t>
+      </w:r>
+    </w:p>
+    <w:p>
+      <w:pPr>
+        <w:pStyle w:val="Heading1"/>
+        <w:spacing w:before="0"/>
+        <w:rPr>
+          <w:rFonts w:ascii="Palatino Linotype" w:hAnsi="Palatino Linotype"/>
+          <w:b w:val="0"/>
+          <w:bCs w:val="0"/>
+          <w:color w:val="000000" w:themeColor="text1"/>
+        </w:rPr>
+      </w:pPr>
+      <w:r>
+        <w:rPr>
+          <w:rFonts w:ascii="Palatino Linotype" w:hAnsi="Palatino Linotype"/>
+          <w:b w:val="0"/>
+          <w:bCs w:val="0"/>
+          <w:color w:val="000000" w:themeColor="text1"/>
+        </w:rPr>
+        <w:t>ECE    79.50</w:t>
+      </w:r>
+    </w:p>
+    <w:p>
+      <w:pPr>
+        <w:pStyle w:val="Heading1"/>
+        <w:spacing w:before="0"/>
+        <w:rPr>
+          <w:rFonts w:ascii="Palatino Linotype" w:hAnsi="Palatino Linotype"/>
+          <w:b w:val="0"/>
+          <w:bCs w:val="0"/>
+          <w:color w:val="000000" w:themeColor="text1"/>
+        </w:rPr>
+      </w:pPr>
+      <w:r>
+        <w:rPr>
+          <w:rFonts w:ascii="Palatino Linotype" w:hAnsi="Palatino Linotype"/>
+          <w:b w:val="0"/>
+          <w:bCs w:val="0"/>
+          <w:color w:val="000000" w:themeColor="text1"/>
+        </w:rPr>
+        <w:t xml:space="preserve">Name: Marks, </w:t>
+      </w:r>
+      <w:proofErr w:type="spellStart"/>
+      <w:r>
+        <w:rPr>
+          <w:rFonts w:ascii="Palatino Linotype" w:hAnsi="Palatino Linotype"/>
+          <w:b w:val="0"/>
+          <w:bCs w:val="0"/>
+          <w:color w:val="000000" w:themeColor="text1"/>
+        </w:rPr>
+        <w:t>dtype</w:t>
+      </w:r>
+      <w:proofErr w:type="spellEnd"/>
+      <w:r>
+        <w:rPr>
+          <w:rFonts w:ascii="Palatino Linotype" w:hAnsi="Palatino Linotype"/>
+          <w:b w:val="0"/>
+          <w:bCs w:val="0"/>
+          <w:color w:val="000000" w:themeColor="text1"/>
+        </w:rPr>
+        <w:t>: float64</w:t>
+      </w:r>
+    </w:p>
+    <w:p>
+      <w:pPr>
+        <w:pStyle w:val="Heading1"/>
+        <w:spacing w:before="0"/>
+        <w:rPr>
+          <w:rFonts w:ascii="Palatino Linotype" w:hAnsi="Palatino Linotype"/>
+          <w:b w:val="0"/>
+          <w:bCs w:val="0"/>
+          <w:color w:val="000000" w:themeColor="text1"/>
+        </w:rPr>
+      </w:pPr>
+    </w:p>
+    <w:p>
+      <w:pPr>
+        <w:pStyle w:val="Heading1"/>
+        <w:spacing w:before="0"/>
+        <w:rPr>
+          <w:rFonts w:ascii="Palatino Linotype" w:hAnsi="Palatino Linotype"/>
+          <w:b w:val="0"/>
+          <w:bCs w:val="0"/>
+          <w:color w:val="000000" w:themeColor="text1"/>
+        </w:rPr>
+      </w:pPr>
+    </w:p>
+    <w:p>
+      <w:pPr>
+        <w:pStyle w:val="Heading1"/>
+        <w:spacing w:before="0"/>
+        <w:rPr>
+          <w:rFonts w:ascii="Palatino Linotype" w:hAnsi="Palatino Linotype"/>
+          <w:b w:val="0"/>
+          <w:bCs w:val="0"/>
+          <w:color w:val="000000" w:themeColor="text1"/>
+        </w:rPr>
+      </w:pPr>
+      <w:r>
+        <w:rPr>
+          <w:rFonts w:ascii="Palatino Linotype" w:hAnsi="Palatino Linotype"/>
+          <w:b w:val="0"/>
+          <w:bCs w:val="0"/>
+          <w:color w:val="000000" w:themeColor="text1"/>
+        </w:rPr>
+        <w:t>2. Group by Department and Year:</w:t>
+      </w:r>
+    </w:p>
+    <w:p>
+      <w:pPr>
+        <w:pStyle w:val="Heading1"/>
+        <w:spacing w:before="0"/>
+        <w:rPr>
+          <w:rFonts w:ascii="Palatino Linotype" w:hAnsi="Palatino Linotype"/>
+          <w:b w:val="0"/>
+          <w:bCs w:val="0"/>
+          <w:color w:val="000000" w:themeColor="text1"/>
+        </w:rPr>
+      </w:pPr>
+    </w:p>
+    <w:p>
+      <w:pPr>
+        <w:pStyle w:val="Heading1"/>
+        <w:spacing w:before="0"/>
+        <w:rPr>
+          <w:rFonts w:ascii="Palatino Linotype" w:hAnsi="Palatino Linotype"/>
+          <w:b w:val="0"/>
+          <w:bCs w:val="0"/>
+          <w:color w:val="000000" w:themeColor="text1"/>
+        </w:rPr>
+      </w:pPr>
+      <w:r>
+        <w:rPr>
+          <w:rFonts w:ascii="Palatino Linotype" w:hAnsi="Palatino Linotype"/>
+          <w:b w:val="0"/>
+          <w:bCs w:val="0"/>
+          <w:color w:val="000000" w:themeColor="text1"/>
+        </w:rPr>
+        <w:t>Group: ('CSE', 2)</w:t>
+      </w:r>
+    </w:p>
+    <w:p>
+      <w:pPr>
+        <w:pStyle w:val="Heading1"/>
+        <w:spacing w:before="0"/>
+        <w:rPr>
+          <w:rFonts w:ascii="Palatino Linotype" w:hAnsi="Palatino Linotype"/>
+          <w:b w:val="0"/>
+          <w:bCs w:val="0"/>
+          <w:color w:val="000000" w:themeColor="text1"/>
+        </w:rPr>
+      </w:pPr>
+      <w:r>
+        <w:rPr>
+          <w:rFonts w:ascii="Palatino Linotype" w:hAnsi="Palatino Linotype"/>
+          <w:b w:val="0"/>
+          <w:bCs w:val="0"/>
+          <w:color w:val="000000" w:themeColor="text1"/>
+        </w:rPr>
+        <w:t xml:space="preserve">    Name Department  Year  Marks</w:t>
+      </w:r>
+    </w:p>
+    <w:p>
+      <w:pPr>
+        <w:pStyle w:val="Heading1"/>
+        <w:spacing w:before="0"/>
+        <w:rPr>
+          <w:rFonts w:ascii="Palatino Linotype" w:hAnsi="Palatino Linotype"/>
+          <w:b w:val="0"/>
+          <w:bCs w:val="0"/>
+          <w:color w:val="000000" w:themeColor="text1"/>
+          <w:lang w:val="it-IT"/>
+        </w:rPr>
+      </w:pPr>
+      <w:r>
+        <w:rPr>
+          <w:rFonts w:ascii="Palatino Linotype" w:hAnsi="Palatino Linotype"/>
+          <w:b w:val="0"/>
+          <w:bCs w:val="0"/>
+          <w:color w:val="000000" w:themeColor="text1"/>
+          <w:lang w:val="it-IT"/>
+        </w:rPr>
+        <w:t>0   Ravi        CSE     2     85</w:t>
+      </w:r>
+    </w:p>
+    <w:p>
+      <w:pPr>
+        <w:pStyle w:val="Heading1"/>
+        <w:spacing w:before="0"/>
+        <w:rPr>
+          <w:rFonts w:ascii="Palatino Linotype" w:hAnsi="Palatino Linotype"/>
+          <w:b w:val="0"/>
+          <w:bCs w:val="0"/>
+          <w:color w:val="000000" w:themeColor="text1"/>
+          <w:lang w:val="it-IT"/>
+        </w:rPr>
+      </w:pPr>
+      <w:r>
+        <w:rPr>
+          <w:rFonts w:ascii="Palatino Linotype" w:hAnsi="Palatino Linotype"/>
+          <w:b w:val="0"/>
+          <w:bCs w:val="0"/>
+          <w:color w:val="000000" w:themeColor="text1"/>
+          <w:lang w:val="it-IT"/>
+        </w:rPr>
+        <w:t>1   Sita        CSE     2     90</w:t>
+      </w:r>
+    </w:p>
+    <w:p>
+      <w:pPr>
+        <w:pStyle w:val="Heading1"/>
+        <w:spacing w:before="0"/>
+        <w:rPr>
+          <w:rFonts w:ascii="Palatino Linotype" w:hAnsi="Palatino Linotype"/>
+          <w:b w:val="0"/>
+          <w:bCs w:val="0"/>
+          <w:color w:val="000000" w:themeColor="text1"/>
+          <w:lang w:val="it-IT"/>
+        </w:rPr>
+      </w:pPr>
+      <w:r>
+        <w:rPr>
+          <w:rFonts w:ascii="Palatino Linotype" w:hAnsi="Palatino Linotype"/>
+          <w:b w:val="0"/>
+          <w:bCs w:val="0"/>
+          <w:color w:val="000000" w:themeColor="text1"/>
+          <w:lang w:val="it-IT"/>
+        </w:rPr>
+        <w:t>4  Kiran        CSE     2     75</w:t>
+      </w:r>
+    </w:p>
+    <w:p>
+      <w:pPr>
+        <w:pStyle w:val="Heading1"/>
+        <w:spacing w:before="0"/>
+        <w:rPr>
+          <w:rFonts w:ascii="Palatino Linotype" w:hAnsi="Palatino Linotype"/>
+          <w:b w:val="0"/>
+          <w:bCs w:val="0"/>
+          <w:color w:val="000000" w:themeColor="text1"/>
+          <w:lang w:val="it-IT"/>
+        </w:rPr>
+      </w:pPr>
+    </w:p>
+    <w:p>
+      <w:pPr>
+        <w:pStyle w:val="Heading1"/>
+        <w:spacing w:before="0"/>
+        <w:rPr>
+          <w:rFonts w:ascii="Palatino Linotype" w:hAnsi="Palatino Linotype"/>
+          <w:b w:val="0"/>
+          <w:bCs w:val="0"/>
+          <w:color w:val="000000" w:themeColor="text1"/>
+        </w:rPr>
+      </w:pPr>
+      <w:r>
+        <w:rPr>
+          <w:rFonts w:ascii="Palatino Linotype" w:hAnsi="Palatino Linotype"/>
+          <w:b w:val="0"/>
+          <w:bCs w:val="0"/>
+          <w:color w:val="000000" w:themeColor="text1"/>
+        </w:rPr>
+        <w:t>Group: ('CSE', 3)</w:t>
+      </w:r>
+    </w:p>
+    <w:p>
+      <w:pPr>
+        <w:pStyle w:val="Heading1"/>
+        <w:spacing w:before="0"/>
+        <w:rPr>
+          <w:rFonts w:ascii="Palatino Linotype" w:hAnsi="Palatino Linotype"/>
+          <w:b w:val="0"/>
+          <w:bCs w:val="0"/>
+          <w:color w:val="000000" w:themeColor="text1"/>
+        </w:rPr>
+      </w:pPr>
+      <w:r>
+        <w:rPr>
+          <w:rFonts w:ascii="Palatino Linotype" w:hAnsi="Palatino Linotype"/>
+          <w:b w:val="0"/>
+          <w:bCs w:val="0"/>
+          <w:color w:val="000000" w:themeColor="text1"/>
+        </w:rPr>
+        <w:t xml:space="preserve">      Name Department  Year  Marks</w:t>
+      </w:r>
+    </w:p>
+    <w:p>
+      <w:pPr>
+        <w:pStyle w:val="Heading1"/>
+        <w:spacing w:before="0"/>
+        <w:rPr>
+          <w:rFonts w:ascii="Palatino Linotype" w:hAnsi="Palatino Linotype"/>
+          <w:b w:val="0"/>
+          <w:bCs w:val="0"/>
+          <w:color w:val="000000" w:themeColor="text1"/>
+        </w:rPr>
+      </w:pPr>
+      <w:r>
+        <w:rPr>
+          <w:rFonts w:ascii="Palatino Linotype" w:hAnsi="Palatino Linotype"/>
+          <w:b w:val="0"/>
+          <w:bCs w:val="0"/>
+          <w:color w:val="000000" w:themeColor="text1"/>
+        </w:rPr>
+        <w:t>6  Lakshmi        CSE     3     95</w:t>
+      </w:r>
+    </w:p>
+    <w:p>
+      <w:pPr>
+        <w:pStyle w:val="Heading1"/>
+        <w:spacing w:before="0"/>
+        <w:rPr>
+          <w:rFonts w:ascii="Palatino Linotype" w:hAnsi="Palatino Linotype"/>
+          <w:b w:val="0"/>
+          <w:bCs w:val="0"/>
+          <w:color w:val="000000" w:themeColor="text1"/>
+        </w:rPr>
+      </w:pPr>
+    </w:p>
+    <w:p>
+      <w:pPr>
+        <w:pStyle w:val="Heading1"/>
+        <w:spacing w:before="0"/>
+        <w:rPr>
+          <w:rFonts w:ascii="Palatino Linotype" w:hAnsi="Palatino Linotype"/>
+          <w:b w:val="0"/>
+          <w:bCs w:val="0"/>
+          <w:color w:val="000000" w:themeColor="text1"/>
+        </w:rPr>
+      </w:pPr>
+      <w:r>
+        <w:rPr>
+          <w:rFonts w:ascii="Palatino Linotype" w:hAnsi="Palatino Linotype"/>
+          <w:b w:val="0"/>
+          <w:bCs w:val="0"/>
+          <w:color w:val="000000" w:themeColor="text1"/>
+        </w:rPr>
+        <w:t>Group: ('ECE', 2)</w:t>
+      </w:r>
+    </w:p>
+    <w:p>
+      <w:pPr>
+        <w:pStyle w:val="Heading1"/>
+        <w:spacing w:before="0"/>
+        <w:rPr>
+          <w:rFonts w:ascii="Palatino Linotype" w:hAnsi="Palatino Linotype"/>
+          <w:b w:val="0"/>
+          <w:bCs w:val="0"/>
+          <w:color w:val="000000" w:themeColor="text1"/>
+        </w:rPr>
+      </w:pPr>
+      <w:r>
+        <w:rPr>
+          <w:rFonts w:ascii="Palatino Linotype" w:hAnsi="Palatino Linotype"/>
+          <w:b w:val="0"/>
+          <w:bCs w:val="0"/>
+          <w:color w:val="000000" w:themeColor="text1"/>
+        </w:rPr>
+        <w:t xml:space="preserve">    Name Department  Year  Marks</w:t>
+      </w:r>
+    </w:p>
+    <w:p>
+      <w:pPr>
+        <w:pStyle w:val="Heading1"/>
+        <w:spacing w:before="0"/>
+        <w:rPr>
+          <w:rFonts w:ascii="Palatino Linotype" w:hAnsi="Palatino Linotype"/>
+          <w:b w:val="0"/>
+          <w:bCs w:val="0"/>
+          <w:color w:val="000000" w:themeColor="text1"/>
+        </w:rPr>
+      </w:pPr>
+      <w:r>
+        <w:rPr>
+          <w:rFonts w:ascii="Palatino Linotype" w:hAnsi="Palatino Linotype"/>
+          <w:b w:val="0"/>
+          <w:bCs w:val="0"/>
+          <w:color w:val="000000" w:themeColor="text1"/>
+        </w:rPr>
+        <w:t>7  Rahul        ECE     2     70</w:t>
+      </w:r>
+    </w:p>
+    <w:p>
+      <w:pPr>
+        <w:pStyle w:val="Heading1"/>
+        <w:spacing w:before="0"/>
+        <w:rPr>
+          <w:rFonts w:ascii="Palatino Linotype" w:hAnsi="Palatino Linotype"/>
+          <w:b w:val="0"/>
+          <w:bCs w:val="0"/>
+          <w:color w:val="000000" w:themeColor="text1"/>
+        </w:rPr>
+      </w:pPr>
+    </w:p>
+    <w:p>
+      <w:pPr>
+        <w:pStyle w:val="Heading1"/>
+        <w:spacing w:before="0"/>
+        <w:rPr>
+          <w:rFonts w:ascii="Palatino Linotype" w:hAnsi="Palatino Linotype"/>
+          <w:b w:val="0"/>
+          <w:bCs w:val="0"/>
+          <w:color w:val="000000" w:themeColor="text1"/>
+        </w:rPr>
+      </w:pPr>
+      <w:r>
+        <w:rPr>
+          <w:rFonts w:ascii="Palatino Linotype" w:hAnsi="Palatino Linotype"/>
+          <w:b w:val="0"/>
+          <w:bCs w:val="0"/>
+          <w:color w:val="000000" w:themeColor="text1"/>
+        </w:rPr>
+        <w:t>Group: ('ECE', 3)</w:t>
+      </w:r>
+    </w:p>
+    <w:p>
+      <w:pPr>
+        <w:pStyle w:val="Heading1"/>
+        <w:spacing w:before="0"/>
+        <w:rPr>
+          <w:rFonts w:ascii="Palatino Linotype" w:hAnsi="Palatino Linotype"/>
+          <w:b w:val="0"/>
+          <w:bCs w:val="0"/>
+          <w:color w:val="000000" w:themeColor="text1"/>
+        </w:rPr>
+      </w:pPr>
+      <w:r>
+        <w:rPr>
+          <w:rFonts w:ascii="Palatino Linotype" w:hAnsi="Palatino Linotype"/>
+          <w:b w:val="0"/>
+          <w:bCs w:val="0"/>
+          <w:color w:val="000000" w:themeColor="text1"/>
+        </w:rPr>
+        <w:t xml:space="preserve">    Name Department  Year  Marks</w:t>
+      </w:r>
+    </w:p>
+    <w:p>
+      <w:pPr>
+        <w:pStyle w:val="Heading1"/>
+        <w:spacing w:before="0"/>
+        <w:rPr>
+          <w:rFonts w:ascii="Palatino Linotype" w:hAnsi="Palatino Linotype"/>
+          <w:b w:val="0"/>
+          <w:bCs w:val="0"/>
+          <w:color w:val="000000" w:themeColor="text1"/>
+          <w:lang w:val="it-IT"/>
+        </w:rPr>
+      </w:pPr>
+      <w:r>
+        <w:rPr>
+          <w:rFonts w:ascii="Palatino Linotype" w:hAnsi="Palatino Linotype"/>
+          <w:b w:val="0"/>
+          <w:bCs w:val="0"/>
+          <w:color w:val="000000" w:themeColor="text1"/>
+          <w:lang w:val="it-IT"/>
+        </w:rPr>
+        <w:t>2   Arun        ECE     3     78</w:t>
+      </w:r>
+    </w:p>
+    <w:p>
+      <w:pPr>
+        <w:pStyle w:val="Heading1"/>
+        <w:spacing w:before="0"/>
+        <w:rPr>
+          <w:rFonts w:ascii="Palatino Linotype" w:hAnsi="Palatino Linotype"/>
+          <w:b w:val="0"/>
+          <w:bCs w:val="0"/>
+          <w:color w:val="000000" w:themeColor="text1"/>
+          <w:lang w:val="it-IT"/>
+        </w:rPr>
+      </w:pPr>
+      <w:r>
+        <w:rPr>
+          <w:rFonts w:ascii="Palatino Linotype" w:hAnsi="Palatino Linotype"/>
+          <w:b w:val="0"/>
+          <w:bCs w:val="0"/>
+          <w:color w:val="000000" w:themeColor="text1"/>
+          <w:lang w:val="it-IT"/>
+        </w:rPr>
+        <w:t>3  Priya        ECE     3     88</w:t>
+      </w:r>
+    </w:p>
+    <w:p>
+      <w:pPr>
+        <w:pStyle w:val="Heading1"/>
+        <w:spacing w:before="0"/>
+        <w:rPr>
+          <w:rFonts w:ascii="Palatino Linotype" w:hAnsi="Palatino Linotype"/>
+          <w:b w:val="0"/>
+          <w:bCs w:val="0"/>
+          <w:color w:val="000000" w:themeColor="text1"/>
+          <w:lang w:val="it-IT"/>
+        </w:rPr>
+      </w:pPr>
+      <w:r>
+        <w:rPr>
+          <w:rFonts w:ascii="Palatino Linotype" w:hAnsi="Palatino Linotype"/>
+          <w:b w:val="0"/>
+          <w:bCs w:val="0"/>
+          <w:color w:val="000000" w:themeColor="text1"/>
+          <w:lang w:val="it-IT"/>
+        </w:rPr>
+        <w:t>5   Anil        ECE     3     82</w:t>
+      </w:r>
+    </w:p>
+    <w:p>
+      <w:pPr>
+        <w:pStyle w:val="Heading1"/>
+        <w:spacing w:before="0"/>
+        <w:rPr>
+          <w:rFonts w:ascii="Palatino Linotype" w:hAnsi="Palatino Linotype"/>
+          <w:b w:val="0"/>
+          <w:bCs w:val="0"/>
+          <w:color w:val="000000" w:themeColor="text1"/>
+          <w:lang w:val="it-IT"/>
+        </w:rPr>
+      </w:pPr>
+    </w:p>
+    <w:p>
+      <w:pPr>
+        <w:pStyle w:val="Heading1"/>
+        <w:spacing w:before="0"/>
+        <w:rPr>
+          <w:rFonts w:ascii="Palatino Linotype" w:hAnsi="Palatino Linotype"/>
+          <w:b w:val="0"/>
+          <w:bCs w:val="0"/>
+          <w:color w:val="000000" w:themeColor="text1"/>
+          <w:lang w:val="it-IT"/>
+        </w:rPr>
+      </w:pPr>
+    </w:p>
+    <w:p>
+      <w:pPr>
+        <w:pStyle w:val="Heading1"/>
+        <w:spacing w:before="0"/>
+        <w:rPr>
+          <w:rFonts w:ascii="Palatino Linotype" w:hAnsi="Palatino Linotype"/>
+          <w:b w:val="0"/>
+          <w:bCs w:val="0"/>
+          <w:color w:val="000000" w:themeColor="text1"/>
+        </w:rPr>
+      </w:pPr>
+      <w:r>
+        <w:rPr>
+          <w:rFonts w:ascii="Palatino Linotype" w:hAnsi="Palatino Linotype"/>
+          <w:b w:val="0"/>
+          <w:bCs w:val="0"/>
+          <w:color w:val="000000" w:themeColor="text1"/>
+        </w:rPr>
+        <w:t>Average Marks by Department and Year:</w:t>
+      </w:r>
+    </w:p>
+    <w:p>
+      <w:pPr>
+        <w:pStyle w:val="Heading1"/>
+        <w:spacing w:before="0"/>
+        <w:rPr>
+          <w:rFonts w:ascii="Palatino Linotype" w:hAnsi="Palatino Linotype"/>
+          <w:b w:val="0"/>
+          <w:bCs w:val="0"/>
+          <w:color w:val="000000" w:themeColor="text1"/>
+        </w:rPr>
+      </w:pPr>
+      <w:r>
+        <w:rPr>
+          <w:rFonts w:ascii="Palatino Linotype" w:hAnsi="Palatino Linotype"/>
+          <w:b w:val="0"/>
+          <w:bCs w:val="0"/>
+          <w:color w:val="000000" w:themeColor="text1"/>
+        </w:rPr>
+        <w:t>Department  Year</w:t>
+      </w:r>
+    </w:p>
+    <w:p>
+      <w:pPr>
+        <w:pStyle w:val="Heading1"/>
+        <w:spacing w:before="0"/>
+        <w:rPr>
+          <w:rFonts w:ascii="Palatino Linotype" w:hAnsi="Palatino Linotype"/>
+          <w:b w:val="0"/>
+          <w:bCs w:val="0"/>
+          <w:color w:val="000000" w:themeColor="text1"/>
+        </w:rPr>
+      </w:pPr>
+      <w:r>
+        <w:rPr>
+          <w:rFonts w:ascii="Palatino Linotype" w:hAnsi="Palatino Linotype"/>
+          <w:b w:val="0"/>
+          <w:bCs w:val="0"/>
+          <w:color w:val="000000" w:themeColor="text1"/>
+        </w:rPr>
+        <w:t>CSE         2       83.333333</w:t>
+      </w:r>
+    </w:p>
+    <w:p>
+      <w:pPr>
+        <w:pStyle w:val="Heading1"/>
+        <w:spacing w:before="0"/>
+        <w:rPr>
+          <w:rFonts w:ascii="Palatino Linotype" w:hAnsi="Palatino Linotype"/>
+          <w:b w:val="0"/>
+          <w:bCs w:val="0"/>
+          <w:color w:val="000000" w:themeColor="text1"/>
+        </w:rPr>
+      </w:pPr>
+      <w:r>
+        <w:rPr>
+          <w:rFonts w:ascii="Palatino Linotype" w:hAnsi="Palatino Linotype"/>
+          <w:b w:val="0"/>
+          <w:bCs w:val="0"/>
+          <w:color w:val="000000" w:themeColor="text1"/>
+        </w:rPr>
+        <w:t xml:space="preserve">            3       95.000000</w:t>
+      </w:r>
+    </w:p>
+    <w:p>
+      <w:pPr>
+        <w:pStyle w:val="Heading1"/>
+        <w:spacing w:before="0"/>
+        <w:rPr>
+          <w:rFonts w:ascii="Palatino Linotype" w:hAnsi="Palatino Linotype"/>
+          <w:b w:val="0"/>
+          <w:bCs w:val="0"/>
+          <w:color w:val="000000" w:themeColor="text1"/>
+        </w:rPr>
+      </w:pPr>
+      <w:r>
+        <w:rPr>
+          <w:rFonts w:ascii="Palatino Linotype" w:hAnsi="Palatino Linotype"/>
+          <w:b w:val="0"/>
+          <w:bCs w:val="0"/>
+          <w:color w:val="000000" w:themeColor="text1"/>
+        </w:rPr>
+        <w:t>ECE         2       70.000000</w:t>
+      </w:r>
+    </w:p>
+    <w:p>
+      <w:pPr>
+        <w:pStyle w:val="Heading1"/>
+        <w:spacing w:before="0"/>
+        <w:rPr>
+          <w:rFonts w:ascii="Palatino Linotype" w:hAnsi="Palatino Linotype"/>
+          <w:b w:val="0"/>
+          <w:bCs w:val="0"/>
+          <w:color w:val="000000" w:themeColor="text1"/>
+        </w:rPr>
+      </w:pPr>
+      <w:r>
+        <w:rPr>
+          <w:rFonts w:ascii="Palatino Linotype" w:hAnsi="Palatino Linotype"/>
+          <w:b w:val="0"/>
+          <w:bCs w:val="0"/>
+          <w:color w:val="000000" w:themeColor="text1"/>
+        </w:rPr>
+        <w:t xml:space="preserve">            3       82.666667</w:t>
+      </w:r>
+    </w:p>
+    <w:p>
+      <w:pPr>
+        <w:pStyle w:val="Heading1"/>
+        <w:spacing w:before="0"/>
+        <w:rPr>
+          <w:rFonts w:ascii="Palatino Linotype" w:hAnsi="Palatino Linotype"/>
+          <w:b w:val="0"/>
+          <w:bCs w:val="0"/>
+          <w:color w:val="000000" w:themeColor="text1"/>
+        </w:rPr>
+      </w:pPr>
+      <w:r>
+        <w:rPr>
+          <w:rFonts w:ascii="Palatino Linotype" w:hAnsi="Palatino Linotype"/>
+          <w:b w:val="0"/>
+          <w:bCs w:val="0"/>
+          <w:color w:val="000000" w:themeColor="text1"/>
+        </w:rPr>
+        <w:t xml:space="preserve">Name: Marks, </w:t>
+      </w:r>
+      <w:proofErr w:type="spellStart"/>
+      <w:r>
+        <w:rPr>
+          <w:rFonts w:ascii="Palatino Linotype" w:hAnsi="Palatino Linotype"/>
+          <w:b w:val="0"/>
+          <w:bCs w:val="0"/>
+          <w:color w:val="000000" w:themeColor="text1"/>
+        </w:rPr>
+        <w:t>dtype</w:t>
+      </w:r>
+      <w:proofErr w:type="spellEnd"/>
+      <w:r>
+        <w:rPr>
+          <w:rFonts w:ascii="Palatino Linotype" w:hAnsi="Palatino Linotype"/>
+          <w:b w:val="0"/>
+          <w:bCs w:val="0"/>
+          <w:color w:val="000000" w:themeColor="text1"/>
+        </w:rPr>
+        <w:t>: float64</w:t>
+      </w:r>
+    </w:p>
+    <w:p>
+      <w:pPr>
+        <w:widowControl w:val="0"/>
+        <w:tabs>
+          <w:tab w:val="left" w:pos="560"/>
+          <w:tab w:val="left" w:pos="563"/>
+        </w:tabs>
+        <w:autoSpaceDE w:val="0"/>
+        <w:autoSpaceDN w:val="0"/>
+        <w:spacing w:after="0"/>
+        <w:ind w:right="623"/>
+        <w:jc w:val="both"/>
+        <w:rPr>
+          <w:rFonts w:ascii="Verdana" w:hAnsi="Verdana" w:cs="Mangal"/>
+          <w:b/>
+          <w:bCs/>
+          <w:sz w:val="20"/>
+          <w:szCs w:val="20"/>
+        </w:rPr>
+      </w:pPr>
+      <w:r>
+        <w:br w:type="column"/>
+      </w:r>
+      <w:r>
+        <w:rPr>
+          <w:rFonts w:ascii="Verdana" w:hAnsi="Verdana" w:cs="Mangal"/>
+          <w:b/>
+          <w:bCs/>
+          <w:sz w:val="20"/>
+          <w:szCs w:val="20"/>
+        </w:rPr>
+        <w:lastRenderedPageBreak/>
+        <w:t>Compute summary statistics such as sum, mean and standard deviation for the grouped data using aggregate method.</w:t>
+      </w:r>
+    </w:p>
+    <w:p>
+      <w:pPr>
+        <w:widowControl w:val="0"/>
+        <w:tabs>
+          <w:tab w:val="left" w:pos="560"/>
+          <w:tab w:val="left" w:pos="563"/>
+        </w:tabs>
+        <w:autoSpaceDE w:val="0"/>
+        <w:autoSpaceDN w:val="0"/>
+        <w:spacing w:after="0"/>
+        <w:ind w:right="623"/>
+        <w:jc w:val="both"/>
+        <w:rPr>
+          <w:rFonts w:ascii="Verdana" w:hAnsi="Verdana" w:cs="Mangal"/>
+          <w:b/>
+          <w:bCs/>
+          <w:sz w:val="20"/>
+          <w:szCs w:val="20"/>
+        </w:rPr>
+      </w:pPr>
+    </w:p>
+    <w:p>
+      <w:pPr>
+        <w:widowControl w:val="0"/>
+        <w:tabs>
+          <w:tab w:val="left" w:pos="560"/>
+          <w:tab w:val="left" w:pos="563"/>
+        </w:tabs>
+        <w:autoSpaceDE w:val="0"/>
+        <w:autoSpaceDN w:val="0"/>
+        <w:spacing w:after="0"/>
+        <w:ind w:right="623"/>
+        <w:jc w:val="both"/>
+        <w:rPr>
+          <w:rFonts w:ascii="Verdana" w:hAnsi="Verdana" w:cs="Mangal"/>
+          <w:sz w:val="20"/>
+          <w:szCs w:val="20"/>
+        </w:rPr>
+      </w:pPr>
+      <w:r>
+        <w:rPr>
+          <w:rFonts w:ascii="Verdana" w:hAnsi="Verdana" w:cs="Mangal"/>
+          <w:sz w:val="20"/>
+          <w:szCs w:val="20"/>
+        </w:rPr>
+        <w:t>import pandas as pd</w:t>
+      </w:r>
+    </w:p>
+    <w:p>
+      <w:pPr>
+        <w:widowControl w:val="0"/>
+        <w:tabs>
+          <w:tab w:val="left" w:pos="560"/>
+          <w:tab w:val="left" w:pos="563"/>
+        </w:tabs>
+        <w:autoSpaceDE w:val="0"/>
+        <w:autoSpaceDN w:val="0"/>
+        <w:spacing w:after="0"/>
+        <w:ind w:right="623"/>
+        <w:jc w:val="both"/>
+        <w:rPr>
+          <w:rFonts w:ascii="Verdana" w:hAnsi="Verdana" w:cs="Mangal"/>
+          <w:sz w:val="20"/>
+          <w:szCs w:val="20"/>
+        </w:rPr>
+      </w:pPr>
+    </w:p>
+    <w:p>
+      <w:pPr>
+        <w:widowControl w:val="0"/>
+        <w:tabs>
+          <w:tab w:val="left" w:pos="560"/>
+          <w:tab w:val="left" w:pos="563"/>
+        </w:tabs>
+        <w:autoSpaceDE w:val="0"/>
+        <w:autoSpaceDN w:val="0"/>
+        <w:spacing w:after="0"/>
+        <w:ind w:right="623"/>
+        <w:jc w:val="both"/>
+        <w:rPr>
+          <w:rFonts w:ascii="Verdana" w:hAnsi="Verdana" w:cs="Mangal"/>
+          <w:sz w:val="20"/>
+          <w:szCs w:val="20"/>
+        </w:rPr>
+      </w:pPr>
+      <w:r>
+        <w:rPr>
+          <w:rFonts w:ascii="Verdana" w:hAnsi="Verdana" w:cs="Mangal"/>
+          <w:sz w:val="20"/>
+          <w:szCs w:val="20"/>
+        </w:rPr>
+        <w:t xml:space="preserve"># Create a </w:t>
+      </w:r>
+      <w:proofErr w:type="spellStart"/>
+      <w:r>
+        <w:rPr>
+          <w:rFonts w:ascii="Verdana" w:hAnsi="Verdana" w:cs="Mangal"/>
+          <w:sz w:val="20"/>
+          <w:szCs w:val="20"/>
+        </w:rPr>
+        <w:t>DataFrame</w:t>
+      </w:r>
+      <w:proofErr w:type="spellEnd"/>
+    </w:p>
+    <w:p>
+      <w:pPr>
+        <w:widowControl w:val="0"/>
+        <w:tabs>
+          <w:tab w:val="left" w:pos="560"/>
+          <w:tab w:val="left" w:pos="563"/>
+        </w:tabs>
+        <w:autoSpaceDE w:val="0"/>
+        <w:autoSpaceDN w:val="0"/>
+        <w:spacing w:after="0"/>
+        <w:ind w:right="623"/>
+        <w:jc w:val="both"/>
+        <w:rPr>
+          <w:rFonts w:ascii="Verdana" w:hAnsi="Verdana" w:cs="Mangal"/>
+          <w:sz w:val="20"/>
+          <w:szCs w:val="20"/>
+        </w:rPr>
+      </w:pPr>
+      <w:r>
+        <w:rPr>
+          <w:rFonts w:ascii="Verdana" w:hAnsi="Verdana" w:cs="Mangal"/>
+          <w:sz w:val="20"/>
+          <w:szCs w:val="20"/>
+        </w:rPr>
+        <w:t>data = {</w:t>
+      </w:r>
+    </w:p>
+    <w:p>
+      <w:pPr>
+        <w:widowControl w:val="0"/>
+        <w:tabs>
+          <w:tab w:val="left" w:pos="560"/>
+          <w:tab w:val="left" w:pos="563"/>
+        </w:tabs>
+        <w:autoSpaceDE w:val="0"/>
+        <w:autoSpaceDN w:val="0"/>
+        <w:spacing w:after="0"/>
+        <w:ind w:right="623"/>
+        <w:jc w:val="both"/>
+        <w:rPr>
+          <w:rFonts w:ascii="Verdana" w:hAnsi="Verdana" w:cs="Mangal"/>
+          <w:sz w:val="20"/>
+          <w:szCs w:val="20"/>
+        </w:rPr>
+      </w:pPr>
+      <w:r>
+        <w:rPr>
+          <w:rFonts w:ascii="Verdana" w:hAnsi="Verdana" w:cs="Mangal"/>
+          <w:sz w:val="20"/>
+          <w:szCs w:val="20"/>
+        </w:rPr>
+        <w:t xml:space="preserve">    'Department': ['CSE', 'CSE', 'CSE', 'ECE', 'ECE', 'ECE',</w:t>
+      </w:r>
+    </w:p>
+    <w:p>
+      <w:pPr>
+        <w:widowControl w:val="0"/>
+        <w:tabs>
+          <w:tab w:val="left" w:pos="560"/>
+          <w:tab w:val="left" w:pos="563"/>
+        </w:tabs>
+        <w:autoSpaceDE w:val="0"/>
+        <w:autoSpaceDN w:val="0"/>
+        <w:spacing w:after="0"/>
+        <w:ind w:right="623"/>
+        <w:jc w:val="both"/>
+        <w:rPr>
+          <w:rFonts w:ascii="Verdana" w:hAnsi="Verdana" w:cs="Mangal"/>
+          <w:sz w:val="20"/>
+          <w:szCs w:val="20"/>
+        </w:rPr>
+      </w:pPr>
+      <w:r>
+        <w:rPr>
+          <w:rFonts w:ascii="Verdana" w:hAnsi="Verdana" w:cs="Mangal"/>
+          <w:sz w:val="20"/>
+          <w:szCs w:val="20"/>
+        </w:rPr>
+        <w:t xml:space="preserve">                   'EEE', 'EEE', 'EEE'],</w:t>
+      </w:r>
+    </w:p>
+    <w:p>
+      <w:pPr>
+        <w:widowControl w:val="0"/>
+        <w:tabs>
+          <w:tab w:val="left" w:pos="560"/>
+          <w:tab w:val="left" w:pos="563"/>
+        </w:tabs>
+        <w:autoSpaceDE w:val="0"/>
+        <w:autoSpaceDN w:val="0"/>
+        <w:spacing w:after="0"/>
+        <w:ind w:right="623"/>
+        <w:jc w:val="both"/>
+        <w:rPr>
+          <w:rFonts w:ascii="Verdana" w:hAnsi="Verdana" w:cs="Mangal"/>
+          <w:sz w:val="20"/>
+          <w:szCs w:val="20"/>
+        </w:rPr>
+      </w:pPr>
+      <w:r>
+        <w:rPr>
+          <w:rFonts w:ascii="Verdana" w:hAnsi="Verdana" w:cs="Mangal"/>
+          <w:sz w:val="20"/>
+          <w:szCs w:val="20"/>
+        </w:rPr>
+        <w:t xml:space="preserve">    'Marks': [80, 75, 85, 70, 65, 75, 90, 85, 95],</w:t>
+      </w:r>
+    </w:p>
+    <w:p>
+      <w:pPr>
+        <w:widowControl w:val="0"/>
+        <w:tabs>
+          <w:tab w:val="left" w:pos="560"/>
+          <w:tab w:val="left" w:pos="563"/>
+        </w:tabs>
+        <w:autoSpaceDE w:val="0"/>
+        <w:autoSpaceDN w:val="0"/>
+        <w:spacing w:after="0"/>
+        <w:ind w:right="623"/>
+        <w:jc w:val="both"/>
+        <w:rPr>
+          <w:rFonts w:ascii="Verdana" w:hAnsi="Verdana" w:cs="Mangal"/>
+          <w:sz w:val="20"/>
+          <w:szCs w:val="20"/>
+        </w:rPr>
+      </w:pPr>
+      <w:r>
+        <w:rPr>
+          <w:rFonts w:ascii="Verdana" w:hAnsi="Verdana" w:cs="Mangal"/>
+          <w:sz w:val="20"/>
+          <w:szCs w:val="20"/>
+        </w:rPr>
+        <w:t xml:space="preserve">    'Attendance': [90, 85, 95, 80, 75, 85, 95, 90, 100]</w:t>
+      </w:r>
+    </w:p>
+    <w:p>
+      <w:pPr>
+        <w:widowControl w:val="0"/>
+        <w:tabs>
+          <w:tab w:val="left" w:pos="560"/>
+          <w:tab w:val="left" w:pos="563"/>
+        </w:tabs>
+        <w:autoSpaceDE w:val="0"/>
+        <w:autoSpaceDN w:val="0"/>
+        <w:spacing w:after="0"/>
+        <w:ind w:right="623"/>
+        <w:jc w:val="both"/>
+        <w:rPr>
+          <w:rFonts w:ascii="Verdana" w:hAnsi="Verdana" w:cs="Mangal"/>
+          <w:sz w:val="20"/>
+          <w:szCs w:val="20"/>
+        </w:rPr>
+      </w:pPr>
+      <w:r>
+        <w:rPr>
+          <w:rFonts w:ascii="Verdana" w:hAnsi="Verdana" w:cs="Mangal"/>
+          <w:sz w:val="20"/>
+          <w:szCs w:val="20"/>
+        </w:rPr>
+        <w:t>}</w:t>
+      </w:r>
+    </w:p>
+    <w:p>
+      <w:pPr>
+        <w:widowControl w:val="0"/>
+        <w:tabs>
+          <w:tab w:val="left" w:pos="560"/>
+          <w:tab w:val="left" w:pos="563"/>
+        </w:tabs>
+        <w:autoSpaceDE w:val="0"/>
+        <w:autoSpaceDN w:val="0"/>
+        <w:spacing w:after="0"/>
+        <w:ind w:right="623"/>
+        <w:jc w:val="both"/>
+        <w:rPr>
+          <w:rFonts w:ascii="Verdana" w:hAnsi="Verdana" w:cs="Mangal"/>
+          <w:sz w:val="20"/>
+          <w:szCs w:val="20"/>
+        </w:rPr>
+      </w:pPr>
+    </w:p>
+    <w:p>
+      <w:pPr>
+        <w:widowControl w:val="0"/>
+        <w:tabs>
+          <w:tab w:val="left" w:pos="560"/>
+          <w:tab w:val="left" w:pos="563"/>
+        </w:tabs>
+        <w:autoSpaceDE w:val="0"/>
+        <w:autoSpaceDN w:val="0"/>
+        <w:spacing w:after="0"/>
+        <w:ind w:right="623"/>
+        <w:jc w:val="both"/>
+        <w:rPr>
+          <w:rFonts w:ascii="Verdana" w:hAnsi="Verdana" w:cs="Mangal"/>
+          <w:sz w:val="20"/>
+          <w:szCs w:val="20"/>
+        </w:rPr>
+      </w:pPr>
+      <w:proofErr w:type="spellStart"/>
+      <w:r>
+        <w:rPr>
+          <w:rFonts w:ascii="Verdana" w:hAnsi="Verdana" w:cs="Mangal"/>
+          <w:sz w:val="20"/>
+          <w:szCs w:val="20"/>
+        </w:rPr>
+        <w:t>df</w:t>
+      </w:r>
+      <w:proofErr w:type="spellEnd"/>
+      <w:r>
+        <w:rPr>
+          <w:rFonts w:ascii="Verdana" w:hAnsi="Verdana" w:cs="Mangal"/>
+          <w:sz w:val="20"/>
+          <w:szCs w:val="20"/>
+        </w:rPr>
+        <w:t xml:space="preserve"> = </w:t>
+      </w:r>
+      <w:proofErr w:type="spellStart"/>
+      <w:r>
+        <w:rPr>
+          <w:rFonts w:ascii="Verdana" w:hAnsi="Verdana" w:cs="Mangal"/>
+          <w:sz w:val="20"/>
+          <w:szCs w:val="20"/>
+        </w:rPr>
+        <w:t>pd.DataFrame</w:t>
+      </w:r>
+      <w:proofErr w:type="spellEnd"/>
+      <w:r>
+        <w:rPr>
+          <w:rFonts w:ascii="Verdana" w:hAnsi="Verdana" w:cs="Mangal"/>
+          <w:sz w:val="20"/>
+          <w:szCs w:val="20"/>
+        </w:rPr>
+        <w:t>(data)</w:t>
+      </w:r>
+    </w:p>
+    <w:p>
+      <w:pPr>
+        <w:widowControl w:val="0"/>
+        <w:tabs>
+          <w:tab w:val="left" w:pos="560"/>
+          <w:tab w:val="left" w:pos="563"/>
+        </w:tabs>
+        <w:autoSpaceDE w:val="0"/>
+        <w:autoSpaceDN w:val="0"/>
+        <w:spacing w:after="0"/>
+        <w:ind w:right="623"/>
+        <w:jc w:val="both"/>
+        <w:rPr>
+          <w:rFonts w:ascii="Verdana" w:hAnsi="Verdana" w:cs="Mangal"/>
+          <w:sz w:val="20"/>
+          <w:szCs w:val="20"/>
+        </w:rPr>
+      </w:pPr>
+    </w:p>
+    <w:p>
+      <w:pPr>
+        <w:widowControl w:val="0"/>
+        <w:tabs>
+          <w:tab w:val="left" w:pos="560"/>
+          <w:tab w:val="left" w:pos="563"/>
+        </w:tabs>
+        <w:autoSpaceDE w:val="0"/>
+        <w:autoSpaceDN w:val="0"/>
+        <w:spacing w:after="0"/>
+        <w:ind w:right="623"/>
+        <w:jc w:val="both"/>
+        <w:rPr>
+          <w:rFonts w:ascii="Verdana" w:hAnsi="Verdana" w:cs="Mangal"/>
+          <w:sz w:val="20"/>
+          <w:szCs w:val="20"/>
+        </w:rPr>
+      </w:pPr>
+      <w:r>
+        <w:rPr>
+          <w:rFonts w:ascii="Verdana" w:hAnsi="Verdana" w:cs="Mangal"/>
+          <w:sz w:val="20"/>
+          <w:szCs w:val="20"/>
+        </w:rPr>
+        <w:t xml:space="preserve">print("Original </w:t>
+      </w:r>
+      <w:proofErr w:type="spellStart"/>
+      <w:r>
+        <w:rPr>
+          <w:rFonts w:ascii="Verdana" w:hAnsi="Verdana" w:cs="Mangal"/>
+          <w:sz w:val="20"/>
+          <w:szCs w:val="20"/>
+        </w:rPr>
+        <w:t>DataFrame</w:t>
+      </w:r>
+      <w:proofErr w:type="spellEnd"/>
+      <w:r>
+        <w:rPr>
+          <w:rFonts w:ascii="Verdana" w:hAnsi="Verdana" w:cs="Mangal"/>
+          <w:sz w:val="20"/>
+          <w:szCs w:val="20"/>
+        </w:rPr>
+        <w:t>:")</w:t>
+      </w:r>
+    </w:p>
+    <w:p>
+      <w:pPr>
+        <w:widowControl w:val="0"/>
+        <w:tabs>
+          <w:tab w:val="left" w:pos="560"/>
+          <w:tab w:val="left" w:pos="563"/>
+        </w:tabs>
+        <w:autoSpaceDE w:val="0"/>
+        <w:autoSpaceDN w:val="0"/>
+        <w:spacing w:after="0"/>
+        <w:ind w:right="623"/>
+        <w:jc w:val="both"/>
+        <w:rPr>
+          <w:rFonts w:ascii="Verdana" w:hAnsi="Verdana" w:cs="Mangal"/>
+          <w:sz w:val="20"/>
+          <w:szCs w:val="20"/>
+        </w:rPr>
+      </w:pPr>
+      <w:r>
+        <w:rPr>
+          <w:rFonts w:ascii="Verdana" w:hAnsi="Verdana" w:cs="Mangal"/>
+          <w:sz w:val="20"/>
+          <w:szCs w:val="20"/>
+        </w:rPr>
+        <w:t>print(</w:t>
+      </w:r>
+      <w:proofErr w:type="spellStart"/>
+      <w:r>
+        <w:rPr>
+          <w:rFonts w:ascii="Verdana" w:hAnsi="Verdana" w:cs="Mangal"/>
+          <w:sz w:val="20"/>
+          <w:szCs w:val="20"/>
+        </w:rPr>
+        <w:t>df</w:t>
+      </w:r>
+      <w:proofErr w:type="spellEnd"/>
+      <w:r>
+        <w:rPr>
+          <w:rFonts w:ascii="Verdana" w:hAnsi="Verdana" w:cs="Mangal"/>
+          <w:sz w:val="20"/>
+          <w:szCs w:val="20"/>
+        </w:rPr>
+        <w:t>)</w:t>
+      </w:r>
+    </w:p>
+    <w:p>
+      <w:pPr>
+        <w:widowControl w:val="0"/>
+        <w:tabs>
+          <w:tab w:val="left" w:pos="560"/>
+          <w:tab w:val="left" w:pos="563"/>
+        </w:tabs>
+        <w:autoSpaceDE w:val="0"/>
+        <w:autoSpaceDN w:val="0"/>
+        <w:spacing w:after="0"/>
+        <w:ind w:right="623"/>
+        <w:jc w:val="both"/>
+        <w:rPr>
+          <w:rFonts w:ascii="Verdana" w:hAnsi="Verdana" w:cs="Mangal"/>
+          <w:sz w:val="20"/>
+          <w:szCs w:val="20"/>
+        </w:rPr>
+      </w:pPr>
+    </w:p>
+    <w:p>
+      <w:pPr>
+        <w:widowControl w:val="0"/>
+        <w:tabs>
+          <w:tab w:val="left" w:pos="560"/>
+          <w:tab w:val="left" w:pos="563"/>
+        </w:tabs>
+        <w:autoSpaceDE w:val="0"/>
+        <w:autoSpaceDN w:val="0"/>
+        <w:spacing w:after="0"/>
+        <w:ind w:right="623"/>
+        <w:jc w:val="both"/>
+        <w:rPr>
+          <w:rFonts w:ascii="Verdana" w:hAnsi="Verdana" w:cs="Mangal"/>
+          <w:sz w:val="20"/>
+          <w:szCs w:val="20"/>
+        </w:rPr>
+      </w:pPr>
+      <w:r>
+        <w:rPr>
+          <w:rFonts w:ascii="Verdana" w:hAnsi="Verdana" w:cs="Mangal"/>
+          <w:sz w:val="20"/>
+          <w:szCs w:val="20"/>
+        </w:rPr>
+        <w:t># Group data by Department and calculate summary statistics</w:t>
+      </w:r>
+    </w:p>
+    <w:p>
+      <w:pPr>
+        <w:widowControl w:val="0"/>
+        <w:tabs>
+          <w:tab w:val="left" w:pos="560"/>
+          <w:tab w:val="left" w:pos="563"/>
+        </w:tabs>
+        <w:autoSpaceDE w:val="0"/>
+        <w:autoSpaceDN w:val="0"/>
+        <w:spacing w:after="0"/>
+        <w:ind w:right="623"/>
+        <w:jc w:val="both"/>
+        <w:rPr>
+          <w:rFonts w:ascii="Verdana" w:hAnsi="Verdana" w:cs="Mangal"/>
+          <w:sz w:val="20"/>
+          <w:szCs w:val="20"/>
+        </w:rPr>
+      </w:pPr>
+      <w:r>
+        <w:rPr>
+          <w:rFonts w:ascii="Verdana" w:hAnsi="Verdana" w:cs="Mangal"/>
+          <w:sz w:val="20"/>
+          <w:szCs w:val="20"/>
+        </w:rPr>
+        <w:t xml:space="preserve">result = </w:t>
+      </w:r>
+      <w:proofErr w:type="spellStart"/>
+      <w:r>
+        <w:rPr>
+          <w:rFonts w:ascii="Verdana" w:hAnsi="Verdana" w:cs="Mangal"/>
+          <w:sz w:val="20"/>
+          <w:szCs w:val="20"/>
+        </w:rPr>
+        <w:t>df.groupby</w:t>
+      </w:r>
+      <w:proofErr w:type="spellEnd"/>
+      <w:r>
+        <w:rPr>
+          <w:rFonts w:ascii="Verdana" w:hAnsi="Verdana" w:cs="Mangal"/>
+          <w:sz w:val="20"/>
+          <w:szCs w:val="20"/>
+        </w:rPr>
+        <w:t>('Department').aggregate({</w:t>
+      </w:r>
+    </w:p>
+    <w:p>
+      <w:pPr>
+        <w:widowControl w:val="0"/>
+        <w:tabs>
+          <w:tab w:val="left" w:pos="560"/>
+          <w:tab w:val="left" w:pos="563"/>
+        </w:tabs>
+        <w:autoSpaceDE w:val="0"/>
+        <w:autoSpaceDN w:val="0"/>
+        <w:spacing w:after="0"/>
+        <w:ind w:right="623"/>
+        <w:jc w:val="both"/>
+        <w:rPr>
+          <w:rFonts w:ascii="Verdana" w:hAnsi="Verdana" w:cs="Mangal"/>
+          <w:sz w:val="20"/>
+          <w:szCs w:val="20"/>
+        </w:rPr>
+      </w:pPr>
+      <w:r>
+        <w:rPr>
+          <w:rFonts w:ascii="Verdana" w:hAnsi="Verdana" w:cs="Mangal"/>
+          <w:sz w:val="20"/>
+          <w:szCs w:val="20"/>
+        </w:rPr>
+        <w:t xml:space="preserve">    'Marks': ['sum', 'mean', 'std'],</w:t>
+      </w:r>
+    </w:p>
+    <w:p>
+      <w:pPr>
+        <w:widowControl w:val="0"/>
+        <w:tabs>
+          <w:tab w:val="left" w:pos="560"/>
+          <w:tab w:val="left" w:pos="563"/>
+        </w:tabs>
+        <w:autoSpaceDE w:val="0"/>
+        <w:autoSpaceDN w:val="0"/>
+        <w:spacing w:after="0"/>
+        <w:ind w:right="623"/>
+        <w:jc w:val="both"/>
+        <w:rPr>
+          <w:rFonts w:ascii="Verdana" w:hAnsi="Verdana" w:cs="Mangal"/>
+          <w:sz w:val="20"/>
+          <w:szCs w:val="20"/>
+        </w:rPr>
+      </w:pPr>
+      <w:r>
+        <w:rPr>
+          <w:rFonts w:ascii="Verdana" w:hAnsi="Verdana" w:cs="Mangal"/>
+          <w:sz w:val="20"/>
+          <w:szCs w:val="20"/>
+        </w:rPr>
+        <w:t xml:space="preserve">    'Attendance': ['sum', 'mean', 'std']</w:t>
+      </w:r>
+    </w:p>
+    <w:p>
+      <w:pPr>
+        <w:widowControl w:val="0"/>
+        <w:tabs>
+          <w:tab w:val="left" w:pos="560"/>
+          <w:tab w:val="left" w:pos="563"/>
+        </w:tabs>
+        <w:autoSpaceDE w:val="0"/>
+        <w:autoSpaceDN w:val="0"/>
+        <w:spacing w:after="0"/>
+        <w:ind w:right="623"/>
+        <w:jc w:val="both"/>
+        <w:rPr>
+          <w:rFonts w:ascii="Verdana" w:hAnsi="Verdana" w:cs="Mangal"/>
+          <w:sz w:val="20"/>
+          <w:szCs w:val="20"/>
+        </w:rPr>
+      </w:pPr>
+      <w:r>
+        <w:rPr>
+          <w:rFonts w:ascii="Verdana" w:hAnsi="Verdana" w:cs="Mangal"/>
+          <w:sz w:val="20"/>
+          <w:szCs w:val="20"/>
+        </w:rPr>
+        <w:t>})</w:t>
+      </w:r>
+    </w:p>
+    <w:p>
+      <w:pPr>
+        <w:widowControl w:val="0"/>
+        <w:tabs>
+          <w:tab w:val="left" w:pos="560"/>
+          <w:tab w:val="left" w:pos="563"/>
+        </w:tabs>
+        <w:autoSpaceDE w:val="0"/>
+        <w:autoSpaceDN w:val="0"/>
+        <w:spacing w:after="0"/>
+        <w:ind w:right="623"/>
+        <w:jc w:val="both"/>
+        <w:rPr>
+          <w:rFonts w:ascii="Verdana" w:hAnsi="Verdana" w:cs="Mangal"/>
+          <w:sz w:val="20"/>
+          <w:szCs w:val="20"/>
+        </w:rPr>
+      </w:pPr>
+    </w:p>
+    <w:p>
+      <w:pPr>
+        <w:widowControl w:val="0"/>
+        <w:tabs>
+          <w:tab w:val="left" w:pos="560"/>
+          <w:tab w:val="left" w:pos="563"/>
+        </w:tabs>
+        <w:autoSpaceDE w:val="0"/>
+        <w:autoSpaceDN w:val="0"/>
+        <w:spacing w:after="0"/>
+        <w:ind w:right="623"/>
+        <w:jc w:val="both"/>
+        <w:rPr>
+          <w:rFonts w:ascii="Verdana" w:hAnsi="Verdana" w:cs="Mangal"/>
+          <w:sz w:val="20"/>
+          <w:szCs w:val="20"/>
+        </w:rPr>
+      </w:pPr>
+      <w:r>
+        <w:rPr>
+          <w:rFonts w:ascii="Verdana" w:hAnsi="Verdana" w:cs="Mangal"/>
+          <w:sz w:val="20"/>
+          <w:szCs w:val="20"/>
+        </w:rPr>
+        <w:t>print("\</w:t>
+      </w:r>
+      <w:proofErr w:type="spellStart"/>
+      <w:r>
+        <w:rPr>
+          <w:rFonts w:ascii="Verdana" w:hAnsi="Verdana" w:cs="Mangal"/>
+          <w:sz w:val="20"/>
+          <w:szCs w:val="20"/>
+        </w:rPr>
+        <w:t>nSummary</w:t>
+      </w:r>
+      <w:proofErr w:type="spellEnd"/>
+      <w:r>
+        <w:rPr>
+          <w:rFonts w:ascii="Verdana" w:hAnsi="Verdana" w:cs="Mangal"/>
+          <w:sz w:val="20"/>
+          <w:szCs w:val="20"/>
+        </w:rPr>
+        <w:t xml:space="preserve"> Statistics:")</w:t>
+      </w:r>
+    </w:p>
+    <w:p>
+      <w:pPr>
+        <w:widowControl w:val="0"/>
+        <w:tabs>
+          <w:tab w:val="left" w:pos="560"/>
+          <w:tab w:val="left" w:pos="563"/>
+        </w:tabs>
+        <w:autoSpaceDE w:val="0"/>
+        <w:autoSpaceDN w:val="0"/>
+        <w:spacing w:after="0"/>
+        <w:ind w:right="623"/>
+        <w:jc w:val="both"/>
+        <w:rPr>
+          <w:rFonts w:ascii="Verdana" w:hAnsi="Verdana" w:cs="Mangal"/>
+          <w:sz w:val="20"/>
+          <w:szCs w:val="20"/>
+        </w:rPr>
+      </w:pPr>
+      <w:r>
+        <w:rPr>
+          <w:rFonts w:ascii="Verdana" w:hAnsi="Verdana" w:cs="Mangal"/>
+          <w:sz w:val="20"/>
+          <w:szCs w:val="20"/>
+        </w:rPr>
+        <w:t>print(result)</w:t>
+      </w:r>
+    </w:p>
+    <w:p>
+      <w:pPr>
+        <w:widowControl w:val="0"/>
+        <w:tabs>
+          <w:tab w:val="left" w:pos="560"/>
+          <w:tab w:val="left" w:pos="563"/>
+        </w:tabs>
+        <w:autoSpaceDE w:val="0"/>
+        <w:autoSpaceDN w:val="0"/>
+        <w:spacing w:after="0"/>
+        <w:ind w:right="623"/>
+        <w:jc w:val="both"/>
+        <w:rPr>
+          <w:rFonts w:ascii="Verdana" w:hAnsi="Verdana" w:cs="Mangal"/>
+          <w:sz w:val="20"/>
+          <w:szCs w:val="20"/>
+        </w:rPr>
+      </w:pPr>
+    </w:p>
+    <w:p>
+      <w:pPr>
+        <w:widowControl w:val="0"/>
+        <w:tabs>
+          <w:tab w:val="left" w:pos="560"/>
+          <w:tab w:val="left" w:pos="563"/>
+        </w:tabs>
+        <w:autoSpaceDE w:val="0"/>
+        <w:autoSpaceDN w:val="0"/>
+        <w:spacing w:after="0"/>
+        <w:ind w:right="623"/>
+        <w:jc w:val="both"/>
+        <w:rPr>
+          <w:rFonts w:ascii="Verdana" w:hAnsi="Verdana" w:cs="Mangal"/>
+          <w:sz w:val="20"/>
+          <w:szCs w:val="20"/>
+        </w:rPr>
+      </w:pPr>
+    </w:p>
+    <w:p>
+      <w:pPr>
+        <w:widowControl w:val="0"/>
+        <w:tabs>
+          <w:tab w:val="left" w:pos="560"/>
+          <w:tab w:val="left" w:pos="563"/>
+        </w:tabs>
+        <w:autoSpaceDE w:val="0"/>
+        <w:autoSpaceDN w:val="0"/>
+        <w:spacing w:after="0"/>
+        <w:ind w:right="623"/>
+        <w:jc w:val="both"/>
+        <w:rPr>
+          <w:rFonts w:ascii="Verdana" w:hAnsi="Verdana" w:cs="Mangal"/>
+          <w:sz w:val="20"/>
+          <w:szCs w:val="20"/>
+        </w:rPr>
+      </w:pPr>
+      <w:r>
+        <w:rPr>
+          <w:rFonts w:ascii="Verdana" w:hAnsi="Verdana" w:cs="Mangal"/>
+          <w:sz w:val="20"/>
+          <w:szCs w:val="20"/>
+        </w:rPr>
+        <w:t xml:space="preserve">Output: </w:t>
+      </w:r>
+    </w:p>
+    <w:p>
+      <w:pPr>
+        <w:widowControl w:val="0"/>
+        <w:tabs>
+          <w:tab w:val="left" w:pos="560"/>
+          <w:tab w:val="left" w:pos="563"/>
+        </w:tabs>
+        <w:autoSpaceDE w:val="0"/>
+        <w:autoSpaceDN w:val="0"/>
+        <w:spacing w:after="0"/>
+        <w:ind w:right="623"/>
+        <w:jc w:val="both"/>
+        <w:rPr>
+          <w:rFonts w:ascii="Verdana" w:hAnsi="Verdana" w:cs="Mangal"/>
+          <w:sz w:val="20"/>
+          <w:szCs w:val="20"/>
+        </w:rPr>
+      </w:pPr>
+    </w:p>
+    <w:p>
+      <w:pPr>
+        <w:widowControl w:val="0"/>
+        <w:tabs>
+          <w:tab w:val="left" w:pos="560"/>
+          <w:tab w:val="left" w:pos="563"/>
+        </w:tabs>
+        <w:autoSpaceDE w:val="0"/>
+        <w:autoSpaceDN w:val="0"/>
+        <w:spacing w:after="0"/>
+        <w:ind w:right="623"/>
+        <w:jc w:val="both"/>
+        <w:rPr>
+          <w:rFonts w:ascii="Verdana" w:hAnsi="Verdana" w:cs="Mangal"/>
+          <w:sz w:val="20"/>
+          <w:szCs w:val="20"/>
+        </w:rPr>
+      </w:pPr>
+      <w:r>
+        <w:rPr>
+          <w:rFonts w:ascii="Verdana" w:hAnsi="Verdana" w:cs="Mangal"/>
+          <w:sz w:val="20"/>
+          <w:szCs w:val="20"/>
+        </w:rPr>
+        <w:t xml:space="preserve">Original </w:t>
+      </w:r>
+      <w:proofErr w:type="spellStart"/>
+      <w:r>
+        <w:rPr>
+          <w:rFonts w:ascii="Verdana" w:hAnsi="Verdana" w:cs="Mangal"/>
+          <w:sz w:val="20"/>
+          <w:szCs w:val="20"/>
+        </w:rPr>
+        <w:t>DataFrame</w:t>
+      </w:r>
+      <w:proofErr w:type="spellEnd"/>
+      <w:r>
+        <w:rPr>
+          <w:rFonts w:ascii="Verdana" w:hAnsi="Verdana" w:cs="Mangal"/>
+          <w:sz w:val="20"/>
+          <w:szCs w:val="20"/>
+        </w:rPr>
+        <w:t>:</w:t>
+      </w:r>
+    </w:p>
+    <w:p>
+      <w:pPr>
+        <w:widowControl w:val="0"/>
+        <w:tabs>
+          <w:tab w:val="left" w:pos="560"/>
+          <w:tab w:val="left" w:pos="563"/>
+        </w:tabs>
+        <w:autoSpaceDE w:val="0"/>
+        <w:autoSpaceDN w:val="0"/>
+        <w:spacing w:after="0"/>
+        <w:ind w:right="623"/>
+        <w:jc w:val="both"/>
+        <w:rPr>
+          <w:rFonts w:ascii="Verdana" w:hAnsi="Verdana" w:cs="Mangal"/>
+          <w:sz w:val="20"/>
+          <w:szCs w:val="20"/>
+        </w:rPr>
+      </w:pPr>
+      <w:r>
+        <w:rPr>
+          <w:rFonts w:ascii="Verdana" w:hAnsi="Verdana" w:cs="Mangal"/>
+          <w:sz w:val="20"/>
+          <w:szCs w:val="20"/>
+        </w:rPr>
+        <w:t xml:space="preserve">  Department  Marks  Attendance</w:t>
+      </w:r>
+    </w:p>
+    <w:p>
+      <w:pPr>
+        <w:widowControl w:val="0"/>
+        <w:tabs>
+          <w:tab w:val="left" w:pos="560"/>
+          <w:tab w:val="left" w:pos="563"/>
+        </w:tabs>
+        <w:autoSpaceDE w:val="0"/>
+        <w:autoSpaceDN w:val="0"/>
+        <w:spacing w:after="0"/>
+        <w:ind w:right="623"/>
+        <w:jc w:val="both"/>
+        <w:rPr>
+          <w:rFonts w:ascii="Verdana" w:hAnsi="Verdana" w:cs="Mangal"/>
+          <w:sz w:val="20"/>
+          <w:szCs w:val="20"/>
+        </w:rPr>
+      </w:pPr>
+      <w:r>
+        <w:rPr>
+          <w:rFonts w:ascii="Verdana" w:hAnsi="Verdana" w:cs="Mangal"/>
+          <w:sz w:val="20"/>
+          <w:szCs w:val="20"/>
+        </w:rPr>
+        <w:t>0        CSE     80          90</w:t>
+      </w:r>
+    </w:p>
+    <w:p>
+      <w:pPr>
+        <w:widowControl w:val="0"/>
+        <w:tabs>
+          <w:tab w:val="left" w:pos="560"/>
+          <w:tab w:val="left" w:pos="563"/>
+        </w:tabs>
+        <w:autoSpaceDE w:val="0"/>
+        <w:autoSpaceDN w:val="0"/>
+        <w:spacing w:after="0"/>
+        <w:ind w:right="623"/>
+        <w:jc w:val="both"/>
+        <w:rPr>
+          <w:rFonts w:ascii="Verdana" w:hAnsi="Verdana" w:cs="Mangal"/>
+          <w:sz w:val="20"/>
+          <w:szCs w:val="20"/>
+          <w:lang w:val="it-IT"/>
+        </w:rPr>
+      </w:pPr>
+      <w:r>
+        <w:rPr>
+          <w:rFonts w:ascii="Verdana" w:hAnsi="Verdana" w:cs="Mangal"/>
+          <w:sz w:val="20"/>
+          <w:szCs w:val="20"/>
+          <w:lang w:val="it-IT"/>
+        </w:rPr>
+        <w:t>1        CSE     75          85</w:t>
+      </w:r>
+    </w:p>
+    <w:p>
+      <w:pPr>
+        <w:widowControl w:val="0"/>
+        <w:tabs>
+          <w:tab w:val="left" w:pos="560"/>
+          <w:tab w:val="left" w:pos="563"/>
+        </w:tabs>
+        <w:autoSpaceDE w:val="0"/>
+        <w:autoSpaceDN w:val="0"/>
+        <w:spacing w:after="0"/>
+        <w:ind w:right="623"/>
+        <w:jc w:val="both"/>
+        <w:rPr>
+          <w:rFonts w:ascii="Verdana" w:hAnsi="Verdana" w:cs="Mangal"/>
+          <w:sz w:val="20"/>
+          <w:szCs w:val="20"/>
+          <w:lang w:val="it-IT"/>
+        </w:rPr>
+      </w:pPr>
+      <w:r>
+        <w:rPr>
+          <w:rFonts w:ascii="Verdana" w:hAnsi="Verdana" w:cs="Mangal"/>
+          <w:sz w:val="20"/>
+          <w:szCs w:val="20"/>
+          <w:lang w:val="it-IT"/>
+        </w:rPr>
+        <w:t>2        CSE     85          95</w:t>
+      </w:r>
+    </w:p>
+    <w:p>
+      <w:pPr>
+        <w:widowControl w:val="0"/>
+        <w:tabs>
+          <w:tab w:val="left" w:pos="560"/>
+          <w:tab w:val="left" w:pos="563"/>
+        </w:tabs>
+        <w:autoSpaceDE w:val="0"/>
+        <w:autoSpaceDN w:val="0"/>
+        <w:spacing w:after="0"/>
+        <w:ind w:right="623"/>
+        <w:jc w:val="both"/>
+        <w:rPr>
+          <w:rFonts w:ascii="Verdana" w:hAnsi="Verdana" w:cs="Mangal"/>
+          <w:sz w:val="20"/>
+          <w:szCs w:val="20"/>
+          <w:lang w:val="it-IT"/>
+        </w:rPr>
+      </w:pPr>
+      <w:r>
+        <w:rPr>
+          <w:rFonts w:ascii="Verdana" w:hAnsi="Verdana" w:cs="Mangal"/>
+          <w:sz w:val="20"/>
+          <w:szCs w:val="20"/>
+          <w:lang w:val="it-IT"/>
+        </w:rPr>
+        <w:t>3        ECE     70          80</w:t>
+      </w:r>
+    </w:p>
+    <w:p>
+      <w:pPr>
+        <w:widowControl w:val="0"/>
+        <w:tabs>
+          <w:tab w:val="left" w:pos="560"/>
+          <w:tab w:val="left" w:pos="563"/>
+        </w:tabs>
+        <w:autoSpaceDE w:val="0"/>
+        <w:autoSpaceDN w:val="0"/>
+        <w:spacing w:after="0"/>
+        <w:ind w:right="623"/>
+        <w:jc w:val="both"/>
+        <w:rPr>
+          <w:rFonts w:ascii="Verdana" w:hAnsi="Verdana" w:cs="Mangal"/>
+          <w:sz w:val="20"/>
+          <w:szCs w:val="20"/>
+          <w:lang w:val="it-IT"/>
+        </w:rPr>
+      </w:pPr>
+      <w:r>
+        <w:rPr>
+          <w:rFonts w:ascii="Verdana" w:hAnsi="Verdana" w:cs="Mangal"/>
+          <w:sz w:val="20"/>
+          <w:szCs w:val="20"/>
+          <w:lang w:val="it-IT"/>
+        </w:rPr>
+        <w:t>4        ECE     65          75</w:t>
+      </w:r>
+    </w:p>
+    <w:p>
+      <w:pPr>
+        <w:widowControl w:val="0"/>
+        <w:tabs>
+          <w:tab w:val="left" w:pos="560"/>
+          <w:tab w:val="left" w:pos="563"/>
+        </w:tabs>
+        <w:autoSpaceDE w:val="0"/>
+        <w:autoSpaceDN w:val="0"/>
+        <w:spacing w:after="0"/>
+        <w:ind w:right="623"/>
+        <w:jc w:val="both"/>
+        <w:rPr>
+          <w:rFonts w:ascii="Verdana" w:hAnsi="Verdana" w:cs="Mangal"/>
+          <w:sz w:val="20"/>
+          <w:szCs w:val="20"/>
+          <w:lang w:val="it-IT"/>
+        </w:rPr>
+      </w:pPr>
+      <w:r>
+        <w:rPr>
+          <w:rFonts w:ascii="Verdana" w:hAnsi="Verdana" w:cs="Mangal"/>
+          <w:sz w:val="20"/>
+          <w:szCs w:val="20"/>
+          <w:lang w:val="it-IT"/>
+        </w:rPr>
+        <w:t>5        ECE     75          85</w:t>
+      </w:r>
+    </w:p>
+    <w:p>
+      <w:pPr>
+        <w:widowControl w:val="0"/>
+        <w:tabs>
+          <w:tab w:val="left" w:pos="560"/>
+          <w:tab w:val="left" w:pos="563"/>
+        </w:tabs>
+        <w:autoSpaceDE w:val="0"/>
+        <w:autoSpaceDN w:val="0"/>
+        <w:spacing w:after="0"/>
+        <w:ind w:right="623"/>
+        <w:jc w:val="both"/>
+        <w:rPr>
+          <w:rFonts w:ascii="Verdana" w:hAnsi="Verdana" w:cs="Mangal"/>
+          <w:sz w:val="20"/>
+          <w:szCs w:val="20"/>
+        </w:rPr>
+      </w:pPr>
+      <w:r>
+        <w:rPr>
+          <w:rFonts w:ascii="Verdana" w:hAnsi="Verdana" w:cs="Mangal"/>
+          <w:sz w:val="20"/>
+          <w:szCs w:val="20"/>
+        </w:rPr>
+        <w:t>6        EEE     90          95</w:t>
+      </w:r>
+    </w:p>
+    <w:p>
+      <w:pPr>
+        <w:widowControl w:val="0"/>
+        <w:tabs>
+          <w:tab w:val="left" w:pos="560"/>
+          <w:tab w:val="left" w:pos="563"/>
+        </w:tabs>
+        <w:autoSpaceDE w:val="0"/>
+        <w:autoSpaceDN w:val="0"/>
+        <w:spacing w:after="0"/>
+        <w:ind w:right="623"/>
+        <w:jc w:val="both"/>
+        <w:rPr>
+          <w:rFonts w:ascii="Verdana" w:hAnsi="Verdana" w:cs="Mangal"/>
+          <w:sz w:val="20"/>
+          <w:szCs w:val="20"/>
+        </w:rPr>
+      </w:pPr>
+      <w:r>
+        <w:rPr>
+          <w:rFonts w:ascii="Verdana" w:hAnsi="Verdana" w:cs="Mangal"/>
+          <w:sz w:val="20"/>
+          <w:szCs w:val="20"/>
+        </w:rPr>
+        <w:t>7        EEE     85          90</w:t>
+      </w:r>
+    </w:p>
+    <w:p>
+      <w:pPr>
+        <w:widowControl w:val="0"/>
+        <w:tabs>
+          <w:tab w:val="left" w:pos="560"/>
+          <w:tab w:val="left" w:pos="563"/>
+        </w:tabs>
+        <w:autoSpaceDE w:val="0"/>
+        <w:autoSpaceDN w:val="0"/>
+        <w:spacing w:after="0"/>
+        <w:ind w:right="623"/>
+        <w:jc w:val="both"/>
+        <w:rPr>
+          <w:rFonts w:ascii="Verdana" w:hAnsi="Verdana" w:cs="Mangal"/>
+          <w:sz w:val="20"/>
+          <w:szCs w:val="20"/>
+        </w:rPr>
+      </w:pPr>
+      <w:r>
+        <w:rPr>
+          <w:rFonts w:ascii="Verdana" w:hAnsi="Verdana" w:cs="Mangal"/>
+          <w:sz w:val="20"/>
+          <w:szCs w:val="20"/>
+        </w:rPr>
+        <w:t>8        EEE     95         100</w:t>
+      </w:r>
+    </w:p>
+    <w:p>
+      <w:pPr>
+        <w:widowControl w:val="0"/>
+        <w:tabs>
+          <w:tab w:val="left" w:pos="560"/>
+          <w:tab w:val="left" w:pos="563"/>
+        </w:tabs>
+        <w:autoSpaceDE w:val="0"/>
+        <w:autoSpaceDN w:val="0"/>
+        <w:spacing w:after="0"/>
+        <w:ind w:right="623"/>
+        <w:jc w:val="both"/>
+        <w:rPr>
+          <w:rFonts w:ascii="Verdana" w:hAnsi="Verdana" w:cs="Mangal"/>
+          <w:sz w:val="20"/>
+          <w:szCs w:val="20"/>
+        </w:rPr>
+      </w:pPr>
+    </w:p>
+    <w:p>
+      <w:pPr>
+        <w:widowControl w:val="0"/>
+        <w:tabs>
+          <w:tab w:val="left" w:pos="560"/>
+          <w:tab w:val="left" w:pos="563"/>
+        </w:tabs>
+        <w:autoSpaceDE w:val="0"/>
+        <w:autoSpaceDN w:val="0"/>
+        <w:spacing w:after="0"/>
+        <w:ind w:right="623"/>
+        <w:jc w:val="both"/>
+        <w:rPr>
+          <w:rFonts w:ascii="Verdana" w:hAnsi="Verdana" w:cs="Mangal"/>
+          <w:sz w:val="20"/>
+          <w:szCs w:val="20"/>
+        </w:rPr>
+      </w:pPr>
+      <w:r>
+        <w:rPr>
+          <w:rFonts w:ascii="Verdana" w:hAnsi="Verdana" w:cs="Mangal"/>
+          <w:sz w:val="20"/>
+          <w:szCs w:val="20"/>
+        </w:rPr>
+        <w:t>Summary Statistics:</w:t>
+      </w:r>
+    </w:p>
+    <w:p>
+      <w:pPr>
+        <w:widowControl w:val="0"/>
+        <w:tabs>
+          <w:tab w:val="left" w:pos="560"/>
+          <w:tab w:val="left" w:pos="563"/>
+        </w:tabs>
+        <w:autoSpaceDE w:val="0"/>
+        <w:autoSpaceDN w:val="0"/>
+        <w:spacing w:after="0"/>
+        <w:ind w:right="623"/>
+        <w:jc w:val="both"/>
+        <w:rPr>
+          <w:rFonts w:ascii="Verdana" w:hAnsi="Verdana" w:cs="Mangal"/>
+          <w:sz w:val="20"/>
+          <w:szCs w:val="20"/>
+        </w:rPr>
+      </w:pPr>
+      <w:r>
+        <w:rPr>
+          <w:rFonts w:ascii="Verdana" w:hAnsi="Verdana" w:cs="Mangal"/>
+          <w:sz w:val="20"/>
+          <w:szCs w:val="20"/>
+        </w:rPr>
+        <w:t xml:space="preserve">           Marks                   Attendance</w:t>
+      </w:r>
+    </w:p>
+    <w:p>
+      <w:pPr>
+        <w:widowControl w:val="0"/>
+        <w:tabs>
+          <w:tab w:val="left" w:pos="560"/>
+          <w:tab w:val="left" w:pos="563"/>
+        </w:tabs>
+        <w:autoSpaceDE w:val="0"/>
+        <w:autoSpaceDN w:val="0"/>
+        <w:spacing w:after="0"/>
+        <w:ind w:right="623"/>
+        <w:jc w:val="both"/>
+        <w:rPr>
+          <w:rFonts w:ascii="Verdana" w:hAnsi="Verdana" w:cs="Mangal"/>
+          <w:sz w:val="20"/>
+          <w:szCs w:val="20"/>
+        </w:rPr>
+      </w:pPr>
+      <w:r>
+        <w:rPr>
+          <w:rFonts w:ascii="Verdana" w:hAnsi="Verdana" w:cs="Mangal"/>
+          <w:sz w:val="20"/>
+          <w:szCs w:val="20"/>
+        </w:rPr>
+        <w:t xml:space="preserve">             sum  mean  std            sum        mean       std</w:t>
+      </w:r>
+    </w:p>
+    <w:p>
+      <w:pPr>
+        <w:widowControl w:val="0"/>
+        <w:tabs>
+          <w:tab w:val="left" w:pos="560"/>
+          <w:tab w:val="left" w:pos="563"/>
+        </w:tabs>
+        <w:autoSpaceDE w:val="0"/>
+        <w:autoSpaceDN w:val="0"/>
+        <w:spacing w:after="0"/>
+        <w:ind w:right="623"/>
+        <w:jc w:val="both"/>
+        <w:rPr>
+          <w:rFonts w:ascii="Verdana" w:hAnsi="Verdana" w:cs="Mangal"/>
+          <w:sz w:val="20"/>
+          <w:szCs w:val="20"/>
+        </w:rPr>
+      </w:pPr>
+      <w:r>
+        <w:rPr>
+          <w:rFonts w:ascii="Verdana" w:hAnsi="Verdana" w:cs="Mangal"/>
+          <w:sz w:val="20"/>
+          <w:szCs w:val="20"/>
+        </w:rPr>
+        <w:t>Department</w:t>
+      </w:r>
+    </w:p>
+    <w:p>
+      <w:pPr>
+        <w:widowControl w:val="0"/>
+        <w:tabs>
+          <w:tab w:val="left" w:pos="560"/>
+          <w:tab w:val="left" w:pos="563"/>
+        </w:tabs>
+        <w:autoSpaceDE w:val="0"/>
+        <w:autoSpaceDN w:val="0"/>
+        <w:spacing w:after="0"/>
+        <w:ind w:right="623"/>
+        <w:jc w:val="both"/>
+        <w:rPr>
+          <w:rFonts w:ascii="Verdana" w:hAnsi="Verdana" w:cs="Mangal"/>
+          <w:sz w:val="20"/>
+          <w:szCs w:val="20"/>
+        </w:rPr>
+      </w:pPr>
+      <w:r>
+        <w:rPr>
+          <w:rFonts w:ascii="Verdana" w:hAnsi="Verdana" w:cs="Mangal"/>
+          <w:sz w:val="20"/>
+          <w:szCs w:val="20"/>
+        </w:rPr>
+        <w:lastRenderedPageBreak/>
+        <w:t>CSE           240  80.0  5.0           270   90.000000  5.000000</w:t>
+      </w:r>
+    </w:p>
+    <w:p>
+      <w:pPr>
+        <w:widowControl w:val="0"/>
+        <w:tabs>
+          <w:tab w:val="left" w:pos="560"/>
+          <w:tab w:val="left" w:pos="563"/>
+        </w:tabs>
+        <w:autoSpaceDE w:val="0"/>
+        <w:autoSpaceDN w:val="0"/>
+        <w:spacing w:after="0"/>
+        <w:ind w:right="623"/>
+        <w:jc w:val="both"/>
+        <w:rPr>
+          <w:rFonts w:ascii="Verdana" w:hAnsi="Verdana" w:cs="Mangal"/>
+          <w:sz w:val="20"/>
+          <w:szCs w:val="20"/>
+        </w:rPr>
+      </w:pPr>
+      <w:r>
+        <w:rPr>
+          <w:rFonts w:ascii="Verdana" w:hAnsi="Verdana" w:cs="Mangal"/>
+          <w:sz w:val="20"/>
+          <w:szCs w:val="20"/>
+        </w:rPr>
+        <w:t>ECE           210  70.0  5.0           240   80.000000  5.000000</w:t>
+      </w:r>
+    </w:p>
+    <w:p>
+      <w:pPr>
+        <w:widowControl w:val="0"/>
+        <w:tabs>
+          <w:tab w:val="left" w:pos="560"/>
+          <w:tab w:val="left" w:pos="563"/>
+        </w:tabs>
+        <w:autoSpaceDE w:val="0"/>
+        <w:autoSpaceDN w:val="0"/>
+        <w:spacing w:after="0"/>
+        <w:ind w:right="623"/>
+        <w:jc w:val="both"/>
+        <w:rPr>
+          <w:rFonts w:ascii="Verdana" w:hAnsi="Verdana" w:cs="Mangal"/>
+          <w:sz w:val="20"/>
+          <w:szCs w:val="20"/>
+        </w:rPr>
+      </w:pPr>
+      <w:r>
+        <w:rPr>
+          <w:rFonts w:ascii="Verdana" w:hAnsi="Verdana" w:cs="Mangal"/>
+          <w:sz w:val="20"/>
+          <w:szCs w:val="20"/>
+        </w:rPr>
+        <w:t>EEE           270  90.0  5.0           285   95.000000  5.000000</w:t>
+      </w:r>
+    </w:p>
+    <w:p>
+      <w:pPr>
+        <w:widowControl w:val="0"/>
+        <w:tabs>
+          <w:tab w:val="left" w:pos="558"/>
+          <w:tab w:val="left" w:pos="563"/>
+        </w:tabs>
+        <w:autoSpaceDE w:val="0"/>
+        <w:autoSpaceDN w:val="0"/>
+        <w:spacing w:after="0"/>
+        <w:ind w:right="614"/>
+        <w:jc w:val="both"/>
+        <w:rPr>
+          <w:rFonts w:ascii="Verdana" w:hAnsi="Verdana" w:cs="Mangal"/>
+          <w:b/>
+          <w:bCs/>
+          <w:sz w:val="20"/>
+          <w:szCs w:val="20"/>
+        </w:rPr>
+      </w:pPr>
+      <w:r>
+        <w:br w:type="column"/>
+      </w:r>
+      <w:r>
+        <w:rPr>
+          <w:rFonts w:ascii="Verdana" w:hAnsi="Verdana" w:cs="Mangal"/>
+          <w:b/>
+          <w:bCs/>
+          <w:sz w:val="20"/>
+          <w:szCs w:val="20"/>
+        </w:rPr>
+        <w:lastRenderedPageBreak/>
+        <w:t xml:space="preserve">Use </w:t>
+      </w:r>
+      <w:proofErr w:type="spellStart"/>
+      <w:r>
+        <w:rPr>
+          <w:rFonts w:ascii="Verdana" w:hAnsi="Verdana" w:cs="Mangal"/>
+          <w:b/>
+          <w:bCs/>
+          <w:sz w:val="20"/>
+          <w:szCs w:val="20"/>
+        </w:rPr>
+        <w:t>groupby</w:t>
+      </w:r>
+      <w:proofErr w:type="spellEnd"/>
+      <w:r>
+        <w:rPr>
+          <w:rFonts w:ascii="Verdana" w:hAnsi="Verdana" w:cs="Mangal"/>
+          <w:b/>
+          <w:bCs/>
+          <w:sz w:val="20"/>
+          <w:szCs w:val="20"/>
+        </w:rPr>
+        <w:t xml:space="preserve"> function to split data into groups based on one column, </w:t>
+      </w:r>
+      <w:proofErr w:type="spellStart"/>
+      <w:r>
+        <w:rPr>
+          <w:rFonts w:ascii="Verdana" w:hAnsi="Verdana" w:cs="Mangal"/>
+          <w:b/>
+          <w:bCs/>
+          <w:sz w:val="20"/>
+          <w:szCs w:val="20"/>
+        </w:rPr>
+        <w:t>miultiple</w:t>
+      </w:r>
+      <w:proofErr w:type="spellEnd"/>
+      <w:r>
+        <w:rPr>
+          <w:rFonts w:ascii="Verdana" w:hAnsi="Verdana" w:cs="Mangal"/>
+          <w:b/>
+          <w:bCs/>
+          <w:sz w:val="20"/>
+          <w:szCs w:val="20"/>
+        </w:rPr>
+        <w:t xml:space="preserve"> columns, compute summary statistics and perform exploratory data analysis. Consider any online dataset for processing.</w:t>
+      </w:r>
+    </w:p>
+    <w:p>
+      <w:pPr>
+        <w:widowControl w:val="0"/>
+        <w:tabs>
+          <w:tab w:val="left" w:pos="558"/>
+          <w:tab w:val="left" w:pos="563"/>
+        </w:tabs>
+        <w:autoSpaceDE w:val="0"/>
+        <w:autoSpaceDN w:val="0"/>
+        <w:spacing w:after="0"/>
+        <w:ind w:right="614"/>
+        <w:jc w:val="both"/>
+        <w:rPr>
+          <w:rFonts w:ascii="Verdana" w:hAnsi="Verdana" w:cs="Mangal"/>
+          <w:b/>
+          <w:bCs/>
+          <w:sz w:val="20"/>
+          <w:szCs w:val="20"/>
+        </w:rPr>
+      </w:pPr>
+    </w:p>
+    <w:p>
+      <w:pPr>
+        <w:widowControl w:val="0"/>
+        <w:tabs>
+          <w:tab w:val="left" w:pos="558"/>
+          <w:tab w:val="left" w:pos="563"/>
+        </w:tabs>
+        <w:autoSpaceDE w:val="0"/>
+        <w:autoSpaceDN w:val="0"/>
+        <w:spacing w:after="0"/>
+        <w:ind w:right="614"/>
+        <w:rPr>
+          <w:rFonts w:ascii="Verdana" w:hAnsi="Verdana" w:cs="Mangal"/>
+          <w:sz w:val="20"/>
+          <w:szCs w:val="20"/>
+        </w:rPr>
+      </w:pPr>
+      <w:r>
+        <w:rPr>
+          <w:rFonts w:ascii="Verdana" w:hAnsi="Verdana" w:cs="Mangal"/>
+          <w:sz w:val="20"/>
+          <w:szCs w:val="20"/>
+        </w:rPr>
+        <w:t>import pandas as pd</w:t>
+      </w:r>
+    </w:p>
+    <w:p>
+      <w:pPr>
+        <w:widowControl w:val="0"/>
+        <w:tabs>
+          <w:tab w:val="left" w:pos="558"/>
+          <w:tab w:val="left" w:pos="563"/>
+        </w:tabs>
+        <w:autoSpaceDE w:val="0"/>
+        <w:autoSpaceDN w:val="0"/>
+        <w:spacing w:after="0"/>
+        <w:ind w:right="614"/>
+        <w:rPr>
+          <w:rFonts w:ascii="Palatino Linotype" w:hAnsi="Palatino Linotype" w:cs="Mangal"/>
+          <w:i/>
+          <w:iCs/>
+          <w:sz w:val="20"/>
+          <w:szCs w:val="20"/>
+        </w:rPr>
+      </w:pPr>
+      <w:r>
+        <w:rPr>
+          <w:rFonts w:ascii="Palatino Linotype" w:hAnsi="Palatino Linotype" w:cs="Mangal"/>
+          <w:i/>
+          <w:iCs/>
+          <w:sz w:val="20"/>
+          <w:szCs w:val="20"/>
+        </w:rPr>
+        <w:t># Read the online Iris dataset</w:t>
+      </w:r>
+    </w:p>
+    <w:p>
+      <w:pPr>
+        <w:widowControl w:val="0"/>
+        <w:tabs>
+          <w:tab w:val="left" w:pos="558"/>
+          <w:tab w:val="left" w:pos="563"/>
+        </w:tabs>
+        <w:autoSpaceDE w:val="0"/>
+        <w:autoSpaceDN w:val="0"/>
+        <w:spacing w:after="0"/>
+        <w:ind w:right="614"/>
+        <w:rPr>
+          <w:rFonts w:ascii="Verdana" w:hAnsi="Verdana" w:cs="Mangal"/>
+          <w:sz w:val="20"/>
+          <w:szCs w:val="20"/>
+        </w:rPr>
+      </w:pPr>
+      <w:r>
+        <w:rPr>
+          <w:rFonts w:ascii="Verdana" w:hAnsi="Verdana" w:cs="Mangal"/>
+          <w:sz w:val="20"/>
+          <w:szCs w:val="20"/>
+        </w:rPr>
+        <w:t>url="https://raw.githubusercontent.com/mwaskom/seaborn-data/master/iris.csv"</w:t>
+      </w:r>
+    </w:p>
+    <w:p>
+      <w:pPr>
+        <w:widowControl w:val="0"/>
+        <w:tabs>
+          <w:tab w:val="left" w:pos="558"/>
+          <w:tab w:val="left" w:pos="563"/>
+        </w:tabs>
+        <w:autoSpaceDE w:val="0"/>
+        <w:autoSpaceDN w:val="0"/>
+        <w:spacing w:after="0"/>
+        <w:ind w:right="614"/>
+        <w:rPr>
+          <w:rFonts w:ascii="Verdana" w:hAnsi="Verdana" w:cs="Mangal"/>
+          <w:sz w:val="20"/>
+          <w:szCs w:val="20"/>
+        </w:rPr>
+      </w:pPr>
+      <w:proofErr w:type="spellStart"/>
+      <w:r>
+        <w:rPr>
+          <w:rFonts w:ascii="Verdana" w:hAnsi="Verdana" w:cs="Mangal"/>
+          <w:sz w:val="20"/>
+          <w:szCs w:val="20"/>
+        </w:rPr>
+        <w:t>df</w:t>
+      </w:r>
+      <w:proofErr w:type="spellEnd"/>
+      <w:r>
+        <w:rPr>
+          <w:rFonts w:ascii="Verdana" w:hAnsi="Verdana" w:cs="Mangal"/>
+          <w:sz w:val="20"/>
+          <w:szCs w:val="20"/>
+        </w:rPr>
+        <w:t xml:space="preserve"> = </w:t>
+      </w:r>
+      <w:proofErr w:type="spellStart"/>
+      <w:r>
+        <w:rPr>
+          <w:rFonts w:ascii="Verdana" w:hAnsi="Verdana" w:cs="Mangal"/>
+          <w:sz w:val="20"/>
+          <w:szCs w:val="20"/>
+        </w:rPr>
+        <w:t>pd.read_csv</w:t>
+      </w:r>
+      <w:proofErr w:type="spellEnd"/>
+      <w:r>
+        <w:rPr>
+          <w:rFonts w:ascii="Verdana" w:hAnsi="Verdana" w:cs="Mangal"/>
+          <w:sz w:val="20"/>
+          <w:szCs w:val="20"/>
+        </w:rPr>
+        <w:t>(</w:t>
+      </w:r>
+      <w:proofErr w:type="spellStart"/>
+      <w:r>
+        <w:rPr>
+          <w:rFonts w:ascii="Verdana" w:hAnsi="Verdana" w:cs="Mangal"/>
+          <w:sz w:val="20"/>
+          <w:szCs w:val="20"/>
+        </w:rPr>
+        <w:t>url</w:t>
+      </w:r>
+      <w:proofErr w:type="spellEnd"/>
+      <w:r>
+        <w:rPr>
+          <w:rFonts w:ascii="Verdana" w:hAnsi="Verdana" w:cs="Mangal"/>
+          <w:sz w:val="20"/>
+          <w:szCs w:val="20"/>
+        </w:rPr>
+        <w:t>)</w:t>
+      </w:r>
+    </w:p>
+    <w:p>
+      <w:pPr>
+        <w:widowControl w:val="0"/>
+        <w:tabs>
+          <w:tab w:val="left" w:pos="558"/>
+          <w:tab w:val="left" w:pos="563"/>
+        </w:tabs>
+        <w:autoSpaceDE w:val="0"/>
+        <w:autoSpaceDN w:val="0"/>
+        <w:spacing w:after="0"/>
+        <w:ind w:right="614"/>
+        <w:rPr>
+          <w:rFonts w:ascii="Verdana" w:hAnsi="Verdana" w:cs="Mangal"/>
+          <w:sz w:val="20"/>
+          <w:szCs w:val="20"/>
+        </w:rPr>
+      </w:pPr>
+    </w:p>
+    <w:p>
+      <w:pPr>
+        <w:widowControl w:val="0"/>
+        <w:tabs>
+          <w:tab w:val="left" w:pos="558"/>
+          <w:tab w:val="left" w:pos="563"/>
+        </w:tabs>
+        <w:autoSpaceDE w:val="0"/>
+        <w:autoSpaceDN w:val="0"/>
+        <w:spacing w:after="0"/>
+        <w:ind w:right="614"/>
+        <w:rPr>
+          <w:rFonts w:ascii="Palatino Linotype" w:hAnsi="Palatino Linotype" w:cs="Mangal"/>
+          <w:i/>
+          <w:iCs/>
+          <w:sz w:val="20"/>
+          <w:szCs w:val="20"/>
+        </w:rPr>
+      </w:pPr>
+      <w:r>
+        <w:rPr>
+          <w:rFonts w:ascii="Palatino Linotype" w:hAnsi="Palatino Linotype" w:cs="Mangal"/>
+          <w:i/>
+          <w:iCs/>
+          <w:sz w:val="20"/>
+          <w:szCs w:val="20"/>
+        </w:rPr>
+        <w:t># Display first 5 records</w:t>
+      </w:r>
+    </w:p>
+    <w:p>
+      <w:pPr>
+        <w:widowControl w:val="0"/>
+        <w:tabs>
+          <w:tab w:val="left" w:pos="558"/>
+          <w:tab w:val="left" w:pos="563"/>
+        </w:tabs>
+        <w:autoSpaceDE w:val="0"/>
+        <w:autoSpaceDN w:val="0"/>
+        <w:spacing w:after="0"/>
+        <w:ind w:right="614"/>
+        <w:rPr>
+          <w:rFonts w:ascii="Verdana" w:hAnsi="Verdana" w:cs="Mangal"/>
+          <w:sz w:val="20"/>
+          <w:szCs w:val="20"/>
+        </w:rPr>
+      </w:pPr>
+      <w:r>
+        <w:rPr>
+          <w:rFonts w:ascii="Verdana" w:hAnsi="Verdana" w:cs="Mangal"/>
+          <w:sz w:val="20"/>
+          <w:szCs w:val="20"/>
+        </w:rPr>
+        <w:t>print("First 5 Records:")</w:t>
+      </w:r>
+    </w:p>
+    <w:p>
+      <w:pPr>
+        <w:widowControl w:val="0"/>
+        <w:tabs>
+          <w:tab w:val="left" w:pos="558"/>
+          <w:tab w:val="left" w:pos="563"/>
+        </w:tabs>
+        <w:autoSpaceDE w:val="0"/>
+        <w:autoSpaceDN w:val="0"/>
+        <w:spacing w:after="0"/>
+        <w:ind w:right="614"/>
+        <w:rPr>
+          <w:rFonts w:ascii="Verdana" w:hAnsi="Verdana" w:cs="Mangal"/>
+          <w:sz w:val="20"/>
+          <w:szCs w:val="20"/>
+        </w:rPr>
+      </w:pPr>
+      <w:r>
+        <w:rPr>
+          <w:rFonts w:ascii="Verdana" w:hAnsi="Verdana" w:cs="Mangal"/>
+          <w:sz w:val="20"/>
+          <w:szCs w:val="20"/>
+        </w:rPr>
+        <w:t>print(</w:t>
+      </w:r>
+      <w:proofErr w:type="spellStart"/>
+      <w:r>
+        <w:rPr>
+          <w:rFonts w:ascii="Verdana" w:hAnsi="Verdana" w:cs="Mangal"/>
+          <w:sz w:val="20"/>
+          <w:szCs w:val="20"/>
+        </w:rPr>
+        <w:t>df.head</w:t>
+      </w:r>
+      <w:proofErr w:type="spellEnd"/>
+      <w:r>
+        <w:rPr>
+          <w:rFonts w:ascii="Verdana" w:hAnsi="Verdana" w:cs="Mangal"/>
+          <w:sz w:val="20"/>
+          <w:szCs w:val="20"/>
+        </w:rPr>
+        <w:t>())</w:t>
+      </w:r>
+    </w:p>
+    <w:p>
+      <w:pPr>
+        <w:widowControl w:val="0"/>
+        <w:tabs>
+          <w:tab w:val="left" w:pos="558"/>
+          <w:tab w:val="left" w:pos="563"/>
+        </w:tabs>
+        <w:autoSpaceDE w:val="0"/>
+        <w:autoSpaceDN w:val="0"/>
+        <w:spacing w:after="0"/>
+        <w:ind w:right="614"/>
+        <w:rPr>
+          <w:rFonts w:ascii="Verdana" w:hAnsi="Verdana" w:cs="Mangal"/>
+          <w:sz w:val="20"/>
+          <w:szCs w:val="20"/>
+        </w:rPr>
+      </w:pPr>
+    </w:p>
+    <w:p>
+      <w:pPr>
+        <w:widowControl w:val="0"/>
+        <w:tabs>
+          <w:tab w:val="left" w:pos="558"/>
+          <w:tab w:val="left" w:pos="563"/>
+        </w:tabs>
+        <w:autoSpaceDE w:val="0"/>
+        <w:autoSpaceDN w:val="0"/>
+        <w:spacing w:after="0"/>
+        <w:ind w:right="614"/>
+        <w:rPr>
+          <w:rFonts w:ascii="Times New Roman" w:hAnsi="Times New Roman" w:cs="Times New Roman"/>
+          <w:i/>
+          <w:iCs/>
+          <w:sz w:val="20"/>
+          <w:szCs w:val="20"/>
+        </w:rPr>
+      </w:pPr>
+      <w:r>
+        <w:rPr>
+          <w:rFonts w:ascii="Times New Roman" w:hAnsi="Times New Roman" w:cs="Times New Roman"/>
+          <w:i/>
+          <w:iCs/>
+          <w:sz w:val="20"/>
+          <w:szCs w:val="20"/>
+        </w:rPr>
+        <w:t># Display dataset information</w:t>
+      </w:r>
+    </w:p>
+    <w:p>
+      <w:pPr>
+        <w:widowControl w:val="0"/>
+        <w:tabs>
+          <w:tab w:val="left" w:pos="558"/>
+          <w:tab w:val="left" w:pos="563"/>
+        </w:tabs>
+        <w:autoSpaceDE w:val="0"/>
+        <w:autoSpaceDN w:val="0"/>
+        <w:spacing w:after="0"/>
+        <w:ind w:right="614"/>
+        <w:rPr>
+          <w:rFonts w:ascii="Verdana" w:hAnsi="Verdana" w:cs="Mangal"/>
+          <w:sz w:val="20"/>
+          <w:szCs w:val="20"/>
+        </w:rPr>
+      </w:pPr>
+      <w:r>
+        <w:rPr>
+          <w:rFonts w:ascii="Verdana" w:hAnsi="Verdana" w:cs="Mangal"/>
+          <w:sz w:val="20"/>
+          <w:szCs w:val="20"/>
+        </w:rPr>
+        <w:t>print("\</w:t>
+      </w:r>
+      <w:proofErr w:type="spellStart"/>
+      <w:r>
+        <w:rPr>
+          <w:rFonts w:ascii="Verdana" w:hAnsi="Verdana" w:cs="Mangal"/>
+          <w:sz w:val="20"/>
+          <w:szCs w:val="20"/>
+        </w:rPr>
+        <w:t>nDataset</w:t>
+      </w:r>
+      <w:proofErr w:type="spellEnd"/>
+      <w:r>
+        <w:rPr>
+          <w:rFonts w:ascii="Verdana" w:hAnsi="Verdana" w:cs="Mangal"/>
+          <w:sz w:val="20"/>
+          <w:szCs w:val="20"/>
+        </w:rPr>
+        <w:t xml:space="preserve"> Information:")</w:t>
+      </w:r>
+    </w:p>
+    <w:p>
+      <w:pPr>
+        <w:widowControl w:val="0"/>
+        <w:tabs>
+          <w:tab w:val="left" w:pos="558"/>
+          <w:tab w:val="left" w:pos="563"/>
+        </w:tabs>
+        <w:autoSpaceDE w:val="0"/>
+        <w:autoSpaceDN w:val="0"/>
+        <w:spacing w:after="0"/>
+        <w:ind w:right="614"/>
+        <w:rPr>
+          <w:rFonts w:ascii="Verdana" w:hAnsi="Verdana" w:cs="Mangal"/>
+          <w:sz w:val="20"/>
+          <w:szCs w:val="20"/>
+        </w:rPr>
+      </w:pPr>
+      <w:r>
+        <w:rPr>
+          <w:rFonts w:ascii="Verdana" w:hAnsi="Verdana" w:cs="Mangal"/>
+          <w:sz w:val="20"/>
+          <w:szCs w:val="20"/>
+        </w:rPr>
+        <w:t>print(df.info())</w:t>
+      </w:r>
+    </w:p>
+    <w:p>
+      <w:pPr>
+        <w:widowControl w:val="0"/>
+        <w:tabs>
+          <w:tab w:val="left" w:pos="558"/>
+          <w:tab w:val="left" w:pos="563"/>
+        </w:tabs>
+        <w:autoSpaceDE w:val="0"/>
+        <w:autoSpaceDN w:val="0"/>
+        <w:spacing w:after="0"/>
+        <w:ind w:right="614"/>
+        <w:rPr>
+          <w:rFonts w:ascii="Verdana" w:hAnsi="Verdana" w:cs="Mangal"/>
+          <w:sz w:val="20"/>
+          <w:szCs w:val="20"/>
+        </w:rPr>
+      </w:pPr>
+    </w:p>
+    <w:p>
+      <w:pPr>
+        <w:widowControl w:val="0"/>
+        <w:tabs>
+          <w:tab w:val="left" w:pos="558"/>
+          <w:tab w:val="left" w:pos="563"/>
+        </w:tabs>
+        <w:autoSpaceDE w:val="0"/>
+        <w:autoSpaceDN w:val="0"/>
+        <w:spacing w:after="0"/>
+        <w:ind w:right="614"/>
+        <w:rPr>
+          <w:rFonts w:ascii="Palatino Linotype" w:hAnsi="Palatino Linotype" w:cs="Times New Roman"/>
+          <w:i/>
+          <w:iCs/>
+          <w:sz w:val="20"/>
+          <w:szCs w:val="20"/>
+        </w:rPr>
+      </w:pPr>
+      <w:r>
+        <w:rPr>
+          <w:rFonts w:ascii="Palatino Linotype" w:hAnsi="Palatino Linotype" w:cs="Times New Roman"/>
+          <w:i/>
+          <w:iCs/>
+          <w:sz w:val="20"/>
+          <w:szCs w:val="20"/>
+        </w:rPr>
+        <w:t># Display statistical summary</w:t>
+      </w:r>
+    </w:p>
+    <w:p>
+      <w:pPr>
+        <w:widowControl w:val="0"/>
+        <w:tabs>
+          <w:tab w:val="left" w:pos="558"/>
+          <w:tab w:val="left" w:pos="563"/>
+        </w:tabs>
+        <w:autoSpaceDE w:val="0"/>
+        <w:autoSpaceDN w:val="0"/>
+        <w:spacing w:after="0"/>
+        <w:ind w:right="614"/>
+        <w:rPr>
+          <w:rFonts w:ascii="Verdana" w:hAnsi="Verdana" w:cs="Mangal"/>
+          <w:sz w:val="20"/>
+          <w:szCs w:val="20"/>
+        </w:rPr>
+      </w:pPr>
+      <w:r>
+        <w:rPr>
+          <w:rFonts w:ascii="Verdana" w:hAnsi="Verdana" w:cs="Mangal"/>
+          <w:sz w:val="20"/>
+          <w:szCs w:val="20"/>
+        </w:rPr>
+        <w:t>print("\</w:t>
+      </w:r>
+      <w:proofErr w:type="spellStart"/>
+      <w:r>
+        <w:rPr>
+          <w:rFonts w:ascii="Verdana" w:hAnsi="Verdana" w:cs="Mangal"/>
+          <w:sz w:val="20"/>
+          <w:szCs w:val="20"/>
+        </w:rPr>
+        <w:t>nStatistical</w:t>
+      </w:r>
+      <w:proofErr w:type="spellEnd"/>
+      <w:r>
+        <w:rPr>
+          <w:rFonts w:ascii="Verdana" w:hAnsi="Verdana" w:cs="Mangal"/>
+          <w:sz w:val="20"/>
+          <w:szCs w:val="20"/>
+        </w:rPr>
+        <w:t xml:space="preserve"> Summary:")</w:t>
+      </w:r>
+    </w:p>
+    <w:p>
+      <w:pPr>
+        <w:widowControl w:val="0"/>
+        <w:tabs>
+          <w:tab w:val="left" w:pos="558"/>
+          <w:tab w:val="left" w:pos="563"/>
+        </w:tabs>
+        <w:autoSpaceDE w:val="0"/>
+        <w:autoSpaceDN w:val="0"/>
+        <w:spacing w:after="0"/>
+        <w:ind w:right="614"/>
+        <w:rPr>
+          <w:rFonts w:ascii="Verdana" w:hAnsi="Verdana" w:cs="Mangal"/>
+          <w:sz w:val="20"/>
+          <w:szCs w:val="20"/>
+        </w:rPr>
+      </w:pPr>
+      <w:r>
+        <w:rPr>
+          <w:rFonts w:ascii="Verdana" w:hAnsi="Verdana" w:cs="Mangal"/>
+          <w:sz w:val="20"/>
+          <w:szCs w:val="20"/>
+        </w:rPr>
+        <w:t>print(</w:t>
+      </w:r>
+      <w:proofErr w:type="spellStart"/>
+      <w:r>
+        <w:rPr>
+          <w:rFonts w:ascii="Verdana" w:hAnsi="Verdana" w:cs="Mangal"/>
+          <w:sz w:val="20"/>
+          <w:szCs w:val="20"/>
+        </w:rPr>
+        <w:t>df.describe</w:t>
+      </w:r>
+      <w:proofErr w:type="spellEnd"/>
+      <w:r>
+        <w:rPr>
+          <w:rFonts w:ascii="Verdana" w:hAnsi="Verdana" w:cs="Mangal"/>
+          <w:sz w:val="20"/>
+          <w:szCs w:val="20"/>
+        </w:rPr>
+        <w:t>())</w:t>
+      </w:r>
+    </w:p>
+    <w:p>
+      <w:pPr>
+        <w:widowControl w:val="0"/>
+        <w:tabs>
+          <w:tab w:val="left" w:pos="558"/>
+          <w:tab w:val="left" w:pos="563"/>
+        </w:tabs>
+        <w:autoSpaceDE w:val="0"/>
+        <w:autoSpaceDN w:val="0"/>
+        <w:spacing w:after="0"/>
+        <w:ind w:right="614"/>
+        <w:rPr>
+          <w:rFonts w:ascii="Verdana" w:hAnsi="Verdana" w:cs="Mangal"/>
+          <w:sz w:val="20"/>
+          <w:szCs w:val="20"/>
+        </w:rPr>
+      </w:pPr>
+    </w:p>
+    <w:p>
+      <w:pPr>
+        <w:widowControl w:val="0"/>
+        <w:tabs>
+          <w:tab w:val="left" w:pos="558"/>
+          <w:tab w:val="left" w:pos="563"/>
+        </w:tabs>
+        <w:autoSpaceDE w:val="0"/>
+        <w:autoSpaceDN w:val="0"/>
+        <w:spacing w:after="0"/>
+        <w:ind w:right="614"/>
+        <w:rPr>
+          <w:rFonts w:ascii="Palatino Linotype" w:hAnsi="Palatino Linotype" w:cs="Mangal"/>
+          <w:i/>
+          <w:iCs/>
+          <w:sz w:val="20"/>
+          <w:szCs w:val="20"/>
+        </w:rPr>
+      </w:pPr>
+      <w:r>
+        <w:rPr>
+          <w:rFonts w:ascii="Palatino Linotype" w:hAnsi="Palatino Linotype" w:cs="Mangal"/>
+          <w:i/>
+          <w:iCs/>
+          <w:sz w:val="20"/>
+          <w:szCs w:val="20"/>
+        </w:rPr>
+        <w:t xml:space="preserve"># 1. </w:t>
+      </w:r>
+      <w:proofErr w:type="spellStart"/>
+      <w:r>
+        <w:rPr>
+          <w:rFonts w:ascii="Palatino Linotype" w:hAnsi="Palatino Linotype" w:cs="Mangal"/>
+          <w:i/>
+          <w:iCs/>
+          <w:sz w:val="20"/>
+          <w:szCs w:val="20"/>
+        </w:rPr>
+        <w:t>GroupBy</w:t>
+      </w:r>
+      <w:proofErr w:type="spellEnd"/>
+      <w:r>
+        <w:rPr>
+          <w:rFonts w:ascii="Palatino Linotype" w:hAnsi="Palatino Linotype" w:cs="Mangal"/>
+          <w:i/>
+          <w:iCs/>
+          <w:sz w:val="20"/>
+          <w:szCs w:val="20"/>
+        </w:rPr>
+        <w:t xml:space="preserve"> using a single column</w:t>
+      </w:r>
+    </w:p>
+    <w:p>
+      <w:pPr>
+        <w:widowControl w:val="0"/>
+        <w:tabs>
+          <w:tab w:val="left" w:pos="558"/>
+          <w:tab w:val="left" w:pos="563"/>
+        </w:tabs>
+        <w:autoSpaceDE w:val="0"/>
+        <w:autoSpaceDN w:val="0"/>
+        <w:spacing w:after="0"/>
+        <w:ind w:right="614"/>
+        <w:rPr>
+          <w:rFonts w:ascii="Verdana" w:hAnsi="Verdana" w:cs="Mangal"/>
+          <w:sz w:val="20"/>
+          <w:szCs w:val="20"/>
+        </w:rPr>
+      </w:pPr>
+      <w:r>
+        <w:rPr>
+          <w:rFonts w:ascii="Verdana" w:hAnsi="Verdana" w:cs="Mangal"/>
+          <w:sz w:val="20"/>
+          <w:szCs w:val="20"/>
+        </w:rPr>
+        <w:t xml:space="preserve">print("\n1. </w:t>
+      </w:r>
+      <w:proofErr w:type="spellStart"/>
+      <w:r>
+        <w:rPr>
+          <w:rFonts w:ascii="Verdana" w:hAnsi="Verdana" w:cs="Mangal"/>
+          <w:sz w:val="20"/>
+          <w:szCs w:val="20"/>
+        </w:rPr>
+        <w:t>GroupBy</w:t>
+      </w:r>
+      <w:proofErr w:type="spellEnd"/>
+      <w:r>
+        <w:rPr>
+          <w:rFonts w:ascii="Verdana" w:hAnsi="Verdana" w:cs="Mangal"/>
+          <w:sz w:val="20"/>
+          <w:szCs w:val="20"/>
+        </w:rPr>
+        <w:t xml:space="preserve"> using a Single Column:")</w:t>
+      </w:r>
+    </w:p>
+    <w:p>
+      <w:pPr>
+        <w:widowControl w:val="0"/>
+        <w:tabs>
+          <w:tab w:val="left" w:pos="558"/>
+          <w:tab w:val="left" w:pos="563"/>
+        </w:tabs>
+        <w:autoSpaceDE w:val="0"/>
+        <w:autoSpaceDN w:val="0"/>
+        <w:spacing w:after="0"/>
+        <w:ind w:right="614"/>
+        <w:rPr>
+          <w:rFonts w:ascii="Verdana" w:hAnsi="Verdana" w:cs="Mangal"/>
+          <w:sz w:val="20"/>
+          <w:szCs w:val="20"/>
+        </w:rPr>
+      </w:pPr>
+      <w:proofErr w:type="spellStart"/>
+      <w:r>
+        <w:rPr>
+          <w:rFonts w:ascii="Verdana" w:hAnsi="Verdana" w:cs="Mangal"/>
+          <w:sz w:val="20"/>
+          <w:szCs w:val="20"/>
+        </w:rPr>
+        <w:t>group_single</w:t>
+      </w:r>
+      <w:proofErr w:type="spellEnd"/>
+      <w:r>
+        <w:rPr>
+          <w:rFonts w:ascii="Verdana" w:hAnsi="Verdana" w:cs="Mangal"/>
+          <w:sz w:val="20"/>
+          <w:szCs w:val="20"/>
+        </w:rPr>
+        <w:t xml:space="preserve"> = </w:t>
+      </w:r>
+      <w:proofErr w:type="spellStart"/>
+      <w:r>
+        <w:rPr>
+          <w:rFonts w:ascii="Verdana" w:hAnsi="Verdana" w:cs="Mangal"/>
+          <w:sz w:val="20"/>
+          <w:szCs w:val="20"/>
+        </w:rPr>
+        <w:t>df.groupby</w:t>
+      </w:r>
+      <w:proofErr w:type="spellEnd"/>
+      <w:r>
+        <w:rPr>
+          <w:rFonts w:ascii="Verdana" w:hAnsi="Verdana" w:cs="Mangal"/>
+          <w:sz w:val="20"/>
+          <w:szCs w:val="20"/>
+        </w:rPr>
+        <w:t>('species')['</w:t>
+      </w:r>
+      <w:proofErr w:type="spellStart"/>
+      <w:r>
+        <w:rPr>
+          <w:rFonts w:ascii="Verdana" w:hAnsi="Verdana" w:cs="Mangal"/>
+          <w:sz w:val="20"/>
+          <w:szCs w:val="20"/>
+        </w:rPr>
+        <w:t>sepal_length</w:t>
+      </w:r>
+      <w:proofErr w:type="spellEnd"/>
+      <w:r>
+        <w:rPr>
+          <w:rFonts w:ascii="Verdana" w:hAnsi="Verdana" w:cs="Mangal"/>
+          <w:sz w:val="20"/>
+          <w:szCs w:val="20"/>
+        </w:rPr>
+        <w:t>'].</w:t>
+      </w:r>
+      <w:proofErr w:type="spellStart"/>
+      <w:r>
+        <w:rPr>
+          <w:rFonts w:ascii="Verdana" w:hAnsi="Verdana" w:cs="Mangal"/>
+          <w:sz w:val="20"/>
+          <w:szCs w:val="20"/>
+        </w:rPr>
+        <w:t>agg</w:t>
+      </w:r>
+      <w:proofErr w:type="spellEnd"/>
+      <w:r>
+        <w:rPr>
+          <w:rFonts w:ascii="Verdana" w:hAnsi="Verdana" w:cs="Mangal"/>
+          <w:sz w:val="20"/>
+          <w:szCs w:val="20"/>
+        </w:rPr>
+        <w:t>(</w:t>
+      </w:r>
+    </w:p>
+    <w:p>
+      <w:pPr>
+        <w:widowControl w:val="0"/>
+        <w:tabs>
+          <w:tab w:val="left" w:pos="558"/>
+          <w:tab w:val="left" w:pos="563"/>
+        </w:tabs>
+        <w:autoSpaceDE w:val="0"/>
+        <w:autoSpaceDN w:val="0"/>
+        <w:spacing w:after="0"/>
+        <w:ind w:right="614"/>
+        <w:rPr>
+          <w:rFonts w:ascii="Verdana" w:hAnsi="Verdana" w:cs="Mangal"/>
+          <w:sz w:val="20"/>
+          <w:szCs w:val="20"/>
+        </w:rPr>
+      </w:pPr>
+      <w:r>
+        <w:rPr>
+          <w:rFonts w:ascii="Verdana" w:hAnsi="Verdana" w:cs="Mangal"/>
+          <w:sz w:val="20"/>
+          <w:szCs w:val="20"/>
+        </w:rPr>
+        <w:t xml:space="preserve">    ['count', 'sum', 'mean', 'std', 'min', 'max']</w:t>
+      </w:r>
+    </w:p>
+    <w:p>
+      <w:pPr>
+        <w:widowControl w:val="0"/>
+        <w:tabs>
+          <w:tab w:val="left" w:pos="558"/>
+          <w:tab w:val="left" w:pos="563"/>
+        </w:tabs>
+        <w:autoSpaceDE w:val="0"/>
+        <w:autoSpaceDN w:val="0"/>
+        <w:spacing w:after="0"/>
+        <w:ind w:right="614"/>
+        <w:rPr>
+          <w:rFonts w:ascii="Verdana" w:hAnsi="Verdana" w:cs="Mangal"/>
+          <w:sz w:val="20"/>
+          <w:szCs w:val="20"/>
+        </w:rPr>
+      </w:pPr>
+      <w:r>
+        <w:rPr>
+          <w:rFonts w:ascii="Verdana" w:hAnsi="Verdana" w:cs="Mangal"/>
+          <w:sz w:val="20"/>
+          <w:szCs w:val="20"/>
+        </w:rPr>
+        <w:t>)</w:t>
+      </w:r>
+    </w:p>
+    <w:p>
+      <w:pPr>
+        <w:widowControl w:val="0"/>
+        <w:tabs>
+          <w:tab w:val="left" w:pos="558"/>
+          <w:tab w:val="left" w:pos="563"/>
+        </w:tabs>
+        <w:autoSpaceDE w:val="0"/>
+        <w:autoSpaceDN w:val="0"/>
+        <w:spacing w:after="0"/>
+        <w:ind w:right="614"/>
+        <w:rPr>
+          <w:rFonts w:ascii="Verdana" w:hAnsi="Verdana" w:cs="Mangal"/>
+          <w:sz w:val="20"/>
+          <w:szCs w:val="20"/>
+        </w:rPr>
+      </w:pPr>
+      <w:r>
+        <w:rPr>
+          <w:rFonts w:ascii="Verdana" w:hAnsi="Verdana" w:cs="Mangal"/>
+          <w:sz w:val="20"/>
+          <w:szCs w:val="20"/>
+        </w:rPr>
+        <w:t>print(</w:t>
+      </w:r>
+      <w:proofErr w:type="spellStart"/>
+      <w:r>
+        <w:rPr>
+          <w:rFonts w:ascii="Verdana" w:hAnsi="Verdana" w:cs="Mangal"/>
+          <w:sz w:val="20"/>
+          <w:szCs w:val="20"/>
+        </w:rPr>
+        <w:t>group_single</w:t>
+      </w:r>
+      <w:proofErr w:type="spellEnd"/>
+      <w:r>
+        <w:rPr>
+          <w:rFonts w:ascii="Verdana" w:hAnsi="Verdana" w:cs="Mangal"/>
+          <w:sz w:val="20"/>
+          <w:szCs w:val="20"/>
+        </w:rPr>
+        <w:t>)</w:t>
+      </w:r>
+    </w:p>
+    <w:p>
+      <w:pPr>
+        <w:widowControl w:val="0"/>
+        <w:tabs>
+          <w:tab w:val="left" w:pos="558"/>
+          <w:tab w:val="left" w:pos="563"/>
+        </w:tabs>
+        <w:autoSpaceDE w:val="0"/>
+        <w:autoSpaceDN w:val="0"/>
+        <w:spacing w:after="0"/>
+        <w:ind w:right="614"/>
+        <w:rPr>
+          <w:rFonts w:ascii="Verdana" w:hAnsi="Verdana" w:cs="Mangal"/>
+          <w:sz w:val="20"/>
+          <w:szCs w:val="20"/>
+        </w:rPr>
+      </w:pPr>
+    </w:p>
+    <w:p>
+      <w:pPr>
+        <w:widowControl w:val="0"/>
+        <w:tabs>
+          <w:tab w:val="left" w:pos="558"/>
+          <w:tab w:val="left" w:pos="563"/>
+        </w:tabs>
+        <w:autoSpaceDE w:val="0"/>
+        <w:autoSpaceDN w:val="0"/>
+        <w:spacing w:after="0"/>
+        <w:ind w:right="614"/>
+        <w:rPr>
+          <w:rFonts w:ascii="Palatino Linotype" w:hAnsi="Palatino Linotype" w:cs="Mangal"/>
+          <w:i/>
+          <w:iCs/>
+          <w:sz w:val="20"/>
+          <w:szCs w:val="20"/>
+        </w:rPr>
+      </w:pPr>
+      <w:r>
+        <w:rPr>
+          <w:rFonts w:ascii="Palatino Linotype" w:hAnsi="Palatino Linotype" w:cs="Mangal"/>
+          <w:i/>
+          <w:iCs/>
+          <w:sz w:val="20"/>
+          <w:szCs w:val="20"/>
+        </w:rPr>
+        <w:t xml:space="preserve"># 2. </w:t>
+      </w:r>
+      <w:proofErr w:type="spellStart"/>
+      <w:r>
+        <w:rPr>
+          <w:rFonts w:ascii="Palatino Linotype" w:hAnsi="Palatino Linotype" w:cs="Mangal"/>
+          <w:i/>
+          <w:iCs/>
+          <w:sz w:val="20"/>
+          <w:szCs w:val="20"/>
+        </w:rPr>
+        <w:t>GroupBy</w:t>
+      </w:r>
+      <w:proofErr w:type="spellEnd"/>
+      <w:r>
+        <w:rPr>
+          <w:rFonts w:ascii="Palatino Linotype" w:hAnsi="Palatino Linotype" w:cs="Mangal"/>
+          <w:i/>
+          <w:iCs/>
+          <w:sz w:val="20"/>
+          <w:szCs w:val="20"/>
+        </w:rPr>
+        <w:t xml:space="preserve"> using multiple columns</w:t>
+      </w:r>
+    </w:p>
+    <w:p>
+      <w:pPr>
+        <w:widowControl w:val="0"/>
+        <w:tabs>
+          <w:tab w:val="left" w:pos="558"/>
+          <w:tab w:val="left" w:pos="563"/>
+        </w:tabs>
+        <w:autoSpaceDE w:val="0"/>
+        <w:autoSpaceDN w:val="0"/>
+        <w:spacing w:after="0"/>
+        <w:ind w:right="614"/>
+        <w:rPr>
+          <w:rFonts w:ascii="Verdana" w:hAnsi="Verdana" w:cs="Mangal"/>
+          <w:sz w:val="20"/>
+          <w:szCs w:val="20"/>
+        </w:rPr>
+      </w:pPr>
+    </w:p>
+    <w:p>
+      <w:pPr>
+        <w:widowControl w:val="0"/>
+        <w:tabs>
+          <w:tab w:val="left" w:pos="558"/>
+          <w:tab w:val="left" w:pos="563"/>
+        </w:tabs>
+        <w:autoSpaceDE w:val="0"/>
+        <w:autoSpaceDN w:val="0"/>
+        <w:spacing w:after="0"/>
+        <w:ind w:right="614"/>
+        <w:rPr>
+          <w:rFonts w:ascii="Verdana" w:hAnsi="Verdana" w:cs="Mangal"/>
+          <w:sz w:val="20"/>
+          <w:szCs w:val="20"/>
+        </w:rPr>
+      </w:pPr>
+      <w:r>
+        <w:rPr>
+          <w:rFonts w:ascii="Verdana" w:hAnsi="Verdana" w:cs="Mangal"/>
+          <w:sz w:val="20"/>
+          <w:szCs w:val="20"/>
+        </w:rPr>
+        <w:t xml:space="preserve">print("\n2. </w:t>
+      </w:r>
+      <w:proofErr w:type="spellStart"/>
+      <w:r>
+        <w:rPr>
+          <w:rFonts w:ascii="Verdana" w:hAnsi="Verdana" w:cs="Mangal"/>
+          <w:sz w:val="20"/>
+          <w:szCs w:val="20"/>
+        </w:rPr>
+        <w:t>GroupBy</w:t>
+      </w:r>
+      <w:proofErr w:type="spellEnd"/>
+      <w:r>
+        <w:rPr>
+          <w:rFonts w:ascii="Verdana" w:hAnsi="Verdana" w:cs="Mangal"/>
+          <w:sz w:val="20"/>
+          <w:szCs w:val="20"/>
+        </w:rPr>
+        <w:t xml:space="preserve"> using Multiple Columns:")</w:t>
+      </w:r>
+    </w:p>
+    <w:p>
+      <w:pPr>
+        <w:widowControl w:val="0"/>
+        <w:tabs>
+          <w:tab w:val="left" w:pos="558"/>
+          <w:tab w:val="left" w:pos="563"/>
+        </w:tabs>
+        <w:autoSpaceDE w:val="0"/>
+        <w:autoSpaceDN w:val="0"/>
+        <w:spacing w:after="0"/>
+        <w:ind w:right="614"/>
+        <w:rPr>
+          <w:rFonts w:ascii="Verdana" w:hAnsi="Verdana" w:cs="Mangal"/>
+          <w:sz w:val="20"/>
+          <w:szCs w:val="20"/>
+        </w:rPr>
+      </w:pPr>
+      <w:proofErr w:type="spellStart"/>
+      <w:r>
+        <w:rPr>
+          <w:rFonts w:ascii="Verdana" w:hAnsi="Verdana" w:cs="Mangal"/>
+          <w:sz w:val="20"/>
+          <w:szCs w:val="20"/>
+        </w:rPr>
+        <w:t>group_multiple</w:t>
+      </w:r>
+      <w:proofErr w:type="spellEnd"/>
+      <w:r>
+        <w:rPr>
+          <w:rFonts w:ascii="Verdana" w:hAnsi="Verdana" w:cs="Mangal"/>
+          <w:sz w:val="20"/>
+          <w:szCs w:val="20"/>
+        </w:rPr>
+        <w:t xml:space="preserve"> = </w:t>
+      </w:r>
+      <w:proofErr w:type="spellStart"/>
+      <w:r>
+        <w:rPr>
+          <w:rFonts w:ascii="Verdana" w:hAnsi="Verdana" w:cs="Mangal"/>
+          <w:sz w:val="20"/>
+          <w:szCs w:val="20"/>
+        </w:rPr>
+        <w:t>df.groupby</w:t>
+      </w:r>
+      <w:proofErr w:type="spellEnd"/>
+      <w:r>
+        <w:rPr>
+          <w:rFonts w:ascii="Verdana" w:hAnsi="Verdana" w:cs="Mangal"/>
+          <w:sz w:val="20"/>
+          <w:szCs w:val="20"/>
+        </w:rPr>
+        <w:t>(</w:t>
+      </w:r>
+    </w:p>
+    <w:p>
+      <w:pPr>
+        <w:widowControl w:val="0"/>
+        <w:tabs>
+          <w:tab w:val="left" w:pos="558"/>
+          <w:tab w:val="left" w:pos="563"/>
+        </w:tabs>
+        <w:autoSpaceDE w:val="0"/>
+        <w:autoSpaceDN w:val="0"/>
+        <w:spacing w:after="0"/>
+        <w:ind w:right="614"/>
+        <w:rPr>
+          <w:rFonts w:ascii="Verdana" w:hAnsi="Verdana" w:cs="Mangal"/>
+          <w:sz w:val="20"/>
+          <w:szCs w:val="20"/>
+        </w:rPr>
+      </w:pPr>
+      <w:r>
+        <w:rPr>
+          <w:rFonts w:ascii="Verdana" w:hAnsi="Verdana" w:cs="Mangal"/>
+          <w:sz w:val="20"/>
+          <w:szCs w:val="20"/>
+        </w:rPr>
+        <w:t xml:space="preserve">    ['species', '</w:t>
+      </w:r>
+      <w:proofErr w:type="spellStart"/>
+      <w:r>
+        <w:rPr>
+          <w:rFonts w:ascii="Verdana" w:hAnsi="Verdana" w:cs="Mangal"/>
+          <w:sz w:val="20"/>
+          <w:szCs w:val="20"/>
+        </w:rPr>
+        <w:t>sepal_width</w:t>
+      </w:r>
+      <w:proofErr w:type="spellEnd"/>
+      <w:r>
+        <w:rPr>
+          <w:rFonts w:ascii="Verdana" w:hAnsi="Verdana" w:cs="Mangal"/>
+          <w:sz w:val="20"/>
+          <w:szCs w:val="20"/>
+        </w:rPr>
+        <w:t>']</w:t>
+      </w:r>
+    </w:p>
+    <w:p>
+      <w:pPr>
+        <w:widowControl w:val="0"/>
+        <w:tabs>
+          <w:tab w:val="left" w:pos="558"/>
+          <w:tab w:val="left" w:pos="563"/>
+        </w:tabs>
+        <w:autoSpaceDE w:val="0"/>
+        <w:autoSpaceDN w:val="0"/>
+        <w:spacing w:after="0"/>
+        <w:ind w:right="614"/>
+        <w:rPr>
+          <w:rFonts w:ascii="Verdana" w:hAnsi="Verdana" w:cs="Mangal"/>
+          <w:sz w:val="20"/>
+          <w:szCs w:val="20"/>
+        </w:rPr>
+      </w:pPr>
+      <w:r>
+        <w:rPr>
+          <w:rFonts w:ascii="Verdana" w:hAnsi="Verdana" w:cs="Mangal"/>
+          <w:sz w:val="20"/>
+          <w:szCs w:val="20"/>
+        </w:rPr>
+        <w:t>)['</w:t>
+      </w:r>
+      <w:proofErr w:type="spellStart"/>
+      <w:r>
+        <w:rPr>
+          <w:rFonts w:ascii="Verdana" w:hAnsi="Verdana" w:cs="Mangal"/>
+          <w:sz w:val="20"/>
+          <w:szCs w:val="20"/>
+        </w:rPr>
+        <w:t>sepal_length</w:t>
+      </w:r>
+      <w:proofErr w:type="spellEnd"/>
+      <w:r>
+        <w:rPr>
+          <w:rFonts w:ascii="Verdana" w:hAnsi="Verdana" w:cs="Mangal"/>
+          <w:sz w:val="20"/>
+          <w:szCs w:val="20"/>
+        </w:rPr>
+        <w:t>'].mean()</w:t>
+      </w:r>
+    </w:p>
+    <w:p>
+      <w:pPr>
+        <w:widowControl w:val="0"/>
+        <w:tabs>
+          <w:tab w:val="left" w:pos="558"/>
+          <w:tab w:val="left" w:pos="563"/>
+        </w:tabs>
+        <w:autoSpaceDE w:val="0"/>
+        <w:autoSpaceDN w:val="0"/>
+        <w:spacing w:after="0"/>
+        <w:ind w:right="614"/>
+        <w:rPr>
+          <w:rFonts w:ascii="Verdana" w:hAnsi="Verdana" w:cs="Mangal"/>
+          <w:sz w:val="20"/>
+          <w:szCs w:val="20"/>
+        </w:rPr>
+      </w:pPr>
+      <w:r>
+        <w:rPr>
+          <w:rFonts w:ascii="Verdana" w:hAnsi="Verdana" w:cs="Mangal"/>
+          <w:sz w:val="20"/>
+          <w:szCs w:val="20"/>
+        </w:rPr>
+        <w:t>print(</w:t>
+      </w:r>
+      <w:proofErr w:type="spellStart"/>
+      <w:r>
+        <w:rPr>
+          <w:rFonts w:ascii="Verdana" w:hAnsi="Verdana" w:cs="Mangal"/>
+          <w:sz w:val="20"/>
+          <w:szCs w:val="20"/>
+        </w:rPr>
+        <w:t>group_multiple.head</w:t>
+      </w:r>
+      <w:proofErr w:type="spellEnd"/>
+      <w:r>
+        <w:rPr>
+          <w:rFonts w:ascii="Verdana" w:hAnsi="Verdana" w:cs="Mangal"/>
+          <w:sz w:val="20"/>
+          <w:szCs w:val="20"/>
+        </w:rPr>
+        <w:t>(15))</w:t>
+      </w:r>
+    </w:p>
+    <w:p>
+      <w:pPr>
+        <w:widowControl w:val="0"/>
+        <w:tabs>
+          <w:tab w:val="left" w:pos="558"/>
+          <w:tab w:val="left" w:pos="563"/>
+        </w:tabs>
+        <w:autoSpaceDE w:val="0"/>
+        <w:autoSpaceDN w:val="0"/>
+        <w:spacing w:after="0"/>
+        <w:ind w:right="614"/>
+        <w:rPr>
+          <w:rFonts w:ascii="Verdana" w:hAnsi="Verdana" w:cs="Mangal"/>
+          <w:sz w:val="20"/>
+          <w:szCs w:val="20"/>
+        </w:rPr>
+      </w:pPr>
+    </w:p>
+    <w:p>
+      <w:pPr>
+        <w:widowControl w:val="0"/>
+        <w:tabs>
+          <w:tab w:val="left" w:pos="558"/>
+          <w:tab w:val="left" w:pos="563"/>
+        </w:tabs>
+        <w:autoSpaceDE w:val="0"/>
+        <w:autoSpaceDN w:val="0"/>
+        <w:spacing w:after="0"/>
+        <w:ind w:right="614"/>
+        <w:rPr>
+          <w:rFonts w:ascii="Palatino Linotype" w:hAnsi="Palatino Linotype" w:cs="Mangal"/>
+          <w:i/>
+          <w:iCs/>
+          <w:sz w:val="20"/>
+          <w:szCs w:val="20"/>
+        </w:rPr>
+      </w:pPr>
+      <w:r>
+        <w:rPr>
+          <w:rFonts w:ascii="Palatino Linotype" w:hAnsi="Palatino Linotype" w:cs="Mangal"/>
+          <w:i/>
+          <w:iCs/>
+          <w:sz w:val="20"/>
+          <w:szCs w:val="20"/>
+        </w:rPr>
+        <w:t># 3. Summary statistics for each species</w:t>
+      </w:r>
+    </w:p>
+    <w:p>
+      <w:pPr>
+        <w:widowControl w:val="0"/>
+        <w:tabs>
+          <w:tab w:val="left" w:pos="558"/>
+          <w:tab w:val="left" w:pos="563"/>
+        </w:tabs>
+        <w:autoSpaceDE w:val="0"/>
+        <w:autoSpaceDN w:val="0"/>
+        <w:spacing w:after="0"/>
+        <w:ind w:right="614"/>
+        <w:rPr>
+          <w:rFonts w:ascii="Verdana" w:hAnsi="Verdana" w:cs="Mangal"/>
+          <w:sz w:val="20"/>
+          <w:szCs w:val="20"/>
+        </w:rPr>
+      </w:pPr>
+    </w:p>
+    <w:p>
+      <w:pPr>
+        <w:widowControl w:val="0"/>
+        <w:tabs>
+          <w:tab w:val="left" w:pos="558"/>
+          <w:tab w:val="left" w:pos="563"/>
+        </w:tabs>
+        <w:autoSpaceDE w:val="0"/>
+        <w:autoSpaceDN w:val="0"/>
+        <w:spacing w:after="0"/>
+        <w:ind w:right="614"/>
+        <w:rPr>
+          <w:rFonts w:ascii="Verdana" w:hAnsi="Verdana" w:cs="Mangal"/>
+          <w:sz w:val="20"/>
+          <w:szCs w:val="20"/>
+        </w:rPr>
+      </w:pPr>
+      <w:r>
+        <w:rPr>
+          <w:rFonts w:ascii="Verdana" w:hAnsi="Verdana" w:cs="Mangal"/>
+          <w:sz w:val="20"/>
+          <w:szCs w:val="20"/>
+        </w:rPr>
+        <w:t>print("\n3. Summary Statistics:")</w:t>
+      </w:r>
+    </w:p>
+    <w:p>
+      <w:pPr>
+        <w:widowControl w:val="0"/>
+        <w:tabs>
+          <w:tab w:val="left" w:pos="558"/>
+          <w:tab w:val="left" w:pos="563"/>
+        </w:tabs>
+        <w:autoSpaceDE w:val="0"/>
+        <w:autoSpaceDN w:val="0"/>
+        <w:spacing w:after="0"/>
+        <w:ind w:right="614"/>
+        <w:rPr>
+          <w:rFonts w:ascii="Verdana" w:hAnsi="Verdana" w:cs="Mangal"/>
+          <w:sz w:val="20"/>
+          <w:szCs w:val="20"/>
+        </w:rPr>
+      </w:pPr>
+      <w:r>
+        <w:rPr>
+          <w:rFonts w:ascii="Verdana" w:hAnsi="Verdana" w:cs="Mangal"/>
+          <w:sz w:val="20"/>
+          <w:szCs w:val="20"/>
+        </w:rPr>
+        <w:t xml:space="preserve">summary = </w:t>
+      </w:r>
+      <w:proofErr w:type="spellStart"/>
+      <w:r>
+        <w:rPr>
+          <w:rFonts w:ascii="Verdana" w:hAnsi="Verdana" w:cs="Mangal"/>
+          <w:sz w:val="20"/>
+          <w:szCs w:val="20"/>
+        </w:rPr>
+        <w:t>df.groupby</w:t>
+      </w:r>
+      <w:proofErr w:type="spellEnd"/>
+      <w:r>
+        <w:rPr>
+          <w:rFonts w:ascii="Verdana" w:hAnsi="Verdana" w:cs="Mangal"/>
+          <w:sz w:val="20"/>
+          <w:szCs w:val="20"/>
+        </w:rPr>
+        <w:t>('species').</w:t>
+      </w:r>
+      <w:proofErr w:type="spellStart"/>
+      <w:r>
+        <w:rPr>
+          <w:rFonts w:ascii="Verdana" w:hAnsi="Verdana" w:cs="Mangal"/>
+          <w:sz w:val="20"/>
+          <w:szCs w:val="20"/>
+        </w:rPr>
+        <w:t>agg</w:t>
+      </w:r>
+      <w:proofErr w:type="spellEnd"/>
+      <w:r>
+        <w:rPr>
+          <w:rFonts w:ascii="Verdana" w:hAnsi="Verdana" w:cs="Mangal"/>
+          <w:sz w:val="20"/>
+          <w:szCs w:val="20"/>
+        </w:rPr>
+        <w:t>({</w:t>
+      </w:r>
+    </w:p>
+    <w:p>
+      <w:pPr>
+        <w:widowControl w:val="0"/>
+        <w:tabs>
+          <w:tab w:val="left" w:pos="558"/>
+          <w:tab w:val="left" w:pos="563"/>
+        </w:tabs>
+        <w:autoSpaceDE w:val="0"/>
+        <w:autoSpaceDN w:val="0"/>
+        <w:spacing w:after="0"/>
+        <w:ind w:right="614"/>
+        <w:rPr>
+          <w:rFonts w:ascii="Verdana" w:hAnsi="Verdana" w:cs="Mangal"/>
+          <w:sz w:val="20"/>
+          <w:szCs w:val="20"/>
+        </w:rPr>
+      </w:pPr>
+      <w:r>
+        <w:rPr>
+          <w:rFonts w:ascii="Verdana" w:hAnsi="Verdana" w:cs="Mangal"/>
+          <w:sz w:val="20"/>
+          <w:szCs w:val="20"/>
+        </w:rPr>
+        <w:t xml:space="preserve">    '</w:t>
+      </w:r>
+      <w:proofErr w:type="spellStart"/>
+      <w:r>
+        <w:rPr>
+          <w:rFonts w:ascii="Verdana" w:hAnsi="Verdana" w:cs="Mangal"/>
+          <w:sz w:val="20"/>
+          <w:szCs w:val="20"/>
+        </w:rPr>
+        <w:t>sepal_length</w:t>
+      </w:r>
+      <w:proofErr w:type="spellEnd"/>
+      <w:r>
+        <w:rPr>
+          <w:rFonts w:ascii="Verdana" w:hAnsi="Verdana" w:cs="Mangal"/>
+          <w:sz w:val="20"/>
+          <w:szCs w:val="20"/>
+        </w:rPr>
+        <w:t>': ['mean', 'std', 'min', 'max'],</w:t>
+      </w:r>
+    </w:p>
+    <w:p>
+      <w:pPr>
+        <w:widowControl w:val="0"/>
+        <w:tabs>
+          <w:tab w:val="left" w:pos="558"/>
+          <w:tab w:val="left" w:pos="563"/>
+        </w:tabs>
+        <w:autoSpaceDE w:val="0"/>
+        <w:autoSpaceDN w:val="0"/>
+        <w:spacing w:after="0"/>
+        <w:ind w:right="614"/>
+        <w:rPr>
+          <w:rFonts w:ascii="Verdana" w:hAnsi="Verdana" w:cs="Mangal"/>
+          <w:sz w:val="20"/>
+          <w:szCs w:val="20"/>
+        </w:rPr>
+      </w:pPr>
+      <w:r>
+        <w:rPr>
+          <w:rFonts w:ascii="Verdana" w:hAnsi="Verdana" w:cs="Mangal"/>
+          <w:sz w:val="20"/>
+          <w:szCs w:val="20"/>
+        </w:rPr>
+        <w:t xml:space="preserve">    '</w:t>
+      </w:r>
+      <w:proofErr w:type="spellStart"/>
+      <w:r>
+        <w:rPr>
+          <w:rFonts w:ascii="Verdana" w:hAnsi="Verdana" w:cs="Mangal"/>
+          <w:sz w:val="20"/>
+          <w:szCs w:val="20"/>
+        </w:rPr>
+        <w:t>sepal_width</w:t>
+      </w:r>
+      <w:proofErr w:type="spellEnd"/>
+      <w:r>
+        <w:rPr>
+          <w:rFonts w:ascii="Verdana" w:hAnsi="Verdana" w:cs="Mangal"/>
+          <w:sz w:val="20"/>
+          <w:szCs w:val="20"/>
+        </w:rPr>
+        <w:t>': ['mean', 'std', 'min', 'max'],</w:t>
+      </w:r>
+    </w:p>
+    <w:p>
+      <w:pPr>
+        <w:widowControl w:val="0"/>
+        <w:tabs>
+          <w:tab w:val="left" w:pos="558"/>
+          <w:tab w:val="left" w:pos="563"/>
+        </w:tabs>
+        <w:autoSpaceDE w:val="0"/>
+        <w:autoSpaceDN w:val="0"/>
+        <w:spacing w:after="0"/>
+        <w:ind w:right="614"/>
+        <w:rPr>
+          <w:rFonts w:ascii="Verdana" w:hAnsi="Verdana" w:cs="Mangal"/>
+          <w:sz w:val="20"/>
+          <w:szCs w:val="20"/>
+        </w:rPr>
+      </w:pPr>
+      <w:r>
+        <w:rPr>
+          <w:rFonts w:ascii="Verdana" w:hAnsi="Verdana" w:cs="Mangal"/>
+          <w:sz w:val="20"/>
+          <w:szCs w:val="20"/>
+        </w:rPr>
+        <w:t xml:space="preserve">    '</w:t>
+      </w:r>
+      <w:proofErr w:type="spellStart"/>
+      <w:r>
+        <w:rPr>
+          <w:rFonts w:ascii="Verdana" w:hAnsi="Verdana" w:cs="Mangal"/>
+          <w:sz w:val="20"/>
+          <w:szCs w:val="20"/>
+        </w:rPr>
+        <w:t>petal_length</w:t>
+      </w:r>
+      <w:proofErr w:type="spellEnd"/>
+      <w:r>
+        <w:rPr>
+          <w:rFonts w:ascii="Verdana" w:hAnsi="Verdana" w:cs="Mangal"/>
+          <w:sz w:val="20"/>
+          <w:szCs w:val="20"/>
+        </w:rPr>
+        <w:t>': ['mean', 'std', 'min', 'max'],</w:t>
+      </w:r>
+    </w:p>
+    <w:p>
+      <w:pPr>
+        <w:widowControl w:val="0"/>
+        <w:tabs>
+          <w:tab w:val="left" w:pos="558"/>
+          <w:tab w:val="left" w:pos="563"/>
+        </w:tabs>
+        <w:autoSpaceDE w:val="0"/>
+        <w:autoSpaceDN w:val="0"/>
+        <w:spacing w:after="0"/>
+        <w:ind w:right="614"/>
+        <w:rPr>
+          <w:rFonts w:ascii="Verdana" w:hAnsi="Verdana" w:cs="Mangal"/>
+          <w:sz w:val="20"/>
+          <w:szCs w:val="20"/>
+        </w:rPr>
+      </w:pPr>
+      <w:r>
+        <w:rPr>
+          <w:rFonts w:ascii="Verdana" w:hAnsi="Verdana" w:cs="Mangal"/>
+          <w:sz w:val="20"/>
+          <w:szCs w:val="20"/>
+        </w:rPr>
+        <w:t xml:space="preserve">    '</w:t>
+      </w:r>
+      <w:proofErr w:type="spellStart"/>
+      <w:r>
+        <w:rPr>
+          <w:rFonts w:ascii="Verdana" w:hAnsi="Verdana" w:cs="Mangal"/>
+          <w:sz w:val="20"/>
+          <w:szCs w:val="20"/>
+        </w:rPr>
+        <w:t>petal_width</w:t>
+      </w:r>
+      <w:proofErr w:type="spellEnd"/>
+      <w:r>
+        <w:rPr>
+          <w:rFonts w:ascii="Verdana" w:hAnsi="Verdana" w:cs="Mangal"/>
+          <w:sz w:val="20"/>
+          <w:szCs w:val="20"/>
+        </w:rPr>
+        <w:t>': ['mean', 'std', 'min', 'max']</w:t>
+      </w:r>
+    </w:p>
+    <w:p>
+      <w:pPr>
+        <w:widowControl w:val="0"/>
+        <w:tabs>
+          <w:tab w:val="left" w:pos="558"/>
+          <w:tab w:val="left" w:pos="563"/>
+        </w:tabs>
+        <w:autoSpaceDE w:val="0"/>
+        <w:autoSpaceDN w:val="0"/>
+        <w:spacing w:after="0"/>
+        <w:ind w:right="614"/>
+        <w:rPr>
+          <w:rFonts w:ascii="Verdana" w:hAnsi="Verdana" w:cs="Mangal"/>
+          <w:sz w:val="20"/>
+          <w:szCs w:val="20"/>
+        </w:rPr>
+      </w:pPr>
+      <w:r>
+        <w:rPr>
+          <w:rFonts w:ascii="Verdana" w:hAnsi="Verdana" w:cs="Mangal"/>
+          <w:sz w:val="20"/>
+          <w:szCs w:val="20"/>
+        </w:rPr>
+        <w:lastRenderedPageBreak/>
+        <w:t>})</w:t>
+      </w:r>
+    </w:p>
+    <w:p>
+      <w:pPr>
+        <w:widowControl w:val="0"/>
+        <w:tabs>
+          <w:tab w:val="left" w:pos="558"/>
+          <w:tab w:val="left" w:pos="563"/>
+        </w:tabs>
+        <w:autoSpaceDE w:val="0"/>
+        <w:autoSpaceDN w:val="0"/>
+        <w:spacing w:after="0"/>
+        <w:ind w:right="614"/>
+        <w:rPr>
+          <w:rFonts w:ascii="Verdana" w:hAnsi="Verdana" w:cs="Mangal"/>
+          <w:sz w:val="20"/>
+          <w:szCs w:val="20"/>
+        </w:rPr>
+      </w:pPr>
+    </w:p>
+    <w:p>
+      <w:pPr>
+        <w:widowControl w:val="0"/>
+        <w:tabs>
+          <w:tab w:val="left" w:pos="558"/>
+          <w:tab w:val="left" w:pos="563"/>
+        </w:tabs>
+        <w:autoSpaceDE w:val="0"/>
+        <w:autoSpaceDN w:val="0"/>
+        <w:spacing w:after="0"/>
+        <w:ind w:right="614"/>
+        <w:rPr>
+          <w:rFonts w:ascii="Verdana" w:hAnsi="Verdana" w:cs="Mangal"/>
+          <w:sz w:val="20"/>
+          <w:szCs w:val="20"/>
+        </w:rPr>
+      </w:pPr>
+      <w:r>
+        <w:rPr>
+          <w:rFonts w:ascii="Verdana" w:hAnsi="Verdana" w:cs="Mangal"/>
+          <w:sz w:val="20"/>
+          <w:szCs w:val="20"/>
+        </w:rPr>
+        <w:t>print(summary)</w:t>
+      </w:r>
+    </w:p>
+    <w:p>
+      <w:pPr>
+        <w:widowControl w:val="0"/>
+        <w:tabs>
+          <w:tab w:val="left" w:pos="558"/>
+          <w:tab w:val="left" w:pos="563"/>
+        </w:tabs>
+        <w:autoSpaceDE w:val="0"/>
+        <w:autoSpaceDN w:val="0"/>
+        <w:spacing w:after="0"/>
+        <w:ind w:right="614"/>
+        <w:rPr>
+          <w:rFonts w:ascii="Verdana" w:hAnsi="Verdana" w:cs="Mangal"/>
+          <w:sz w:val="20"/>
+          <w:szCs w:val="20"/>
+        </w:rPr>
+      </w:pPr>
+    </w:p>
+    <w:p>
+      <w:pPr>
+        <w:widowControl w:val="0"/>
+        <w:tabs>
+          <w:tab w:val="left" w:pos="558"/>
+          <w:tab w:val="left" w:pos="563"/>
+        </w:tabs>
+        <w:autoSpaceDE w:val="0"/>
+        <w:autoSpaceDN w:val="0"/>
+        <w:spacing w:after="0"/>
+        <w:ind w:right="614"/>
+        <w:rPr>
+          <w:rFonts w:ascii="Palatino Linotype" w:hAnsi="Palatino Linotype" w:cs="Mangal"/>
+          <w:i/>
+          <w:iCs/>
+          <w:sz w:val="20"/>
+          <w:szCs w:val="20"/>
+        </w:rPr>
+      </w:pPr>
+      <w:r>
+        <w:rPr>
+          <w:rFonts w:ascii="Palatino Linotype" w:hAnsi="Palatino Linotype" w:cs="Mangal"/>
+          <w:i/>
+          <w:iCs/>
+          <w:sz w:val="20"/>
+          <w:szCs w:val="20"/>
+        </w:rPr>
+        <w:t># 4. Exploratory Data Analysis</w:t>
+      </w:r>
+    </w:p>
+    <w:p>
+      <w:pPr>
+        <w:widowControl w:val="0"/>
+        <w:tabs>
+          <w:tab w:val="left" w:pos="558"/>
+          <w:tab w:val="left" w:pos="563"/>
+        </w:tabs>
+        <w:autoSpaceDE w:val="0"/>
+        <w:autoSpaceDN w:val="0"/>
+        <w:spacing w:after="0"/>
+        <w:ind w:right="614"/>
+        <w:rPr>
+          <w:rFonts w:ascii="Verdana" w:hAnsi="Verdana" w:cs="Mangal"/>
+          <w:sz w:val="20"/>
+          <w:szCs w:val="20"/>
+        </w:rPr>
+      </w:pPr>
+    </w:p>
+    <w:p>
+      <w:pPr>
+        <w:widowControl w:val="0"/>
+        <w:tabs>
+          <w:tab w:val="left" w:pos="558"/>
+          <w:tab w:val="left" w:pos="563"/>
+        </w:tabs>
+        <w:autoSpaceDE w:val="0"/>
+        <w:autoSpaceDN w:val="0"/>
+        <w:spacing w:after="0"/>
+        <w:ind w:right="614"/>
+        <w:rPr>
+          <w:rFonts w:ascii="Verdana" w:hAnsi="Verdana" w:cs="Mangal"/>
+          <w:sz w:val="20"/>
+          <w:szCs w:val="20"/>
+        </w:rPr>
+      </w:pPr>
+      <w:r>
+        <w:rPr>
+          <w:rFonts w:ascii="Verdana" w:hAnsi="Verdana" w:cs="Mangal"/>
+          <w:sz w:val="20"/>
+          <w:szCs w:val="20"/>
+        </w:rPr>
+        <w:t>print("\n4. Number of Records in Each Species:")</w:t>
+      </w:r>
+    </w:p>
+    <w:p>
+      <w:pPr>
+        <w:widowControl w:val="0"/>
+        <w:tabs>
+          <w:tab w:val="left" w:pos="558"/>
+          <w:tab w:val="left" w:pos="563"/>
+        </w:tabs>
+        <w:autoSpaceDE w:val="0"/>
+        <w:autoSpaceDN w:val="0"/>
+        <w:spacing w:after="0"/>
+        <w:ind w:right="614"/>
+        <w:rPr>
+          <w:rFonts w:ascii="Verdana" w:hAnsi="Verdana" w:cs="Mangal"/>
+          <w:sz w:val="20"/>
+          <w:szCs w:val="20"/>
+        </w:rPr>
+      </w:pPr>
+      <w:r>
+        <w:rPr>
+          <w:rFonts w:ascii="Verdana" w:hAnsi="Verdana" w:cs="Mangal"/>
+          <w:sz w:val="20"/>
+          <w:szCs w:val="20"/>
+        </w:rPr>
+        <w:t>print(</w:t>
+      </w:r>
+      <w:proofErr w:type="spellStart"/>
+      <w:r>
+        <w:rPr>
+          <w:rFonts w:ascii="Verdana" w:hAnsi="Verdana" w:cs="Mangal"/>
+          <w:sz w:val="20"/>
+          <w:szCs w:val="20"/>
+        </w:rPr>
+        <w:t>df</w:t>
+      </w:r>
+      <w:proofErr w:type="spellEnd"/>
+      <w:r>
+        <w:rPr>
+          <w:rFonts w:ascii="Verdana" w:hAnsi="Verdana" w:cs="Mangal"/>
+          <w:sz w:val="20"/>
+          <w:szCs w:val="20"/>
+        </w:rPr>
+        <w:t>['species'].</w:t>
+      </w:r>
+      <w:proofErr w:type="spellStart"/>
+      <w:r>
+        <w:rPr>
+          <w:rFonts w:ascii="Verdana" w:hAnsi="Verdana" w:cs="Mangal"/>
+          <w:sz w:val="20"/>
+          <w:szCs w:val="20"/>
+        </w:rPr>
+        <w:t>value_counts</w:t>
+      </w:r>
+      <w:proofErr w:type="spellEnd"/>
+      <w:r>
+        <w:rPr>
+          <w:rFonts w:ascii="Verdana" w:hAnsi="Verdana" w:cs="Mangal"/>
+          <w:sz w:val="20"/>
+          <w:szCs w:val="20"/>
+        </w:rPr>
+        <w:t>())</w:t>
+      </w:r>
+    </w:p>
+    <w:p>
+      <w:pPr>
+        <w:widowControl w:val="0"/>
+        <w:tabs>
+          <w:tab w:val="left" w:pos="558"/>
+          <w:tab w:val="left" w:pos="563"/>
+        </w:tabs>
+        <w:autoSpaceDE w:val="0"/>
+        <w:autoSpaceDN w:val="0"/>
+        <w:spacing w:after="0"/>
+        <w:ind w:right="614"/>
+        <w:rPr>
+          <w:rFonts w:ascii="Verdana" w:hAnsi="Verdana" w:cs="Mangal"/>
+          <w:sz w:val="20"/>
+          <w:szCs w:val="20"/>
+        </w:rPr>
+      </w:pPr>
+    </w:p>
+    <w:p>
+      <w:pPr>
+        <w:widowControl w:val="0"/>
+        <w:tabs>
+          <w:tab w:val="left" w:pos="558"/>
+          <w:tab w:val="left" w:pos="563"/>
+        </w:tabs>
+        <w:autoSpaceDE w:val="0"/>
+        <w:autoSpaceDN w:val="0"/>
+        <w:spacing w:after="0"/>
+        <w:ind w:right="614"/>
+        <w:rPr>
+          <w:rFonts w:ascii="Verdana" w:hAnsi="Verdana" w:cs="Mangal"/>
+          <w:sz w:val="20"/>
+          <w:szCs w:val="20"/>
+        </w:rPr>
+      </w:pPr>
+      <w:r>
+        <w:rPr>
+          <w:rFonts w:ascii="Verdana" w:hAnsi="Verdana" w:cs="Mangal"/>
+          <w:sz w:val="20"/>
+          <w:szCs w:val="20"/>
+        </w:rPr>
+        <w:t>print("\</w:t>
+      </w:r>
+      <w:proofErr w:type="spellStart"/>
+      <w:r>
+        <w:rPr>
+          <w:rFonts w:ascii="Verdana" w:hAnsi="Verdana" w:cs="Mangal"/>
+          <w:sz w:val="20"/>
+          <w:szCs w:val="20"/>
+        </w:rPr>
+        <w:t>nAverage</w:t>
+      </w:r>
+      <w:proofErr w:type="spellEnd"/>
+      <w:r>
+        <w:rPr>
+          <w:rFonts w:ascii="Verdana" w:hAnsi="Verdana" w:cs="Mangal"/>
+          <w:sz w:val="20"/>
+          <w:szCs w:val="20"/>
+        </w:rPr>
+        <w:t xml:space="preserve"> Petal Length by Species:")</w:t>
+      </w:r>
+    </w:p>
+    <w:p>
+      <w:pPr>
+        <w:widowControl w:val="0"/>
+        <w:tabs>
+          <w:tab w:val="left" w:pos="558"/>
+          <w:tab w:val="left" w:pos="563"/>
+        </w:tabs>
+        <w:autoSpaceDE w:val="0"/>
+        <w:autoSpaceDN w:val="0"/>
+        <w:spacing w:after="0"/>
+        <w:ind w:right="614"/>
+        <w:rPr>
+          <w:rFonts w:ascii="Verdana" w:hAnsi="Verdana" w:cs="Mangal"/>
+          <w:sz w:val="20"/>
+          <w:szCs w:val="20"/>
+        </w:rPr>
+      </w:pPr>
+      <w:r>
+        <w:rPr>
+          <w:rFonts w:ascii="Verdana" w:hAnsi="Verdana" w:cs="Mangal"/>
+          <w:sz w:val="20"/>
+          <w:szCs w:val="20"/>
+        </w:rPr>
+        <w:t>print(</w:t>
+      </w:r>
+      <w:proofErr w:type="spellStart"/>
+      <w:r>
+        <w:rPr>
+          <w:rFonts w:ascii="Verdana" w:hAnsi="Verdana" w:cs="Mangal"/>
+          <w:sz w:val="20"/>
+          <w:szCs w:val="20"/>
+        </w:rPr>
+        <w:t>df.groupby</w:t>
+      </w:r>
+      <w:proofErr w:type="spellEnd"/>
+      <w:r>
+        <w:rPr>
+          <w:rFonts w:ascii="Verdana" w:hAnsi="Verdana" w:cs="Mangal"/>
+          <w:sz w:val="20"/>
+          <w:szCs w:val="20"/>
+        </w:rPr>
+        <w:t>('species')['</w:t>
+      </w:r>
+      <w:proofErr w:type="spellStart"/>
+      <w:r>
+        <w:rPr>
+          <w:rFonts w:ascii="Verdana" w:hAnsi="Verdana" w:cs="Mangal"/>
+          <w:sz w:val="20"/>
+          <w:szCs w:val="20"/>
+        </w:rPr>
+        <w:t>petal_length</w:t>
+      </w:r>
+      <w:proofErr w:type="spellEnd"/>
+      <w:r>
+        <w:rPr>
+          <w:rFonts w:ascii="Verdana" w:hAnsi="Verdana" w:cs="Mangal"/>
+          <w:sz w:val="20"/>
+          <w:szCs w:val="20"/>
+        </w:rPr>
+        <w:t>'].mean())</w:t>
+      </w:r>
+    </w:p>
+    <w:p>
+      <w:pPr>
+        <w:widowControl w:val="0"/>
+        <w:tabs>
+          <w:tab w:val="left" w:pos="558"/>
+          <w:tab w:val="left" w:pos="563"/>
+        </w:tabs>
+        <w:autoSpaceDE w:val="0"/>
+        <w:autoSpaceDN w:val="0"/>
+        <w:spacing w:after="0"/>
+        <w:ind w:right="614"/>
+        <w:rPr>
+          <w:rFonts w:ascii="Verdana" w:hAnsi="Verdana" w:cs="Mangal"/>
+          <w:sz w:val="20"/>
+          <w:szCs w:val="20"/>
+        </w:rPr>
+      </w:pPr>
+    </w:p>
+    <w:p>
+      <w:pPr>
+        <w:widowControl w:val="0"/>
+        <w:tabs>
+          <w:tab w:val="left" w:pos="558"/>
+          <w:tab w:val="left" w:pos="563"/>
+        </w:tabs>
+        <w:autoSpaceDE w:val="0"/>
+        <w:autoSpaceDN w:val="0"/>
+        <w:spacing w:after="0"/>
+        <w:ind w:right="614"/>
+        <w:rPr>
+          <w:rFonts w:ascii="Verdana" w:hAnsi="Verdana" w:cs="Mangal"/>
+          <w:sz w:val="20"/>
+          <w:szCs w:val="20"/>
+        </w:rPr>
+      </w:pPr>
+      <w:r>
+        <w:rPr>
+          <w:rFonts w:ascii="Verdana" w:hAnsi="Verdana" w:cs="Mangal"/>
+          <w:sz w:val="20"/>
+          <w:szCs w:val="20"/>
+        </w:rPr>
+        <w:t>print("\</w:t>
+      </w:r>
+      <w:proofErr w:type="spellStart"/>
+      <w:r>
+        <w:rPr>
+          <w:rFonts w:ascii="Verdana" w:hAnsi="Verdana" w:cs="Mangal"/>
+          <w:sz w:val="20"/>
+          <w:szCs w:val="20"/>
+        </w:rPr>
+        <w:t>nAverage</w:t>
+      </w:r>
+      <w:proofErr w:type="spellEnd"/>
+      <w:r>
+        <w:rPr>
+          <w:rFonts w:ascii="Verdana" w:hAnsi="Verdana" w:cs="Mangal"/>
+          <w:sz w:val="20"/>
+          <w:szCs w:val="20"/>
+        </w:rPr>
+        <w:t xml:space="preserve"> Petal Width by Species:")</w:t>
+      </w:r>
+    </w:p>
+    <w:p>
+      <w:pPr>
+        <w:widowControl w:val="0"/>
+        <w:tabs>
+          <w:tab w:val="left" w:pos="558"/>
+          <w:tab w:val="left" w:pos="563"/>
+        </w:tabs>
+        <w:autoSpaceDE w:val="0"/>
+        <w:autoSpaceDN w:val="0"/>
+        <w:spacing w:after="0"/>
+        <w:ind w:right="614"/>
+        <w:rPr>
+          <w:rFonts w:ascii="Verdana" w:hAnsi="Verdana" w:cs="Mangal"/>
+          <w:sz w:val="20"/>
+          <w:szCs w:val="20"/>
+        </w:rPr>
+      </w:pPr>
+      <w:r>
+        <w:rPr>
+          <w:rFonts w:ascii="Verdana" w:hAnsi="Verdana" w:cs="Mangal"/>
+          <w:sz w:val="20"/>
+          <w:szCs w:val="20"/>
+        </w:rPr>
+        <w:t>print(</w:t>
+      </w:r>
+      <w:proofErr w:type="spellStart"/>
+      <w:r>
+        <w:rPr>
+          <w:rFonts w:ascii="Verdana" w:hAnsi="Verdana" w:cs="Mangal"/>
+          <w:sz w:val="20"/>
+          <w:szCs w:val="20"/>
+        </w:rPr>
+        <w:t>df.groupby</w:t>
+      </w:r>
+      <w:proofErr w:type="spellEnd"/>
+      <w:r>
+        <w:rPr>
+          <w:rFonts w:ascii="Verdana" w:hAnsi="Verdana" w:cs="Mangal"/>
+          <w:sz w:val="20"/>
+          <w:szCs w:val="20"/>
+        </w:rPr>
+        <w:t>('species')['</w:t>
+      </w:r>
+      <w:proofErr w:type="spellStart"/>
+      <w:r>
+        <w:rPr>
+          <w:rFonts w:ascii="Verdana" w:hAnsi="Verdana" w:cs="Mangal"/>
+          <w:sz w:val="20"/>
+          <w:szCs w:val="20"/>
+        </w:rPr>
+        <w:t>petal_width</w:t>
+      </w:r>
+      <w:proofErr w:type="spellEnd"/>
+      <w:r>
+        <w:rPr>
+          <w:rFonts w:ascii="Verdana" w:hAnsi="Verdana" w:cs="Mangal"/>
+          <w:sz w:val="20"/>
+          <w:szCs w:val="20"/>
+        </w:rPr>
+        <w:t>'].mean())</w:t>
+      </w:r>
+    </w:p>
+    <w:p>
+      <w:pPr>
+        <w:widowControl w:val="0"/>
+        <w:tabs>
+          <w:tab w:val="left" w:pos="558"/>
+          <w:tab w:val="left" w:pos="563"/>
+        </w:tabs>
+        <w:autoSpaceDE w:val="0"/>
+        <w:autoSpaceDN w:val="0"/>
+        <w:spacing w:after="0"/>
+        <w:ind w:right="614"/>
+        <w:rPr>
+          <w:rFonts w:ascii="Verdana" w:hAnsi="Verdana" w:cs="Mangal"/>
+          <w:sz w:val="20"/>
+          <w:szCs w:val="20"/>
+        </w:rPr>
+      </w:pPr>
+    </w:p>
+    <w:p>
+      <w:pPr>
+        <w:widowControl w:val="0"/>
+        <w:tabs>
+          <w:tab w:val="left" w:pos="558"/>
+          <w:tab w:val="left" w:pos="563"/>
+        </w:tabs>
+        <w:autoSpaceDE w:val="0"/>
+        <w:autoSpaceDN w:val="0"/>
+        <w:spacing w:after="0"/>
+        <w:ind w:right="614"/>
+        <w:rPr>
+          <w:rFonts w:ascii="Verdana" w:hAnsi="Verdana" w:cs="Mangal"/>
+          <w:sz w:val="20"/>
+          <w:szCs w:val="20"/>
+        </w:rPr>
+      </w:pPr>
+      <w:r>
+        <w:rPr>
+          <w:rFonts w:ascii="Verdana" w:hAnsi="Verdana" w:cs="Mangal"/>
+          <w:sz w:val="20"/>
+          <w:szCs w:val="20"/>
+        </w:rPr>
+        <w:t>print("\</w:t>
+      </w:r>
+      <w:proofErr w:type="spellStart"/>
+      <w:r>
+        <w:rPr>
+          <w:rFonts w:ascii="Verdana" w:hAnsi="Verdana" w:cs="Mangal"/>
+          <w:sz w:val="20"/>
+          <w:szCs w:val="20"/>
+        </w:rPr>
+        <w:t>nMaximum</w:t>
+      </w:r>
+      <w:proofErr w:type="spellEnd"/>
+      <w:r>
+        <w:rPr>
+          <w:rFonts w:ascii="Verdana" w:hAnsi="Verdana" w:cs="Mangal"/>
+          <w:sz w:val="20"/>
+          <w:szCs w:val="20"/>
+        </w:rPr>
+        <w:t xml:space="preserve"> Sepal Length by Species:")</w:t>
+      </w:r>
+    </w:p>
+    <w:p>
+      <w:pPr>
+        <w:widowControl w:val="0"/>
+        <w:tabs>
+          <w:tab w:val="left" w:pos="558"/>
+          <w:tab w:val="left" w:pos="563"/>
+        </w:tabs>
+        <w:autoSpaceDE w:val="0"/>
+        <w:autoSpaceDN w:val="0"/>
+        <w:spacing w:after="0"/>
+        <w:ind w:right="614"/>
+        <w:rPr>
+          <w:rFonts w:ascii="Verdana" w:hAnsi="Verdana" w:cs="Mangal"/>
+          <w:sz w:val="20"/>
+          <w:szCs w:val="20"/>
+        </w:rPr>
+      </w:pPr>
+      <w:r>
+        <w:rPr>
+          <w:rFonts w:ascii="Verdana" w:hAnsi="Verdana" w:cs="Mangal"/>
+          <w:sz w:val="20"/>
+          <w:szCs w:val="20"/>
+        </w:rPr>
+        <w:t>print(</w:t>
+      </w:r>
+      <w:proofErr w:type="spellStart"/>
+      <w:r>
+        <w:rPr>
+          <w:rFonts w:ascii="Verdana" w:hAnsi="Verdana" w:cs="Mangal"/>
+          <w:sz w:val="20"/>
+          <w:szCs w:val="20"/>
+        </w:rPr>
+        <w:t>df.groupby</w:t>
+      </w:r>
+      <w:proofErr w:type="spellEnd"/>
+      <w:r>
+        <w:rPr>
+          <w:rFonts w:ascii="Verdana" w:hAnsi="Verdana" w:cs="Mangal"/>
+          <w:sz w:val="20"/>
+          <w:szCs w:val="20"/>
+        </w:rPr>
+        <w:t>('species')['</w:t>
+      </w:r>
+      <w:proofErr w:type="spellStart"/>
+      <w:r>
+        <w:rPr>
+          <w:rFonts w:ascii="Verdana" w:hAnsi="Verdana" w:cs="Mangal"/>
+          <w:sz w:val="20"/>
+          <w:szCs w:val="20"/>
+        </w:rPr>
+        <w:t>sepal_length</w:t>
+      </w:r>
+      <w:proofErr w:type="spellEnd"/>
+      <w:r>
+        <w:rPr>
+          <w:rFonts w:ascii="Verdana" w:hAnsi="Verdana" w:cs="Mangal"/>
+          <w:sz w:val="20"/>
+          <w:szCs w:val="20"/>
+        </w:rPr>
+        <w:t>'].max())</w:t>
+      </w:r>
+    </w:p>
+    <w:p>
+      <w:pPr>
+        <w:widowControl w:val="0"/>
+        <w:tabs>
+          <w:tab w:val="left" w:pos="558"/>
+          <w:tab w:val="left" w:pos="563"/>
+        </w:tabs>
+        <w:autoSpaceDE w:val="0"/>
+        <w:autoSpaceDN w:val="0"/>
+        <w:spacing w:after="0"/>
+        <w:ind w:right="614"/>
+        <w:rPr>
+          <w:rFonts w:ascii="Verdana" w:hAnsi="Verdana" w:cs="Mangal"/>
+          <w:sz w:val="20"/>
+          <w:szCs w:val="20"/>
+        </w:rPr>
+      </w:pPr>
+    </w:p>
+    <w:p>
+      <w:pPr>
+        <w:widowControl w:val="0"/>
+        <w:tabs>
+          <w:tab w:val="left" w:pos="558"/>
+          <w:tab w:val="left" w:pos="563"/>
+        </w:tabs>
+        <w:autoSpaceDE w:val="0"/>
+        <w:autoSpaceDN w:val="0"/>
+        <w:spacing w:after="0"/>
+        <w:ind w:right="614"/>
+        <w:rPr>
+          <w:rFonts w:ascii="Verdana" w:hAnsi="Verdana" w:cs="Mangal"/>
+          <w:sz w:val="20"/>
+          <w:szCs w:val="20"/>
+        </w:rPr>
+      </w:pPr>
+    </w:p>
+    <w:p>
+      <w:pPr>
+        <w:widowControl w:val="0"/>
+        <w:tabs>
+          <w:tab w:val="left" w:pos="558"/>
+          <w:tab w:val="left" w:pos="563"/>
+        </w:tabs>
+        <w:autoSpaceDE w:val="0"/>
+        <w:autoSpaceDN w:val="0"/>
+        <w:spacing w:after="0"/>
+        <w:ind w:right="614"/>
+        <w:rPr>
+          <w:rFonts w:ascii="Verdana" w:hAnsi="Verdana" w:cs="Mangal"/>
+          <w:sz w:val="20"/>
+          <w:szCs w:val="20"/>
+        </w:rPr>
+      </w:pPr>
+      <w:r>
+        <w:rPr>
+          <w:rFonts w:ascii="Verdana" w:hAnsi="Verdana" w:cs="Mangal"/>
+          <w:sz w:val="20"/>
+          <w:szCs w:val="20"/>
+        </w:rPr>
+        <w:t>Output:</w:t>
+      </w:r>
+    </w:p>
+    <w:p>
+      <w:pPr>
+        <w:widowControl w:val="0"/>
+        <w:tabs>
+          <w:tab w:val="left" w:pos="558"/>
+          <w:tab w:val="left" w:pos="563"/>
+        </w:tabs>
+        <w:autoSpaceDE w:val="0"/>
+        <w:autoSpaceDN w:val="0"/>
+        <w:spacing w:after="0"/>
+        <w:ind w:right="614"/>
+        <w:rPr>
+          <w:rFonts w:ascii="Verdana" w:hAnsi="Verdana" w:cs="Mangal"/>
+          <w:sz w:val="20"/>
+          <w:szCs w:val="20"/>
+        </w:rPr>
+      </w:pPr>
+    </w:p>
+    <w:p>
+      <w:pPr>
+        <w:widowControl w:val="0"/>
+        <w:tabs>
+          <w:tab w:val="left" w:pos="558"/>
+          <w:tab w:val="left" w:pos="563"/>
+        </w:tabs>
+        <w:autoSpaceDE w:val="0"/>
+        <w:autoSpaceDN w:val="0"/>
+        <w:spacing w:after="0"/>
+        <w:ind w:right="614"/>
+        <w:rPr>
+          <w:rFonts w:ascii="Verdana" w:hAnsi="Verdana" w:cs="Mangal"/>
+          <w:sz w:val="20"/>
+          <w:szCs w:val="20"/>
+        </w:rPr>
+      </w:pPr>
+      <w:r>
+        <w:t>Sample Output</w:t>
+      </w:r>
+    </w:p>
+    <w:p>
+      <w:pPr>
+        <w:widowControl w:val="0"/>
+        <w:tabs>
+          <w:tab w:val="left" w:pos="558"/>
+          <w:tab w:val="left" w:pos="563"/>
+        </w:tabs>
+        <w:autoSpaceDE w:val="0"/>
+        <w:autoSpaceDN w:val="0"/>
+        <w:spacing w:after="0"/>
+        <w:ind w:right="614"/>
+        <w:rPr>
+          <w:rFonts w:ascii="Verdana" w:hAnsi="Verdana" w:cs="Mangal"/>
+          <w:sz w:val="20"/>
+          <w:szCs w:val="20"/>
+        </w:rPr>
+      </w:pPr>
+    </w:p>
+    <w:p>
+      <w:pPr>
+        <w:widowControl w:val="0"/>
+        <w:tabs>
+          <w:tab w:val="left" w:pos="558"/>
+          <w:tab w:val="left" w:pos="563"/>
+        </w:tabs>
+        <w:autoSpaceDE w:val="0"/>
+        <w:autoSpaceDN w:val="0"/>
+        <w:spacing w:after="0"/>
+        <w:ind w:right="614"/>
+        <w:rPr>
+          <w:rFonts w:ascii="Verdana" w:hAnsi="Verdana" w:cs="Mangal"/>
+          <w:sz w:val="20"/>
+          <w:szCs w:val="20"/>
+        </w:rPr>
+      </w:pPr>
+      <w:r>
+        <w:rPr>
+          <w:rFonts w:ascii="Verdana" w:hAnsi="Verdana" w:cs="Mangal"/>
+          <w:sz w:val="20"/>
+          <w:szCs w:val="20"/>
+        </w:rPr>
+        <w:t>First 5 Records:</w:t>
+      </w:r>
+    </w:p>
+    <w:p>
+      <w:pPr>
+        <w:widowControl w:val="0"/>
+        <w:tabs>
+          <w:tab w:val="left" w:pos="558"/>
+          <w:tab w:val="left" w:pos="563"/>
+        </w:tabs>
+        <w:autoSpaceDE w:val="0"/>
+        <w:autoSpaceDN w:val="0"/>
+        <w:spacing w:after="0"/>
+        <w:ind w:right="614"/>
+        <w:rPr>
+          <w:rFonts w:ascii="Verdana" w:hAnsi="Verdana" w:cs="Mangal"/>
+          <w:sz w:val="20"/>
+          <w:szCs w:val="20"/>
+        </w:rPr>
+      </w:pPr>
+      <w:r>
+        <w:rPr>
+          <w:rFonts w:ascii="Verdana" w:hAnsi="Verdana" w:cs="Mangal"/>
+          <w:sz w:val="20"/>
+          <w:szCs w:val="20"/>
+        </w:rPr>
+        <w:t xml:space="preserve">   </w:t>
+      </w:r>
+      <w:proofErr w:type="spellStart"/>
+      <w:r>
+        <w:rPr>
+          <w:rFonts w:ascii="Verdana" w:hAnsi="Verdana" w:cs="Mangal"/>
+          <w:sz w:val="20"/>
+          <w:szCs w:val="20"/>
+        </w:rPr>
+        <w:t>sepal_length</w:t>
+      </w:r>
+      <w:proofErr w:type="spellEnd"/>
+      <w:r>
+        <w:rPr>
+          <w:rFonts w:ascii="Verdana" w:hAnsi="Verdana" w:cs="Mangal"/>
+          <w:sz w:val="20"/>
+          <w:szCs w:val="20"/>
+        </w:rPr>
+        <w:t xml:space="preserve">  </w:t>
+      </w:r>
+      <w:proofErr w:type="spellStart"/>
+      <w:r>
+        <w:rPr>
+          <w:rFonts w:ascii="Verdana" w:hAnsi="Verdana" w:cs="Mangal"/>
+          <w:sz w:val="20"/>
+          <w:szCs w:val="20"/>
+        </w:rPr>
+        <w:t>sepal_width</w:t>
+      </w:r>
+      <w:proofErr w:type="spellEnd"/>
+      <w:r>
+        <w:rPr>
+          <w:rFonts w:ascii="Verdana" w:hAnsi="Verdana" w:cs="Mangal"/>
+          <w:sz w:val="20"/>
+          <w:szCs w:val="20"/>
+        </w:rPr>
+        <w:t xml:space="preserve">  </w:t>
+      </w:r>
+      <w:proofErr w:type="spellStart"/>
+      <w:r>
+        <w:rPr>
+          <w:rFonts w:ascii="Verdana" w:hAnsi="Verdana" w:cs="Mangal"/>
+          <w:sz w:val="20"/>
+          <w:szCs w:val="20"/>
+        </w:rPr>
+        <w:t>petal_length</w:t>
+      </w:r>
+      <w:proofErr w:type="spellEnd"/>
+      <w:r>
+        <w:rPr>
+          <w:rFonts w:ascii="Verdana" w:hAnsi="Verdana" w:cs="Mangal"/>
+          <w:sz w:val="20"/>
+          <w:szCs w:val="20"/>
+        </w:rPr>
+        <w:t xml:space="preserve">  </w:t>
+      </w:r>
+      <w:proofErr w:type="spellStart"/>
+      <w:r>
+        <w:rPr>
+          <w:rFonts w:ascii="Verdana" w:hAnsi="Verdana" w:cs="Mangal"/>
+          <w:sz w:val="20"/>
+          <w:szCs w:val="20"/>
+        </w:rPr>
+        <w:t>petal_width</w:t>
+      </w:r>
+      <w:proofErr w:type="spellEnd"/>
+      <w:r>
+        <w:rPr>
+          <w:rFonts w:ascii="Verdana" w:hAnsi="Verdana" w:cs="Mangal"/>
+          <w:sz w:val="20"/>
+          <w:szCs w:val="20"/>
+        </w:rPr>
+        <w:t xml:space="preserve"> species</w:t>
+      </w:r>
+    </w:p>
+    <w:p>
+      <w:pPr>
+        <w:widowControl w:val="0"/>
+        <w:tabs>
+          <w:tab w:val="left" w:pos="558"/>
+          <w:tab w:val="left" w:pos="563"/>
+        </w:tabs>
+        <w:autoSpaceDE w:val="0"/>
+        <w:autoSpaceDN w:val="0"/>
+        <w:spacing w:after="0"/>
+        <w:ind w:right="614"/>
+        <w:rPr>
+          <w:rFonts w:ascii="Verdana" w:hAnsi="Verdana" w:cs="Mangal"/>
+          <w:sz w:val="20"/>
+          <w:szCs w:val="20"/>
+        </w:rPr>
+      </w:pPr>
+      <w:r>
+        <w:rPr>
+          <w:rFonts w:ascii="Verdana" w:hAnsi="Verdana" w:cs="Mangal"/>
+          <w:sz w:val="20"/>
+          <w:szCs w:val="20"/>
+        </w:rPr>
+        <w:t xml:space="preserve">0           5.1          3.5           1.4          0.2  </w:t>
+      </w:r>
+      <w:proofErr w:type="spellStart"/>
+      <w:r>
+        <w:rPr>
+          <w:rFonts w:ascii="Verdana" w:hAnsi="Verdana" w:cs="Mangal"/>
+          <w:sz w:val="20"/>
+          <w:szCs w:val="20"/>
+        </w:rPr>
+        <w:t>setosa</w:t>
+      </w:r>
+      <w:proofErr w:type="spellEnd"/>
+    </w:p>
+    <w:p>
+      <w:pPr>
+        <w:widowControl w:val="0"/>
+        <w:tabs>
+          <w:tab w:val="left" w:pos="558"/>
+          <w:tab w:val="left" w:pos="563"/>
+        </w:tabs>
+        <w:autoSpaceDE w:val="0"/>
+        <w:autoSpaceDN w:val="0"/>
+        <w:spacing w:after="0"/>
+        <w:ind w:right="614"/>
+        <w:rPr>
+          <w:rFonts w:ascii="Verdana" w:hAnsi="Verdana" w:cs="Mangal"/>
+          <w:sz w:val="20"/>
+          <w:szCs w:val="20"/>
+        </w:rPr>
+      </w:pPr>
+      <w:r>
+        <w:rPr>
+          <w:rFonts w:ascii="Verdana" w:hAnsi="Verdana" w:cs="Mangal"/>
+          <w:sz w:val="20"/>
+          <w:szCs w:val="20"/>
+        </w:rPr>
+        <w:t xml:space="preserve">1           4.9          3.0           1.4          0.2  </w:t>
+      </w:r>
+      <w:proofErr w:type="spellStart"/>
+      <w:r>
+        <w:rPr>
+          <w:rFonts w:ascii="Verdana" w:hAnsi="Verdana" w:cs="Mangal"/>
+          <w:sz w:val="20"/>
+          <w:szCs w:val="20"/>
+        </w:rPr>
+        <w:t>setosa</w:t>
+      </w:r>
+      <w:proofErr w:type="spellEnd"/>
+    </w:p>
+    <w:p>
+      <w:pPr>
+        <w:widowControl w:val="0"/>
+        <w:tabs>
+          <w:tab w:val="left" w:pos="558"/>
+          <w:tab w:val="left" w:pos="563"/>
+        </w:tabs>
+        <w:autoSpaceDE w:val="0"/>
+        <w:autoSpaceDN w:val="0"/>
+        <w:spacing w:after="0"/>
+        <w:ind w:right="614"/>
+        <w:rPr>
+          <w:rFonts w:ascii="Verdana" w:hAnsi="Verdana" w:cs="Mangal"/>
+          <w:sz w:val="20"/>
+          <w:szCs w:val="20"/>
+        </w:rPr>
+      </w:pPr>
+      <w:r>
+        <w:rPr>
+          <w:rFonts w:ascii="Verdana" w:hAnsi="Verdana" w:cs="Mangal"/>
+          <w:sz w:val="20"/>
+          <w:szCs w:val="20"/>
+        </w:rPr>
+        <w:t xml:space="preserve">2           4.7          3.2           1.3          0.2  </w:t>
+      </w:r>
+      <w:proofErr w:type="spellStart"/>
+      <w:r>
+        <w:rPr>
+          <w:rFonts w:ascii="Verdana" w:hAnsi="Verdana" w:cs="Mangal"/>
+          <w:sz w:val="20"/>
+          <w:szCs w:val="20"/>
+        </w:rPr>
+        <w:t>setosa</w:t>
+      </w:r>
+      <w:proofErr w:type="spellEnd"/>
+    </w:p>
+    <w:p>
+      <w:pPr>
+        <w:widowControl w:val="0"/>
+        <w:tabs>
+          <w:tab w:val="left" w:pos="558"/>
+          <w:tab w:val="left" w:pos="563"/>
+        </w:tabs>
+        <w:autoSpaceDE w:val="0"/>
+        <w:autoSpaceDN w:val="0"/>
+        <w:spacing w:after="0"/>
+        <w:ind w:right="614"/>
+        <w:rPr>
+          <w:rFonts w:ascii="Verdana" w:hAnsi="Verdana" w:cs="Mangal"/>
+          <w:sz w:val="20"/>
+          <w:szCs w:val="20"/>
+        </w:rPr>
+      </w:pPr>
+      <w:r>
+        <w:rPr>
+          <w:rFonts w:ascii="Verdana" w:hAnsi="Verdana" w:cs="Mangal"/>
+          <w:sz w:val="20"/>
+          <w:szCs w:val="20"/>
+        </w:rPr>
+        <w:t xml:space="preserve">3           4.6          3.1           1.5          0.2  </w:t>
+      </w:r>
+      <w:proofErr w:type="spellStart"/>
+      <w:r>
+        <w:rPr>
+          <w:rFonts w:ascii="Verdana" w:hAnsi="Verdana" w:cs="Mangal"/>
+          <w:sz w:val="20"/>
+          <w:szCs w:val="20"/>
+        </w:rPr>
+        <w:t>setosa</w:t>
+      </w:r>
+      <w:proofErr w:type="spellEnd"/>
+    </w:p>
+    <w:p>
+      <w:pPr>
+        <w:widowControl w:val="0"/>
+        <w:tabs>
+          <w:tab w:val="left" w:pos="558"/>
+          <w:tab w:val="left" w:pos="563"/>
+        </w:tabs>
+        <w:autoSpaceDE w:val="0"/>
+        <w:autoSpaceDN w:val="0"/>
+        <w:spacing w:after="0"/>
+        <w:ind w:right="614"/>
+        <w:rPr>
+          <w:rFonts w:ascii="Verdana" w:hAnsi="Verdana" w:cs="Mangal"/>
+          <w:sz w:val="20"/>
+          <w:szCs w:val="20"/>
+        </w:rPr>
+      </w:pPr>
+      <w:r>
+        <w:rPr>
+          <w:rFonts w:ascii="Verdana" w:hAnsi="Verdana" w:cs="Mangal"/>
+          <w:sz w:val="20"/>
+          <w:szCs w:val="20"/>
+        </w:rPr>
+        <w:t xml:space="preserve">4           5.0          3.6           1.4          0.2  </w:t>
+      </w:r>
+      <w:proofErr w:type="spellStart"/>
+      <w:r>
+        <w:rPr>
+          <w:rFonts w:ascii="Verdana" w:hAnsi="Verdana" w:cs="Mangal"/>
+          <w:sz w:val="20"/>
+          <w:szCs w:val="20"/>
+        </w:rPr>
+        <w:t>setosa</w:t>
+      </w:r>
+      <w:proofErr w:type="spellEnd"/>
+    </w:p>
+    <w:p>
+      <w:pPr>
+        <w:widowControl w:val="0"/>
+        <w:tabs>
+          <w:tab w:val="left" w:pos="558"/>
+          <w:tab w:val="left" w:pos="563"/>
+        </w:tabs>
+        <w:autoSpaceDE w:val="0"/>
+        <w:autoSpaceDN w:val="0"/>
+        <w:spacing w:after="0"/>
+        <w:ind w:right="614"/>
+        <w:rPr>
+          <w:rFonts w:ascii="Verdana" w:hAnsi="Verdana" w:cs="Mangal"/>
+          <w:sz w:val="20"/>
+          <w:szCs w:val="20"/>
+        </w:rPr>
+      </w:pPr>
+    </w:p>
+    <w:p>
+      <w:pPr>
+        <w:pStyle w:val="ListParagraph"/>
+        <w:widowControl w:val="0"/>
+        <w:numPr>
+          <w:ilvl w:val="0"/>
+          <w:numId w:val="15"/>
+        </w:numPr>
+        <w:tabs>
+          <w:tab w:val="left" w:pos="558"/>
+          <w:tab w:val="left" w:pos="563"/>
+        </w:tabs>
+        <w:autoSpaceDE w:val="0"/>
+        <w:autoSpaceDN w:val="0"/>
+        <w:spacing w:after="0"/>
+        <w:ind w:right="614"/>
+      </w:pPr>
+      <w:proofErr w:type="spellStart"/>
+      <w:r>
+        <w:t>GroupBy</w:t>
+      </w:r>
+      <w:proofErr w:type="spellEnd"/>
+      <w:r>
+        <w:t xml:space="preserve"> Using a Single Column</w:t>
+      </w:r>
+    </w:p>
+    <w:p>
+      <w:pPr>
+        <w:widowControl w:val="0"/>
+        <w:tabs>
+          <w:tab w:val="left" w:pos="558"/>
+          <w:tab w:val="left" w:pos="563"/>
+        </w:tabs>
+        <w:autoSpaceDE w:val="0"/>
+        <w:autoSpaceDN w:val="0"/>
+        <w:spacing w:after="0"/>
+        <w:ind w:right="614"/>
+        <w:rPr>
+          <w:rFonts w:ascii="Verdana" w:hAnsi="Verdana" w:cs="Mangal"/>
+          <w:sz w:val="20"/>
+          <w:szCs w:val="20"/>
+        </w:rPr>
+      </w:pPr>
+    </w:p>
+    <w:p>
+      <w:pPr>
+        <w:widowControl w:val="0"/>
+        <w:tabs>
+          <w:tab w:val="left" w:pos="558"/>
+          <w:tab w:val="left" w:pos="563"/>
+        </w:tabs>
+        <w:autoSpaceDE w:val="0"/>
+        <w:autoSpaceDN w:val="0"/>
+        <w:spacing w:after="0"/>
+        <w:ind w:right="614"/>
+        <w:rPr>
+          <w:rFonts w:ascii="Verdana" w:hAnsi="Verdana" w:cs="Mangal"/>
+          <w:sz w:val="20"/>
+          <w:szCs w:val="20"/>
+        </w:rPr>
+      </w:pPr>
+      <w:r>
+        <w:rPr>
+          <w:rFonts w:ascii="Verdana" w:hAnsi="Verdana" w:cs="Mangal"/>
+          <w:sz w:val="20"/>
+          <w:szCs w:val="20"/>
+        </w:rPr>
+        <w:t xml:space="preserve">          count    sum      mean       std  min  max</w:t>
+      </w:r>
+    </w:p>
+    <w:p>
+      <w:pPr>
+        <w:widowControl w:val="0"/>
+        <w:tabs>
+          <w:tab w:val="left" w:pos="558"/>
+          <w:tab w:val="left" w:pos="563"/>
+        </w:tabs>
+        <w:autoSpaceDE w:val="0"/>
+        <w:autoSpaceDN w:val="0"/>
+        <w:spacing w:after="0"/>
+        <w:ind w:right="614"/>
+        <w:rPr>
+          <w:rFonts w:ascii="Verdana" w:hAnsi="Verdana" w:cs="Mangal"/>
+          <w:sz w:val="20"/>
+          <w:szCs w:val="20"/>
+        </w:rPr>
+      </w:pPr>
+      <w:r>
+        <w:rPr>
+          <w:rFonts w:ascii="Verdana" w:hAnsi="Verdana" w:cs="Mangal"/>
+          <w:sz w:val="20"/>
+          <w:szCs w:val="20"/>
+        </w:rPr>
+        <w:t>species</w:t>
+      </w:r>
+    </w:p>
+    <w:p>
+      <w:pPr>
+        <w:widowControl w:val="0"/>
+        <w:tabs>
+          <w:tab w:val="left" w:pos="558"/>
+          <w:tab w:val="left" w:pos="563"/>
+        </w:tabs>
+        <w:autoSpaceDE w:val="0"/>
+        <w:autoSpaceDN w:val="0"/>
+        <w:spacing w:after="0"/>
+        <w:ind w:right="614"/>
+        <w:rPr>
+          <w:rFonts w:ascii="Verdana" w:hAnsi="Verdana" w:cs="Mangal"/>
+          <w:sz w:val="20"/>
+          <w:szCs w:val="20"/>
+        </w:rPr>
+      </w:pPr>
+      <w:proofErr w:type="spellStart"/>
+      <w:r>
+        <w:rPr>
+          <w:rFonts w:ascii="Verdana" w:hAnsi="Verdana" w:cs="Mangal"/>
+          <w:sz w:val="20"/>
+          <w:szCs w:val="20"/>
+        </w:rPr>
+        <w:t>setosa</w:t>
+      </w:r>
+      <w:proofErr w:type="spellEnd"/>
+      <w:r>
+        <w:rPr>
+          <w:rFonts w:ascii="Verdana" w:hAnsi="Verdana" w:cs="Mangal"/>
+          <w:sz w:val="20"/>
+          <w:szCs w:val="20"/>
+        </w:rPr>
+        <w:t xml:space="preserve">       50  250.3     5.006  0.352490  4.3  5.8</w:t>
+      </w:r>
+    </w:p>
+    <w:p>
+      <w:pPr>
+        <w:widowControl w:val="0"/>
+        <w:tabs>
+          <w:tab w:val="left" w:pos="558"/>
+          <w:tab w:val="left" w:pos="563"/>
+        </w:tabs>
+        <w:autoSpaceDE w:val="0"/>
+        <w:autoSpaceDN w:val="0"/>
+        <w:spacing w:after="0"/>
+        <w:ind w:right="614"/>
+        <w:rPr>
+          <w:rFonts w:ascii="Verdana" w:hAnsi="Verdana" w:cs="Mangal"/>
+          <w:sz w:val="20"/>
+          <w:szCs w:val="20"/>
+        </w:rPr>
+      </w:pPr>
+      <w:r>
+        <w:rPr>
+          <w:rFonts w:ascii="Verdana" w:hAnsi="Verdana" w:cs="Mangal"/>
+          <w:sz w:val="20"/>
+          <w:szCs w:val="20"/>
+        </w:rPr>
+        <w:t>versicolor   50  296.8     5.936  0.516171  4.9  7.0</w:t>
+      </w:r>
+    </w:p>
+    <w:p>
+      <w:pPr>
+        <w:widowControl w:val="0"/>
+        <w:tabs>
+          <w:tab w:val="left" w:pos="558"/>
+          <w:tab w:val="left" w:pos="563"/>
+        </w:tabs>
+        <w:autoSpaceDE w:val="0"/>
+        <w:autoSpaceDN w:val="0"/>
+        <w:spacing w:after="0"/>
+        <w:ind w:right="614"/>
+        <w:rPr>
+          <w:rFonts w:ascii="Verdana" w:hAnsi="Verdana" w:cs="Mangal"/>
+          <w:sz w:val="20"/>
+          <w:szCs w:val="20"/>
+        </w:rPr>
+      </w:pPr>
+      <w:r>
+        <w:rPr>
+          <w:rFonts w:ascii="Verdana" w:hAnsi="Verdana" w:cs="Mangal"/>
+          <w:sz w:val="20"/>
+          <w:szCs w:val="20"/>
+        </w:rPr>
+        <w:t>virginica    50  329.4     6.588  0.635880  4.9  7.9</w:t>
+      </w:r>
+    </w:p>
+    <w:p>
+      <w:pPr>
+        <w:widowControl w:val="0"/>
+        <w:tabs>
+          <w:tab w:val="left" w:pos="558"/>
+          <w:tab w:val="left" w:pos="563"/>
+        </w:tabs>
+        <w:autoSpaceDE w:val="0"/>
+        <w:autoSpaceDN w:val="0"/>
+        <w:spacing w:after="0"/>
+        <w:ind w:right="614"/>
+        <w:rPr>
+          <w:rFonts w:ascii="Verdana" w:hAnsi="Verdana" w:cs="Mangal"/>
+          <w:sz w:val="20"/>
+          <w:szCs w:val="20"/>
+        </w:rPr>
+      </w:pPr>
+    </w:p>
+    <w:p>
+      <w:pPr>
+        <w:pStyle w:val="ListParagraph"/>
+        <w:widowControl w:val="0"/>
+        <w:numPr>
+          <w:ilvl w:val="0"/>
+          <w:numId w:val="15"/>
+        </w:numPr>
+        <w:tabs>
+          <w:tab w:val="left" w:pos="558"/>
+          <w:tab w:val="left" w:pos="563"/>
+        </w:tabs>
+        <w:autoSpaceDE w:val="0"/>
+        <w:autoSpaceDN w:val="0"/>
+        <w:spacing w:after="0"/>
+        <w:ind w:right="614"/>
+      </w:pPr>
+      <w:proofErr w:type="spellStart"/>
+      <w:r>
+        <w:t>GroupBy</w:t>
+      </w:r>
+      <w:proofErr w:type="spellEnd"/>
+      <w:r>
+        <w:t xml:space="preserve"> Using Multiple Columns</w:t>
+      </w:r>
+    </w:p>
+    <w:p>
+      <w:pPr>
+        <w:widowControl w:val="0"/>
+        <w:tabs>
+          <w:tab w:val="left" w:pos="558"/>
+          <w:tab w:val="left" w:pos="563"/>
+        </w:tabs>
+        <w:autoSpaceDE w:val="0"/>
+        <w:autoSpaceDN w:val="0"/>
+        <w:spacing w:after="0"/>
+        <w:ind w:right="614"/>
+        <w:rPr>
+          <w:rFonts w:ascii="Verdana" w:hAnsi="Verdana" w:cs="Mangal"/>
+          <w:sz w:val="20"/>
+          <w:szCs w:val="20"/>
+        </w:rPr>
+      </w:pPr>
+    </w:p>
+    <w:p>
+      <w:pPr>
+        <w:widowControl w:val="0"/>
+        <w:tabs>
+          <w:tab w:val="left" w:pos="558"/>
+          <w:tab w:val="left" w:pos="563"/>
+        </w:tabs>
+        <w:autoSpaceDE w:val="0"/>
+        <w:autoSpaceDN w:val="0"/>
+        <w:spacing w:after="0"/>
+        <w:ind w:right="614"/>
+        <w:rPr>
+          <w:rFonts w:ascii="Verdana" w:hAnsi="Verdana" w:cs="Mangal"/>
+          <w:sz w:val="20"/>
+          <w:szCs w:val="20"/>
+        </w:rPr>
+      </w:pPr>
+      <w:r>
+        <w:rPr>
+          <w:rFonts w:ascii="Verdana" w:hAnsi="Verdana" w:cs="Mangal"/>
+          <w:sz w:val="20"/>
+          <w:szCs w:val="20"/>
+        </w:rPr>
+        <w:t xml:space="preserve">species      </w:t>
+      </w:r>
+      <w:proofErr w:type="spellStart"/>
+      <w:r>
+        <w:rPr>
+          <w:rFonts w:ascii="Verdana" w:hAnsi="Verdana" w:cs="Mangal"/>
+          <w:sz w:val="20"/>
+          <w:szCs w:val="20"/>
+        </w:rPr>
+        <w:t>sepal_width</w:t>
+      </w:r>
+      <w:proofErr w:type="spellEnd"/>
+    </w:p>
+    <w:p>
+      <w:pPr>
+        <w:widowControl w:val="0"/>
+        <w:tabs>
+          <w:tab w:val="left" w:pos="558"/>
+          <w:tab w:val="left" w:pos="563"/>
+        </w:tabs>
+        <w:autoSpaceDE w:val="0"/>
+        <w:autoSpaceDN w:val="0"/>
+        <w:spacing w:after="0"/>
+        <w:ind w:right="614"/>
+        <w:rPr>
+          <w:rFonts w:ascii="Verdana" w:hAnsi="Verdana" w:cs="Mangal"/>
+          <w:sz w:val="20"/>
+          <w:szCs w:val="20"/>
+        </w:rPr>
+      </w:pPr>
+      <w:proofErr w:type="spellStart"/>
+      <w:r>
+        <w:rPr>
+          <w:rFonts w:ascii="Verdana" w:hAnsi="Verdana" w:cs="Mangal"/>
+          <w:sz w:val="20"/>
+          <w:szCs w:val="20"/>
+        </w:rPr>
+        <w:t>setosa</w:t>
+      </w:r>
+      <w:proofErr w:type="spellEnd"/>
+      <w:r>
+        <w:rPr>
+          <w:rFonts w:ascii="Verdana" w:hAnsi="Verdana" w:cs="Mangal"/>
+          <w:sz w:val="20"/>
+          <w:szCs w:val="20"/>
+        </w:rPr>
+        <w:t xml:space="preserve">       2.3             5.00</w:t>
+      </w:r>
+    </w:p>
+    <w:p>
+      <w:pPr>
+        <w:widowControl w:val="0"/>
+        <w:tabs>
+          <w:tab w:val="left" w:pos="558"/>
+          <w:tab w:val="left" w:pos="563"/>
+        </w:tabs>
+        <w:autoSpaceDE w:val="0"/>
+        <w:autoSpaceDN w:val="0"/>
+        <w:spacing w:after="0"/>
+        <w:ind w:right="614"/>
+        <w:rPr>
+          <w:rFonts w:ascii="Verdana" w:hAnsi="Verdana" w:cs="Mangal"/>
+          <w:sz w:val="20"/>
+          <w:szCs w:val="20"/>
+        </w:rPr>
+      </w:pPr>
+      <w:r>
+        <w:rPr>
+          <w:rFonts w:ascii="Verdana" w:hAnsi="Verdana" w:cs="Mangal"/>
+          <w:sz w:val="20"/>
+          <w:szCs w:val="20"/>
+        </w:rPr>
+        <w:t xml:space="preserve">             2.4             5.05</w:t>
+      </w:r>
+    </w:p>
+    <w:p>
+      <w:pPr>
+        <w:widowControl w:val="0"/>
+        <w:tabs>
+          <w:tab w:val="left" w:pos="558"/>
+          <w:tab w:val="left" w:pos="563"/>
+        </w:tabs>
+        <w:autoSpaceDE w:val="0"/>
+        <w:autoSpaceDN w:val="0"/>
+        <w:spacing w:after="0"/>
+        <w:ind w:right="614"/>
+        <w:rPr>
+          <w:rFonts w:ascii="Verdana" w:hAnsi="Verdana" w:cs="Mangal"/>
+          <w:sz w:val="20"/>
+          <w:szCs w:val="20"/>
+        </w:rPr>
+      </w:pPr>
+      <w:r>
+        <w:rPr>
+          <w:rFonts w:ascii="Verdana" w:hAnsi="Verdana" w:cs="Mangal"/>
+          <w:sz w:val="20"/>
+          <w:szCs w:val="20"/>
+        </w:rPr>
+        <w:t xml:space="preserve">             2.5             5.12</w:t>
+      </w:r>
+    </w:p>
+    <w:p>
+      <w:pPr>
+        <w:widowControl w:val="0"/>
+        <w:tabs>
+          <w:tab w:val="left" w:pos="558"/>
+          <w:tab w:val="left" w:pos="563"/>
+        </w:tabs>
+        <w:autoSpaceDE w:val="0"/>
+        <w:autoSpaceDN w:val="0"/>
+        <w:spacing w:after="0"/>
+        <w:ind w:right="614"/>
+        <w:rPr>
+          <w:rFonts w:ascii="Verdana" w:hAnsi="Verdana" w:cs="Mangal"/>
+          <w:sz w:val="20"/>
+          <w:szCs w:val="20"/>
+        </w:rPr>
+      </w:pPr>
+      <w:r>
+        <w:rPr>
+          <w:rFonts w:ascii="Verdana" w:hAnsi="Verdana" w:cs="Mangal"/>
+          <w:sz w:val="20"/>
+          <w:szCs w:val="20"/>
+        </w:rPr>
+        <w:t xml:space="preserve">             2.6             5.00</w:t>
+      </w:r>
+    </w:p>
+    <w:p>
+      <w:pPr>
+        <w:widowControl w:val="0"/>
+        <w:tabs>
+          <w:tab w:val="left" w:pos="558"/>
+          <w:tab w:val="left" w:pos="563"/>
+        </w:tabs>
+        <w:autoSpaceDE w:val="0"/>
+        <w:autoSpaceDN w:val="0"/>
+        <w:spacing w:after="0"/>
+        <w:ind w:right="614"/>
+        <w:rPr>
+          <w:rFonts w:ascii="Verdana" w:hAnsi="Verdana" w:cs="Mangal"/>
+          <w:sz w:val="20"/>
+          <w:szCs w:val="20"/>
+        </w:rPr>
+      </w:pPr>
+      <w:r>
+        <w:rPr>
+          <w:rFonts w:ascii="Verdana" w:hAnsi="Verdana" w:cs="Mangal"/>
+          <w:sz w:val="20"/>
+          <w:szCs w:val="20"/>
+        </w:rPr>
+        <w:lastRenderedPageBreak/>
+        <w:t xml:space="preserve">             2.7             5.10</w:t>
+      </w:r>
+    </w:p>
+    <w:p>
+      <w:pPr>
+        <w:widowControl w:val="0"/>
+        <w:tabs>
+          <w:tab w:val="left" w:pos="558"/>
+          <w:tab w:val="left" w:pos="563"/>
+        </w:tabs>
+        <w:autoSpaceDE w:val="0"/>
+        <w:autoSpaceDN w:val="0"/>
+        <w:spacing w:after="0"/>
+        <w:ind w:right="614"/>
+        <w:rPr>
+          <w:rFonts w:ascii="Verdana" w:hAnsi="Verdana" w:cs="Mangal"/>
+          <w:sz w:val="20"/>
+          <w:szCs w:val="20"/>
+        </w:rPr>
+      </w:pPr>
+      <w:r>
+        <w:rPr>
+          <w:rFonts w:ascii="Verdana" w:hAnsi="Verdana" w:cs="Mangal"/>
+          <w:sz w:val="20"/>
+          <w:szCs w:val="20"/>
+        </w:rPr>
+        <w:t xml:space="preserve">             2.8             5.20</w:t>
+      </w:r>
+    </w:p>
+    <w:p>
+      <w:pPr>
+        <w:widowControl w:val="0"/>
+        <w:tabs>
+          <w:tab w:val="left" w:pos="558"/>
+          <w:tab w:val="left" w:pos="563"/>
+        </w:tabs>
+        <w:autoSpaceDE w:val="0"/>
+        <w:autoSpaceDN w:val="0"/>
+        <w:spacing w:after="0"/>
+        <w:ind w:right="614"/>
+        <w:rPr>
+          <w:rFonts w:ascii="Verdana" w:hAnsi="Verdana" w:cs="Mangal"/>
+          <w:sz w:val="20"/>
+          <w:szCs w:val="20"/>
+        </w:rPr>
+      </w:pPr>
+      <w:r>
+        <w:rPr>
+          <w:rFonts w:ascii="Verdana" w:hAnsi="Verdana" w:cs="Mangal"/>
+          <w:sz w:val="20"/>
+          <w:szCs w:val="20"/>
+        </w:rPr>
+        <w:t xml:space="preserve">             2.9             5.30</w:t>
+      </w:r>
+    </w:p>
+    <w:p>
+      <w:pPr>
+        <w:widowControl w:val="0"/>
+        <w:tabs>
+          <w:tab w:val="left" w:pos="558"/>
+          <w:tab w:val="left" w:pos="563"/>
+        </w:tabs>
+        <w:autoSpaceDE w:val="0"/>
+        <w:autoSpaceDN w:val="0"/>
+        <w:spacing w:after="0"/>
+        <w:ind w:right="614"/>
+        <w:rPr>
+          <w:rFonts w:ascii="Verdana" w:hAnsi="Verdana" w:cs="Mangal"/>
+          <w:sz w:val="20"/>
+          <w:szCs w:val="20"/>
+        </w:rPr>
+      </w:pPr>
+      <w:r>
+        <w:rPr>
+          <w:rFonts w:ascii="Verdana" w:hAnsi="Verdana" w:cs="Mangal"/>
+          <w:sz w:val="20"/>
+          <w:szCs w:val="20"/>
+        </w:rPr>
+        <w:t xml:space="preserve">             3.0             4.90</w:t>
+      </w:r>
+    </w:p>
+    <w:p>
+      <w:pPr>
+        <w:widowControl w:val="0"/>
+        <w:tabs>
+          <w:tab w:val="left" w:pos="558"/>
+          <w:tab w:val="left" w:pos="563"/>
+        </w:tabs>
+        <w:autoSpaceDE w:val="0"/>
+        <w:autoSpaceDN w:val="0"/>
+        <w:spacing w:after="0"/>
+        <w:ind w:right="614"/>
+        <w:rPr>
+          <w:rFonts w:ascii="Verdana" w:hAnsi="Verdana" w:cs="Mangal"/>
+          <w:sz w:val="20"/>
+          <w:szCs w:val="20"/>
+        </w:rPr>
+      </w:pPr>
+      <w:r>
+        <w:rPr>
+          <w:rFonts w:ascii="Verdana" w:hAnsi="Verdana" w:cs="Mangal"/>
+          <w:sz w:val="20"/>
+          <w:szCs w:val="20"/>
+        </w:rPr>
+        <w:t xml:space="preserve">             3.1             4.90</w:t>
+      </w:r>
+    </w:p>
+    <w:p>
+      <w:pPr>
+        <w:widowControl w:val="0"/>
+        <w:tabs>
+          <w:tab w:val="left" w:pos="558"/>
+          <w:tab w:val="left" w:pos="563"/>
+        </w:tabs>
+        <w:autoSpaceDE w:val="0"/>
+        <w:autoSpaceDN w:val="0"/>
+        <w:spacing w:after="0"/>
+        <w:ind w:right="614"/>
+        <w:rPr>
+          <w:rFonts w:ascii="Verdana" w:hAnsi="Verdana" w:cs="Mangal"/>
+          <w:sz w:val="20"/>
+          <w:szCs w:val="20"/>
+        </w:rPr>
+      </w:pPr>
+      <w:r>
+        <w:rPr>
+          <w:rFonts w:ascii="Verdana" w:hAnsi="Verdana" w:cs="Mangal"/>
+          <w:sz w:val="20"/>
+          <w:szCs w:val="20"/>
+        </w:rPr>
+        <w:t xml:space="preserve">             3.2             4.70</w:t>
+      </w:r>
+    </w:p>
+    <w:p>
+      <w:pPr>
+        <w:widowControl w:val="0"/>
+        <w:tabs>
+          <w:tab w:val="left" w:pos="558"/>
+          <w:tab w:val="left" w:pos="563"/>
+        </w:tabs>
+        <w:autoSpaceDE w:val="0"/>
+        <w:autoSpaceDN w:val="0"/>
+        <w:spacing w:after="0"/>
+        <w:ind w:right="614"/>
+        <w:rPr>
+          <w:rFonts w:ascii="Verdana" w:hAnsi="Verdana" w:cs="Mangal"/>
+          <w:sz w:val="20"/>
+          <w:szCs w:val="20"/>
+        </w:rPr>
+      </w:pPr>
+      <w:r>
+        <w:rPr>
+          <w:rFonts w:ascii="Verdana" w:hAnsi="Verdana" w:cs="Mangal"/>
+          <w:sz w:val="20"/>
+          <w:szCs w:val="20"/>
+        </w:rPr>
+        <w:t>...</w:t>
+      </w:r>
+    </w:p>
+    <w:p>
+      <w:pPr>
+        <w:widowControl w:val="0"/>
+        <w:tabs>
+          <w:tab w:val="left" w:pos="558"/>
+          <w:tab w:val="left" w:pos="563"/>
+        </w:tabs>
+        <w:autoSpaceDE w:val="0"/>
+        <w:autoSpaceDN w:val="0"/>
+        <w:spacing w:after="0"/>
+        <w:ind w:right="614"/>
+        <w:rPr>
+          <w:rFonts w:ascii="Verdana" w:hAnsi="Verdana" w:cs="Mangal"/>
+          <w:sz w:val="20"/>
+          <w:szCs w:val="20"/>
+        </w:rPr>
+      </w:pPr>
+    </w:p>
+    <w:p>
+      <w:pPr>
+        <w:pStyle w:val="ListParagraph"/>
+        <w:widowControl w:val="0"/>
+        <w:numPr>
+          <w:ilvl w:val="0"/>
+          <w:numId w:val="15"/>
+        </w:numPr>
+        <w:tabs>
+          <w:tab w:val="left" w:pos="558"/>
+          <w:tab w:val="left" w:pos="563"/>
+        </w:tabs>
+        <w:autoSpaceDE w:val="0"/>
+        <w:autoSpaceDN w:val="0"/>
+        <w:spacing w:after="0"/>
+        <w:ind w:right="614"/>
+      </w:pPr>
+      <w:r>
+        <w:t>Summary Statistics</w:t>
+      </w:r>
+    </w:p>
+    <w:p>
+      <w:pPr>
+        <w:widowControl w:val="0"/>
+        <w:tabs>
+          <w:tab w:val="left" w:pos="558"/>
+          <w:tab w:val="left" w:pos="563"/>
+        </w:tabs>
+        <w:autoSpaceDE w:val="0"/>
+        <w:autoSpaceDN w:val="0"/>
+        <w:spacing w:after="0"/>
+        <w:ind w:right="614"/>
+        <w:rPr>
+          <w:rFonts w:ascii="Verdana" w:hAnsi="Verdana" w:cs="Mangal"/>
+          <w:sz w:val="20"/>
+          <w:szCs w:val="20"/>
+        </w:rPr>
+      </w:pPr>
+    </w:p>
+    <w:p>
+      <w:pPr>
+        <w:widowControl w:val="0"/>
+        <w:tabs>
+          <w:tab w:val="left" w:pos="558"/>
+          <w:tab w:val="left" w:pos="563"/>
+        </w:tabs>
+        <w:autoSpaceDE w:val="0"/>
+        <w:autoSpaceDN w:val="0"/>
+        <w:spacing w:after="0"/>
+        <w:ind w:right="614"/>
+        <w:rPr>
+          <w:rFonts w:ascii="Verdana" w:hAnsi="Verdana" w:cs="Mangal"/>
+          <w:sz w:val="20"/>
+          <w:szCs w:val="20"/>
+        </w:rPr>
+      </w:pPr>
+      <w:r>
+        <w:rPr>
+          <w:rFonts w:ascii="Verdana" w:hAnsi="Verdana" w:cs="Mangal"/>
+          <w:sz w:val="20"/>
+          <w:szCs w:val="20"/>
+        </w:rPr>
+        <w:t xml:space="preserve">           </w:t>
+      </w:r>
+      <w:proofErr w:type="spellStart"/>
+      <w:r>
+        <w:rPr>
+          <w:rFonts w:ascii="Verdana" w:hAnsi="Verdana" w:cs="Mangal"/>
+          <w:sz w:val="20"/>
+          <w:szCs w:val="20"/>
+        </w:rPr>
+        <w:t>sepal_length</w:t>
+      </w:r>
+      <w:proofErr w:type="spellEnd"/>
+      <w:r>
+        <w:rPr>
+          <w:rFonts w:ascii="Verdana" w:hAnsi="Verdana" w:cs="Mangal"/>
+          <w:sz w:val="20"/>
+          <w:szCs w:val="20"/>
+        </w:rPr>
+        <w:t xml:space="preserve">                  </w:t>
+      </w:r>
+      <w:proofErr w:type="spellStart"/>
+      <w:r>
+        <w:rPr>
+          <w:rFonts w:ascii="Verdana" w:hAnsi="Verdana" w:cs="Mangal"/>
+          <w:sz w:val="20"/>
+          <w:szCs w:val="20"/>
+        </w:rPr>
+        <w:t>sepal_width</w:t>
+      </w:r>
+      <w:proofErr w:type="spellEnd"/>
+    </w:p>
+    <w:p>
+      <w:pPr>
+        <w:widowControl w:val="0"/>
+        <w:tabs>
+          <w:tab w:val="left" w:pos="558"/>
+          <w:tab w:val="left" w:pos="563"/>
+        </w:tabs>
+        <w:autoSpaceDE w:val="0"/>
+        <w:autoSpaceDN w:val="0"/>
+        <w:spacing w:after="0"/>
+        <w:ind w:right="614"/>
+        <w:rPr>
+          <w:rFonts w:ascii="Verdana" w:hAnsi="Verdana" w:cs="Mangal"/>
+          <w:sz w:val="20"/>
+          <w:szCs w:val="20"/>
+        </w:rPr>
+      </w:pPr>
+      <w:r>
+        <w:rPr>
+          <w:rFonts w:ascii="Verdana" w:hAnsi="Verdana" w:cs="Mangal"/>
+          <w:sz w:val="20"/>
+          <w:szCs w:val="20"/>
+        </w:rPr>
+        <w:t xml:space="preserve">                  mean       std  min  max        mean       std</w:t>
+      </w:r>
+    </w:p>
+    <w:p>
+      <w:pPr>
+        <w:widowControl w:val="0"/>
+        <w:tabs>
+          <w:tab w:val="left" w:pos="558"/>
+          <w:tab w:val="left" w:pos="563"/>
+        </w:tabs>
+        <w:autoSpaceDE w:val="0"/>
+        <w:autoSpaceDN w:val="0"/>
+        <w:spacing w:after="0"/>
+        <w:ind w:right="614"/>
+        <w:rPr>
+          <w:rFonts w:ascii="Verdana" w:hAnsi="Verdana" w:cs="Mangal"/>
+          <w:sz w:val="20"/>
+          <w:szCs w:val="20"/>
+        </w:rPr>
+      </w:pPr>
+      <w:r>
+        <w:rPr>
+          <w:rFonts w:ascii="Verdana" w:hAnsi="Verdana" w:cs="Mangal"/>
+          <w:sz w:val="20"/>
+          <w:szCs w:val="20"/>
+        </w:rPr>
+        <w:t>species</w:t>
+      </w:r>
+    </w:p>
+    <w:p>
+      <w:pPr>
+        <w:widowControl w:val="0"/>
+        <w:tabs>
+          <w:tab w:val="left" w:pos="558"/>
+          <w:tab w:val="left" w:pos="563"/>
+        </w:tabs>
+        <w:autoSpaceDE w:val="0"/>
+        <w:autoSpaceDN w:val="0"/>
+        <w:spacing w:after="0"/>
+        <w:ind w:right="614"/>
+        <w:rPr>
+          <w:rFonts w:ascii="Verdana" w:hAnsi="Verdana" w:cs="Mangal"/>
+          <w:sz w:val="20"/>
+          <w:szCs w:val="20"/>
+        </w:rPr>
+      </w:pPr>
+      <w:proofErr w:type="spellStart"/>
+      <w:r>
+        <w:rPr>
+          <w:rFonts w:ascii="Verdana" w:hAnsi="Verdana" w:cs="Mangal"/>
+          <w:sz w:val="20"/>
+          <w:szCs w:val="20"/>
+        </w:rPr>
+        <w:t>setosa</w:t>
+      </w:r>
+      <w:proofErr w:type="spellEnd"/>
+      <w:r>
+        <w:rPr>
+          <w:rFonts w:ascii="Verdana" w:hAnsi="Verdana" w:cs="Mangal"/>
+          <w:sz w:val="20"/>
+          <w:szCs w:val="20"/>
+        </w:rPr>
+        <w:t xml:space="preserve">           5.006  0.352490  4.3  5.8       3.428     0.379</w:t>
+      </w:r>
+    </w:p>
+    <w:p>
+      <w:pPr>
+        <w:widowControl w:val="0"/>
+        <w:tabs>
+          <w:tab w:val="left" w:pos="558"/>
+          <w:tab w:val="left" w:pos="563"/>
+        </w:tabs>
+        <w:autoSpaceDE w:val="0"/>
+        <w:autoSpaceDN w:val="0"/>
+        <w:spacing w:after="0"/>
+        <w:ind w:right="614"/>
+        <w:rPr>
+          <w:rFonts w:ascii="Verdana" w:hAnsi="Verdana" w:cs="Mangal"/>
+          <w:sz w:val="20"/>
+          <w:szCs w:val="20"/>
+        </w:rPr>
+      </w:pPr>
+      <w:r>
+        <w:rPr>
+          <w:rFonts w:ascii="Verdana" w:hAnsi="Verdana" w:cs="Mangal"/>
+          <w:sz w:val="20"/>
+          <w:szCs w:val="20"/>
+        </w:rPr>
+        <w:t>versicolor       5.936  0.516171  4.9  7.0       2.770     0.314</w:t>
+      </w:r>
+    </w:p>
+    <w:p>
+      <w:pPr>
+        <w:widowControl w:val="0"/>
+        <w:tabs>
+          <w:tab w:val="left" w:pos="558"/>
+          <w:tab w:val="left" w:pos="563"/>
+        </w:tabs>
+        <w:autoSpaceDE w:val="0"/>
+        <w:autoSpaceDN w:val="0"/>
+        <w:spacing w:after="0"/>
+        <w:ind w:right="614"/>
+        <w:rPr>
+          <w:rFonts w:ascii="Verdana" w:hAnsi="Verdana" w:cs="Mangal"/>
+          <w:sz w:val="20"/>
+          <w:szCs w:val="20"/>
+        </w:rPr>
+      </w:pPr>
+      <w:r>
+        <w:rPr>
+          <w:rFonts w:ascii="Verdana" w:hAnsi="Verdana" w:cs="Mangal"/>
+          <w:sz w:val="20"/>
+          <w:szCs w:val="20"/>
+        </w:rPr>
+        <w:t>virginica        6.588  0.635880  4.9  7.9       2.974     0.322</w:t>
+      </w:r>
+    </w:p>
+    <w:p>
+      <w:pPr>
+        <w:widowControl w:val="0"/>
+        <w:tabs>
+          <w:tab w:val="left" w:pos="558"/>
+          <w:tab w:val="left" w:pos="563"/>
+        </w:tabs>
+        <w:autoSpaceDE w:val="0"/>
+        <w:autoSpaceDN w:val="0"/>
+        <w:spacing w:after="0"/>
+        <w:ind w:right="614"/>
+        <w:rPr>
+          <w:rFonts w:ascii="Verdana" w:hAnsi="Verdana" w:cs="Mangal"/>
+          <w:sz w:val="20"/>
+          <w:szCs w:val="20"/>
+        </w:rPr>
+      </w:pPr>
+    </w:p>
+    <w:p>
+      <w:pPr>
+        <w:pStyle w:val="ListParagraph"/>
+        <w:widowControl w:val="0"/>
+        <w:numPr>
+          <w:ilvl w:val="0"/>
+          <w:numId w:val="15"/>
+        </w:numPr>
+        <w:tabs>
+          <w:tab w:val="left" w:pos="558"/>
+          <w:tab w:val="left" w:pos="563"/>
+        </w:tabs>
+        <w:autoSpaceDE w:val="0"/>
+        <w:autoSpaceDN w:val="0"/>
+        <w:spacing w:after="0"/>
+        <w:ind w:right="614"/>
+      </w:pPr>
+      <w:r>
+        <w:t>Exploratory Data Analysis</w:t>
+      </w:r>
+    </w:p>
+    <w:p>
+      <w:pPr>
+        <w:widowControl w:val="0"/>
+        <w:tabs>
+          <w:tab w:val="left" w:pos="558"/>
+          <w:tab w:val="left" w:pos="563"/>
+        </w:tabs>
+        <w:autoSpaceDE w:val="0"/>
+        <w:autoSpaceDN w:val="0"/>
+        <w:spacing w:after="0"/>
+        <w:ind w:right="614"/>
+        <w:rPr>
+          <w:rFonts w:ascii="Verdana" w:hAnsi="Verdana" w:cs="Mangal"/>
+          <w:sz w:val="20"/>
+          <w:szCs w:val="20"/>
+        </w:rPr>
+      </w:pPr>
+    </w:p>
+    <w:p>
+      <w:pPr>
+        <w:widowControl w:val="0"/>
+        <w:tabs>
+          <w:tab w:val="left" w:pos="558"/>
+          <w:tab w:val="left" w:pos="563"/>
+        </w:tabs>
+        <w:autoSpaceDE w:val="0"/>
+        <w:autoSpaceDN w:val="0"/>
+        <w:spacing w:after="0"/>
+        <w:ind w:right="614"/>
+        <w:rPr>
+          <w:rFonts w:ascii="Verdana" w:hAnsi="Verdana" w:cs="Mangal"/>
+          <w:sz w:val="20"/>
+          <w:szCs w:val="20"/>
+        </w:rPr>
+      </w:pPr>
+      <w:r>
+        <w:rPr>
+          <w:rFonts w:ascii="Verdana" w:hAnsi="Verdana" w:cs="Mangal"/>
+          <w:sz w:val="20"/>
+          <w:szCs w:val="20"/>
+        </w:rPr>
+        <w:t>Number of Records in Each Species:</w:t>
+      </w:r>
+    </w:p>
+    <w:p>
+      <w:pPr>
+        <w:widowControl w:val="0"/>
+        <w:tabs>
+          <w:tab w:val="left" w:pos="558"/>
+          <w:tab w:val="left" w:pos="563"/>
+        </w:tabs>
+        <w:autoSpaceDE w:val="0"/>
+        <w:autoSpaceDN w:val="0"/>
+        <w:spacing w:after="0"/>
+        <w:ind w:right="614"/>
+        <w:rPr>
+          <w:rFonts w:ascii="Verdana" w:hAnsi="Verdana" w:cs="Mangal"/>
+          <w:sz w:val="20"/>
+          <w:szCs w:val="20"/>
+        </w:rPr>
+      </w:pPr>
+    </w:p>
+    <w:p>
+      <w:pPr>
+        <w:widowControl w:val="0"/>
+        <w:tabs>
+          <w:tab w:val="left" w:pos="558"/>
+          <w:tab w:val="left" w:pos="563"/>
+        </w:tabs>
+        <w:autoSpaceDE w:val="0"/>
+        <w:autoSpaceDN w:val="0"/>
+        <w:spacing w:after="0"/>
+        <w:ind w:right="614"/>
+        <w:rPr>
+          <w:rFonts w:ascii="Verdana" w:hAnsi="Verdana" w:cs="Mangal"/>
+          <w:sz w:val="20"/>
+          <w:szCs w:val="20"/>
+        </w:rPr>
+      </w:pPr>
+      <w:proofErr w:type="spellStart"/>
+      <w:r>
+        <w:rPr>
+          <w:rFonts w:ascii="Verdana" w:hAnsi="Verdana" w:cs="Mangal"/>
+          <w:sz w:val="20"/>
+          <w:szCs w:val="20"/>
+        </w:rPr>
+        <w:t>setosa</w:t>
+      </w:r>
+      <w:proofErr w:type="spellEnd"/>
+      <w:r>
+        <w:rPr>
+          <w:rFonts w:ascii="Verdana" w:hAnsi="Verdana" w:cs="Mangal"/>
+          <w:sz w:val="20"/>
+          <w:szCs w:val="20"/>
+        </w:rPr>
+        <w:t xml:space="preserve">        50</w:t>
+      </w:r>
+    </w:p>
+    <w:p>
+      <w:pPr>
+        <w:widowControl w:val="0"/>
+        <w:tabs>
+          <w:tab w:val="left" w:pos="558"/>
+          <w:tab w:val="left" w:pos="563"/>
+        </w:tabs>
+        <w:autoSpaceDE w:val="0"/>
+        <w:autoSpaceDN w:val="0"/>
+        <w:spacing w:after="0"/>
+        <w:ind w:right="614"/>
+        <w:rPr>
+          <w:rFonts w:ascii="Verdana" w:hAnsi="Verdana" w:cs="Mangal"/>
+          <w:sz w:val="20"/>
+          <w:szCs w:val="20"/>
+        </w:rPr>
+      </w:pPr>
+      <w:r>
+        <w:rPr>
+          <w:rFonts w:ascii="Verdana" w:hAnsi="Verdana" w:cs="Mangal"/>
+          <w:sz w:val="20"/>
+          <w:szCs w:val="20"/>
+        </w:rPr>
+        <w:t>versicolor    50</w:t>
+      </w:r>
+    </w:p>
+    <w:p>
+      <w:pPr>
+        <w:widowControl w:val="0"/>
+        <w:tabs>
+          <w:tab w:val="left" w:pos="558"/>
+          <w:tab w:val="left" w:pos="563"/>
+        </w:tabs>
+        <w:autoSpaceDE w:val="0"/>
+        <w:autoSpaceDN w:val="0"/>
+        <w:spacing w:after="0"/>
+        <w:ind w:right="614"/>
+        <w:rPr>
+          <w:rFonts w:ascii="Verdana" w:hAnsi="Verdana" w:cs="Mangal"/>
+          <w:sz w:val="20"/>
+          <w:szCs w:val="20"/>
+        </w:rPr>
+      </w:pPr>
+      <w:r>
+        <w:rPr>
+          <w:rFonts w:ascii="Verdana" w:hAnsi="Verdana" w:cs="Mangal"/>
+          <w:sz w:val="20"/>
+          <w:szCs w:val="20"/>
+        </w:rPr>
+        <w:t>virginica     50</w:t>
+      </w:r>
+    </w:p>
+    <w:p>
+      <w:pPr>
+        <w:widowControl w:val="0"/>
+        <w:tabs>
+          <w:tab w:val="left" w:pos="558"/>
+          <w:tab w:val="left" w:pos="563"/>
+        </w:tabs>
+        <w:autoSpaceDE w:val="0"/>
+        <w:autoSpaceDN w:val="0"/>
+        <w:spacing w:after="0"/>
+        <w:ind w:right="614"/>
+        <w:rPr>
+          <w:rFonts w:ascii="Verdana" w:hAnsi="Verdana" w:cs="Mangal"/>
+          <w:sz w:val="20"/>
+          <w:szCs w:val="20"/>
+        </w:rPr>
+      </w:pPr>
+      <w:r>
+        <w:rPr>
+          <w:rFonts w:ascii="Verdana" w:hAnsi="Verdana" w:cs="Mangal"/>
+          <w:sz w:val="20"/>
+          <w:szCs w:val="20"/>
+        </w:rPr>
+        <w:t xml:space="preserve">Name: count, </w:t>
+      </w:r>
+      <w:proofErr w:type="spellStart"/>
+      <w:r>
+        <w:rPr>
+          <w:rFonts w:ascii="Verdana" w:hAnsi="Verdana" w:cs="Mangal"/>
+          <w:sz w:val="20"/>
+          <w:szCs w:val="20"/>
+        </w:rPr>
+        <w:t>dtype</w:t>
+      </w:r>
+      <w:proofErr w:type="spellEnd"/>
+      <w:r>
+        <w:rPr>
+          <w:rFonts w:ascii="Verdana" w:hAnsi="Verdana" w:cs="Mangal"/>
+          <w:sz w:val="20"/>
+          <w:szCs w:val="20"/>
+        </w:rPr>
+        <w:t>: int64</w:t>
+      </w:r>
+    </w:p>
+    <w:p>
+      <w:pPr>
+        <w:widowControl w:val="0"/>
+        <w:tabs>
+          <w:tab w:val="left" w:pos="558"/>
+          <w:tab w:val="left" w:pos="563"/>
+        </w:tabs>
+        <w:autoSpaceDE w:val="0"/>
+        <w:autoSpaceDN w:val="0"/>
+        <w:spacing w:after="0"/>
+        <w:ind w:right="614"/>
+        <w:rPr>
+          <w:rFonts w:ascii="Verdana" w:hAnsi="Verdana" w:cs="Mangal"/>
+          <w:sz w:val="20"/>
+          <w:szCs w:val="20"/>
+        </w:rPr>
+      </w:pPr>
+    </w:p>
+    <w:p>
+      <w:pPr>
+        <w:widowControl w:val="0"/>
+        <w:tabs>
+          <w:tab w:val="left" w:pos="558"/>
+          <w:tab w:val="left" w:pos="563"/>
+        </w:tabs>
+        <w:autoSpaceDE w:val="0"/>
+        <w:autoSpaceDN w:val="0"/>
+        <w:spacing w:after="0"/>
+        <w:ind w:right="614"/>
+        <w:rPr>
+          <w:rFonts w:ascii="Verdana" w:hAnsi="Verdana" w:cs="Mangal"/>
+          <w:sz w:val="20"/>
+          <w:szCs w:val="20"/>
+        </w:rPr>
+      </w:pPr>
+    </w:p>
+    <w:p>
+      <w:pPr>
+        <w:widowControl w:val="0"/>
+        <w:tabs>
+          <w:tab w:val="left" w:pos="558"/>
+          <w:tab w:val="left" w:pos="563"/>
+        </w:tabs>
+        <w:autoSpaceDE w:val="0"/>
+        <w:autoSpaceDN w:val="0"/>
+        <w:spacing w:after="0"/>
+        <w:ind w:right="614"/>
+        <w:rPr>
+          <w:rFonts w:ascii="Verdana" w:hAnsi="Verdana" w:cs="Mangal"/>
+          <w:sz w:val="20"/>
+          <w:szCs w:val="20"/>
+        </w:rPr>
+      </w:pPr>
+      <w:r>
+        <w:rPr>
+          <w:rFonts w:ascii="Verdana" w:hAnsi="Verdana" w:cs="Mangal"/>
+          <w:sz w:val="20"/>
+          <w:szCs w:val="20"/>
+        </w:rPr>
+        <w:t>Average Petal Length by Species:</w:t>
+      </w:r>
+    </w:p>
+    <w:p>
+      <w:pPr>
+        <w:widowControl w:val="0"/>
+        <w:tabs>
+          <w:tab w:val="left" w:pos="558"/>
+          <w:tab w:val="left" w:pos="563"/>
+        </w:tabs>
+        <w:autoSpaceDE w:val="0"/>
+        <w:autoSpaceDN w:val="0"/>
+        <w:spacing w:after="0"/>
+        <w:ind w:right="614"/>
+        <w:rPr>
+          <w:rFonts w:ascii="Verdana" w:hAnsi="Verdana" w:cs="Mangal"/>
+          <w:sz w:val="20"/>
+          <w:szCs w:val="20"/>
+        </w:rPr>
+      </w:pPr>
+    </w:p>
+    <w:p>
+      <w:pPr>
+        <w:widowControl w:val="0"/>
+        <w:tabs>
+          <w:tab w:val="left" w:pos="558"/>
+          <w:tab w:val="left" w:pos="563"/>
+        </w:tabs>
+        <w:autoSpaceDE w:val="0"/>
+        <w:autoSpaceDN w:val="0"/>
+        <w:spacing w:after="0"/>
+        <w:ind w:right="614"/>
+        <w:rPr>
+          <w:rFonts w:ascii="Verdana" w:hAnsi="Verdana" w:cs="Mangal"/>
+          <w:sz w:val="20"/>
+          <w:szCs w:val="20"/>
+        </w:rPr>
+      </w:pPr>
+      <w:proofErr w:type="spellStart"/>
+      <w:r>
+        <w:rPr>
+          <w:rFonts w:ascii="Verdana" w:hAnsi="Verdana" w:cs="Mangal"/>
+          <w:sz w:val="20"/>
+          <w:szCs w:val="20"/>
+        </w:rPr>
+        <w:t>setosa</w:t>
+      </w:r>
+      <w:proofErr w:type="spellEnd"/>
+      <w:r>
+        <w:rPr>
+          <w:rFonts w:ascii="Verdana" w:hAnsi="Verdana" w:cs="Mangal"/>
+          <w:sz w:val="20"/>
+          <w:szCs w:val="20"/>
+        </w:rPr>
+        <w:t xml:space="preserve">         1.462</w:t>
+      </w:r>
+    </w:p>
+    <w:p>
+      <w:pPr>
+        <w:widowControl w:val="0"/>
+        <w:tabs>
+          <w:tab w:val="left" w:pos="558"/>
+          <w:tab w:val="left" w:pos="563"/>
+        </w:tabs>
+        <w:autoSpaceDE w:val="0"/>
+        <w:autoSpaceDN w:val="0"/>
+        <w:spacing w:after="0"/>
+        <w:ind w:right="614"/>
+        <w:rPr>
+          <w:rFonts w:ascii="Verdana" w:hAnsi="Verdana" w:cs="Mangal"/>
+          <w:sz w:val="20"/>
+          <w:szCs w:val="20"/>
+        </w:rPr>
+      </w:pPr>
+      <w:r>
+        <w:rPr>
+          <w:rFonts w:ascii="Verdana" w:hAnsi="Verdana" w:cs="Mangal"/>
+          <w:sz w:val="20"/>
+          <w:szCs w:val="20"/>
+        </w:rPr>
+        <w:t>versicolor     4.260</w:t>
+      </w:r>
+    </w:p>
+    <w:p>
+      <w:pPr>
+        <w:widowControl w:val="0"/>
+        <w:tabs>
+          <w:tab w:val="left" w:pos="558"/>
+          <w:tab w:val="left" w:pos="563"/>
+        </w:tabs>
+        <w:autoSpaceDE w:val="0"/>
+        <w:autoSpaceDN w:val="0"/>
+        <w:spacing w:after="0"/>
+        <w:ind w:right="614"/>
+        <w:rPr>
+          <w:rFonts w:ascii="Verdana" w:hAnsi="Verdana" w:cs="Mangal"/>
+          <w:sz w:val="20"/>
+          <w:szCs w:val="20"/>
+        </w:rPr>
+      </w:pPr>
+      <w:r>
+        <w:rPr>
+          <w:rFonts w:ascii="Verdana" w:hAnsi="Verdana" w:cs="Mangal"/>
+          <w:sz w:val="20"/>
+          <w:szCs w:val="20"/>
+        </w:rPr>
+        <w:t>virginica      5.552</w:t>
+      </w:r>
+    </w:p>
+    <w:p>
+      <w:pPr>
+        <w:widowControl w:val="0"/>
+        <w:tabs>
+          <w:tab w:val="left" w:pos="558"/>
+          <w:tab w:val="left" w:pos="563"/>
+        </w:tabs>
+        <w:autoSpaceDE w:val="0"/>
+        <w:autoSpaceDN w:val="0"/>
+        <w:spacing w:after="0"/>
+        <w:ind w:right="614"/>
+        <w:rPr>
+          <w:rFonts w:ascii="Verdana" w:hAnsi="Verdana" w:cs="Mangal"/>
+          <w:sz w:val="20"/>
+          <w:szCs w:val="20"/>
+        </w:rPr>
+      </w:pPr>
+      <w:r>
+        <w:rPr>
+          <w:rFonts w:ascii="Verdana" w:hAnsi="Verdana" w:cs="Mangal"/>
+          <w:sz w:val="20"/>
+          <w:szCs w:val="20"/>
+        </w:rPr>
+        <w:t xml:space="preserve">Name: </w:t>
+      </w:r>
+      <w:proofErr w:type="spellStart"/>
+      <w:r>
+        <w:rPr>
+          <w:rFonts w:ascii="Verdana" w:hAnsi="Verdana" w:cs="Mangal"/>
+          <w:sz w:val="20"/>
+          <w:szCs w:val="20"/>
+        </w:rPr>
+        <w:t>petal_length</w:t>
+      </w:r>
+      <w:proofErr w:type="spellEnd"/>
+      <w:r>
+        <w:rPr>
+          <w:rFonts w:ascii="Verdana" w:hAnsi="Verdana" w:cs="Mangal"/>
+          <w:sz w:val="20"/>
+          <w:szCs w:val="20"/>
+        </w:rPr>
+        <w:t xml:space="preserve">, </w:t>
+      </w:r>
+      <w:proofErr w:type="spellStart"/>
+      <w:r>
+        <w:rPr>
+          <w:rFonts w:ascii="Verdana" w:hAnsi="Verdana" w:cs="Mangal"/>
+          <w:sz w:val="20"/>
+          <w:szCs w:val="20"/>
+        </w:rPr>
+        <w:t>dtype</w:t>
+      </w:r>
+      <w:proofErr w:type="spellEnd"/>
+      <w:r>
+        <w:rPr>
+          <w:rFonts w:ascii="Verdana" w:hAnsi="Verdana" w:cs="Mangal"/>
+          <w:sz w:val="20"/>
+          <w:szCs w:val="20"/>
+        </w:rPr>
+        <w:t>: float64</w:t>
+      </w:r>
+    </w:p>
+    <w:p>
+      <w:pPr>
+        <w:widowControl w:val="0"/>
+        <w:tabs>
+          <w:tab w:val="left" w:pos="558"/>
+          <w:tab w:val="left" w:pos="563"/>
+        </w:tabs>
+        <w:autoSpaceDE w:val="0"/>
+        <w:autoSpaceDN w:val="0"/>
+        <w:spacing w:after="0"/>
+        <w:ind w:right="614"/>
+        <w:rPr>
+          <w:rFonts w:ascii="Verdana" w:hAnsi="Verdana" w:cs="Mangal"/>
+          <w:sz w:val="20"/>
+          <w:szCs w:val="20"/>
+        </w:rPr>
+      </w:pPr>
+    </w:p>
+    <w:p>
+      <w:pPr>
+        <w:widowControl w:val="0"/>
+        <w:tabs>
+          <w:tab w:val="left" w:pos="558"/>
+          <w:tab w:val="left" w:pos="563"/>
+        </w:tabs>
+        <w:autoSpaceDE w:val="0"/>
+        <w:autoSpaceDN w:val="0"/>
+        <w:spacing w:after="0"/>
+        <w:ind w:right="614"/>
+        <w:rPr>
+          <w:rFonts w:ascii="Verdana" w:hAnsi="Verdana" w:cs="Mangal"/>
+          <w:sz w:val="20"/>
+          <w:szCs w:val="20"/>
+        </w:rPr>
+      </w:pPr>
+    </w:p>
+    <w:p>
+      <w:pPr>
+        <w:widowControl w:val="0"/>
+        <w:tabs>
+          <w:tab w:val="left" w:pos="558"/>
+          <w:tab w:val="left" w:pos="563"/>
+        </w:tabs>
+        <w:autoSpaceDE w:val="0"/>
+        <w:autoSpaceDN w:val="0"/>
+        <w:spacing w:after="0"/>
+        <w:ind w:right="614"/>
+        <w:rPr>
+          <w:rFonts w:ascii="Verdana" w:hAnsi="Verdana" w:cs="Mangal"/>
+          <w:sz w:val="20"/>
+          <w:szCs w:val="20"/>
+        </w:rPr>
+      </w:pPr>
+      <w:r>
+        <w:rPr>
+          <w:rFonts w:ascii="Verdana" w:hAnsi="Verdana" w:cs="Mangal"/>
+          <w:sz w:val="20"/>
+          <w:szCs w:val="20"/>
+        </w:rPr>
+        <w:t>Average Petal Width by Species:</w:t>
+      </w:r>
+    </w:p>
+    <w:p>
+      <w:pPr>
+        <w:widowControl w:val="0"/>
+        <w:tabs>
+          <w:tab w:val="left" w:pos="558"/>
+          <w:tab w:val="left" w:pos="563"/>
+        </w:tabs>
+        <w:autoSpaceDE w:val="0"/>
+        <w:autoSpaceDN w:val="0"/>
+        <w:spacing w:after="0"/>
+        <w:ind w:right="614"/>
+        <w:rPr>
+          <w:rFonts w:ascii="Verdana" w:hAnsi="Verdana" w:cs="Mangal"/>
+          <w:sz w:val="20"/>
+          <w:szCs w:val="20"/>
+        </w:rPr>
+      </w:pPr>
+    </w:p>
+    <w:p>
+      <w:pPr>
+        <w:widowControl w:val="0"/>
+        <w:tabs>
+          <w:tab w:val="left" w:pos="558"/>
+          <w:tab w:val="left" w:pos="563"/>
+        </w:tabs>
+        <w:autoSpaceDE w:val="0"/>
+        <w:autoSpaceDN w:val="0"/>
+        <w:spacing w:after="0"/>
+        <w:ind w:right="614"/>
+        <w:rPr>
+          <w:rFonts w:ascii="Verdana" w:hAnsi="Verdana" w:cs="Mangal"/>
+          <w:sz w:val="20"/>
+          <w:szCs w:val="20"/>
+        </w:rPr>
+      </w:pPr>
+      <w:proofErr w:type="spellStart"/>
+      <w:r>
+        <w:rPr>
+          <w:rFonts w:ascii="Verdana" w:hAnsi="Verdana" w:cs="Mangal"/>
+          <w:sz w:val="20"/>
+          <w:szCs w:val="20"/>
+        </w:rPr>
+        <w:t>setosa</w:t>
+      </w:r>
+      <w:proofErr w:type="spellEnd"/>
+      <w:r>
+        <w:rPr>
+          <w:rFonts w:ascii="Verdana" w:hAnsi="Verdana" w:cs="Mangal"/>
+          <w:sz w:val="20"/>
+          <w:szCs w:val="20"/>
+        </w:rPr>
+        <w:t xml:space="preserve">         0.246</w:t>
+      </w:r>
+    </w:p>
+    <w:p>
+      <w:pPr>
+        <w:widowControl w:val="0"/>
+        <w:tabs>
+          <w:tab w:val="left" w:pos="558"/>
+          <w:tab w:val="left" w:pos="563"/>
+        </w:tabs>
+        <w:autoSpaceDE w:val="0"/>
+        <w:autoSpaceDN w:val="0"/>
+        <w:spacing w:after="0"/>
+        <w:ind w:right="614"/>
+        <w:rPr>
+          <w:rFonts w:ascii="Verdana" w:hAnsi="Verdana" w:cs="Mangal"/>
+          <w:sz w:val="20"/>
+          <w:szCs w:val="20"/>
+        </w:rPr>
+      </w:pPr>
+      <w:r>
+        <w:rPr>
+          <w:rFonts w:ascii="Verdana" w:hAnsi="Verdana" w:cs="Mangal"/>
+          <w:sz w:val="20"/>
+          <w:szCs w:val="20"/>
+        </w:rPr>
+        <w:t>versicolor     1.326</w:t>
+      </w:r>
+    </w:p>
+    <w:p>
+      <w:pPr>
+        <w:widowControl w:val="0"/>
+        <w:tabs>
+          <w:tab w:val="left" w:pos="558"/>
+          <w:tab w:val="left" w:pos="563"/>
+        </w:tabs>
+        <w:autoSpaceDE w:val="0"/>
+        <w:autoSpaceDN w:val="0"/>
+        <w:spacing w:after="0"/>
+        <w:ind w:right="614"/>
+        <w:rPr>
+          <w:rFonts w:ascii="Verdana" w:hAnsi="Verdana" w:cs="Mangal"/>
+          <w:sz w:val="20"/>
+          <w:szCs w:val="20"/>
+        </w:rPr>
+      </w:pPr>
+      <w:r>
+        <w:rPr>
+          <w:rFonts w:ascii="Verdana" w:hAnsi="Verdana" w:cs="Mangal"/>
+          <w:sz w:val="20"/>
+          <w:szCs w:val="20"/>
+        </w:rPr>
+        <w:t>virginica      2.026</w:t>
+      </w:r>
+    </w:p>
+    <w:p>
+      <w:pPr>
+        <w:widowControl w:val="0"/>
+        <w:tabs>
+          <w:tab w:val="left" w:pos="558"/>
+          <w:tab w:val="left" w:pos="563"/>
+        </w:tabs>
+        <w:autoSpaceDE w:val="0"/>
+        <w:autoSpaceDN w:val="0"/>
+        <w:spacing w:after="0"/>
+        <w:ind w:right="614"/>
+        <w:rPr>
+          <w:rFonts w:ascii="Verdana" w:hAnsi="Verdana" w:cs="Mangal"/>
+          <w:sz w:val="20"/>
+          <w:szCs w:val="20"/>
+        </w:rPr>
+      </w:pPr>
+      <w:r>
+        <w:rPr>
+          <w:rFonts w:ascii="Verdana" w:hAnsi="Verdana" w:cs="Mangal"/>
+          <w:sz w:val="20"/>
+          <w:szCs w:val="20"/>
+        </w:rPr>
+        <w:t xml:space="preserve">Name: </w:t>
+      </w:r>
+      <w:proofErr w:type="spellStart"/>
+      <w:r>
+        <w:rPr>
+          <w:rFonts w:ascii="Verdana" w:hAnsi="Verdana" w:cs="Mangal"/>
+          <w:sz w:val="20"/>
+          <w:szCs w:val="20"/>
+        </w:rPr>
+        <w:t>petal_width</w:t>
+      </w:r>
+      <w:proofErr w:type="spellEnd"/>
+      <w:r>
+        <w:rPr>
+          <w:rFonts w:ascii="Verdana" w:hAnsi="Verdana" w:cs="Mangal"/>
+          <w:sz w:val="20"/>
+          <w:szCs w:val="20"/>
+        </w:rPr>
+        <w:t xml:space="preserve">, </w:t>
+      </w:r>
+      <w:proofErr w:type="spellStart"/>
+      <w:r>
+        <w:rPr>
+          <w:rFonts w:ascii="Verdana" w:hAnsi="Verdana" w:cs="Mangal"/>
+          <w:sz w:val="20"/>
+          <w:szCs w:val="20"/>
+        </w:rPr>
+        <w:t>dtype</w:t>
+      </w:r>
+      <w:proofErr w:type="spellEnd"/>
+      <w:r>
+        <w:rPr>
+          <w:rFonts w:ascii="Verdana" w:hAnsi="Verdana" w:cs="Mangal"/>
+          <w:sz w:val="20"/>
+          <w:szCs w:val="20"/>
+        </w:rPr>
+        <w:t>: float64</w:t>
+      </w:r>
+    </w:p>
+    <w:p>
+      <w:pPr>
+        <w:widowControl w:val="0"/>
+        <w:tabs>
+          <w:tab w:val="left" w:pos="558"/>
+          <w:tab w:val="left" w:pos="563"/>
+        </w:tabs>
+        <w:autoSpaceDE w:val="0"/>
+        <w:autoSpaceDN w:val="0"/>
+        <w:spacing w:after="0"/>
+        <w:ind w:right="614"/>
+        <w:rPr>
+          <w:rFonts w:ascii="Verdana" w:hAnsi="Verdana" w:cs="Mangal"/>
+          <w:sz w:val="20"/>
+          <w:szCs w:val="20"/>
+        </w:rPr>
+      </w:pPr>
+    </w:p>
+    <w:p>
+      <w:pPr>
+        <w:widowControl w:val="0"/>
+        <w:tabs>
+          <w:tab w:val="left" w:pos="558"/>
+          <w:tab w:val="left" w:pos="563"/>
+        </w:tabs>
+        <w:autoSpaceDE w:val="0"/>
+        <w:autoSpaceDN w:val="0"/>
+        <w:spacing w:after="0"/>
+        <w:ind w:right="614"/>
+        <w:rPr>
+          <w:rFonts w:ascii="Verdana" w:hAnsi="Verdana" w:cs="Mangal"/>
+          <w:sz w:val="20"/>
+          <w:szCs w:val="20"/>
+        </w:rPr>
+      </w:pPr>
+    </w:p>
+    <w:p>
+      <w:pPr>
+        <w:widowControl w:val="0"/>
+        <w:tabs>
+          <w:tab w:val="left" w:pos="558"/>
+          <w:tab w:val="left" w:pos="563"/>
+        </w:tabs>
+        <w:autoSpaceDE w:val="0"/>
+        <w:autoSpaceDN w:val="0"/>
+        <w:spacing w:after="0"/>
+        <w:ind w:right="614"/>
+        <w:rPr>
+          <w:rFonts w:ascii="Verdana" w:hAnsi="Verdana" w:cs="Mangal"/>
+          <w:sz w:val="20"/>
+          <w:szCs w:val="20"/>
+        </w:rPr>
+      </w:pPr>
+      <w:r>
+        <w:rPr>
+          <w:rFonts w:ascii="Verdana" w:hAnsi="Verdana" w:cs="Mangal"/>
+          <w:sz w:val="20"/>
+          <w:szCs w:val="20"/>
+        </w:rPr>
+        <w:t>Maximum Sepal Length by Species:</w:t>
+      </w:r>
+    </w:p>
+    <w:p>
+      <w:pPr>
+        <w:widowControl w:val="0"/>
+        <w:tabs>
+          <w:tab w:val="left" w:pos="558"/>
+          <w:tab w:val="left" w:pos="563"/>
+        </w:tabs>
+        <w:autoSpaceDE w:val="0"/>
+        <w:autoSpaceDN w:val="0"/>
+        <w:spacing w:after="0"/>
+        <w:ind w:right="614"/>
+        <w:rPr>
+          <w:rFonts w:ascii="Verdana" w:hAnsi="Verdana" w:cs="Mangal"/>
+          <w:sz w:val="20"/>
+          <w:szCs w:val="20"/>
+        </w:rPr>
+      </w:pPr>
+    </w:p>
+    <w:p>
+      <w:pPr>
+        <w:widowControl w:val="0"/>
+        <w:tabs>
+          <w:tab w:val="left" w:pos="558"/>
+          <w:tab w:val="left" w:pos="563"/>
+        </w:tabs>
+        <w:autoSpaceDE w:val="0"/>
+        <w:autoSpaceDN w:val="0"/>
+        <w:spacing w:after="0"/>
+        <w:ind w:right="614"/>
+        <w:rPr>
+          <w:rFonts w:ascii="Verdana" w:hAnsi="Verdana" w:cs="Mangal"/>
+          <w:sz w:val="20"/>
+          <w:szCs w:val="20"/>
+        </w:rPr>
+      </w:pPr>
+      <w:proofErr w:type="spellStart"/>
+      <w:r>
+        <w:rPr>
+          <w:rFonts w:ascii="Verdana" w:hAnsi="Verdana" w:cs="Mangal"/>
+          <w:sz w:val="20"/>
+          <w:szCs w:val="20"/>
+        </w:rPr>
+        <w:t>setosa</w:t>
+      </w:r>
+      <w:proofErr w:type="spellEnd"/>
+      <w:r>
+        <w:rPr>
+          <w:rFonts w:ascii="Verdana" w:hAnsi="Verdana" w:cs="Mangal"/>
+          <w:sz w:val="20"/>
+          <w:szCs w:val="20"/>
+        </w:rPr>
+        <w:t xml:space="preserve">        5.8</w:t>
+      </w:r>
+    </w:p>
+    <w:p>
+      <w:pPr>
+        <w:widowControl w:val="0"/>
+        <w:tabs>
+          <w:tab w:val="left" w:pos="558"/>
+          <w:tab w:val="left" w:pos="563"/>
+        </w:tabs>
+        <w:autoSpaceDE w:val="0"/>
+        <w:autoSpaceDN w:val="0"/>
+        <w:spacing w:after="0"/>
+        <w:ind w:right="614"/>
+        <w:rPr>
+          <w:rFonts w:ascii="Verdana" w:hAnsi="Verdana" w:cs="Mangal"/>
+          <w:sz w:val="20"/>
+          <w:szCs w:val="20"/>
+        </w:rPr>
+      </w:pPr>
+      <w:r>
+        <w:rPr>
+          <w:rFonts w:ascii="Verdana" w:hAnsi="Verdana" w:cs="Mangal"/>
+          <w:sz w:val="20"/>
+          <w:szCs w:val="20"/>
+        </w:rPr>
+        <w:lastRenderedPageBreak/>
+        <w:t>versicolor    7.0</w:t>
+      </w:r>
+    </w:p>
+    <w:p>
+      <w:pPr>
+        <w:widowControl w:val="0"/>
+        <w:tabs>
+          <w:tab w:val="left" w:pos="558"/>
+          <w:tab w:val="left" w:pos="563"/>
+        </w:tabs>
+        <w:autoSpaceDE w:val="0"/>
+        <w:autoSpaceDN w:val="0"/>
+        <w:spacing w:after="0"/>
+        <w:ind w:right="614"/>
+        <w:rPr>
+          <w:rFonts w:ascii="Verdana" w:hAnsi="Verdana" w:cs="Mangal"/>
+          <w:sz w:val="20"/>
+          <w:szCs w:val="20"/>
+        </w:rPr>
+      </w:pPr>
+      <w:r>
+        <w:rPr>
+          <w:rFonts w:ascii="Verdana" w:hAnsi="Verdana" w:cs="Mangal"/>
+          <w:sz w:val="20"/>
+          <w:szCs w:val="20"/>
+        </w:rPr>
+        <w:t>virginica     7.9</w:t>
+      </w:r>
+    </w:p>
+    <w:p>
+      <w:pPr>
+        <w:widowControl w:val="0"/>
+        <w:tabs>
+          <w:tab w:val="left" w:pos="558"/>
+          <w:tab w:val="left" w:pos="563"/>
+        </w:tabs>
+        <w:autoSpaceDE w:val="0"/>
+        <w:autoSpaceDN w:val="0"/>
+        <w:spacing w:after="0"/>
+        <w:ind w:right="614"/>
+        <w:rPr>
+          <w:rFonts w:ascii="Verdana" w:hAnsi="Verdana" w:cs="Mangal"/>
+          <w:sz w:val="20"/>
+          <w:szCs w:val="20"/>
+        </w:rPr>
+      </w:pPr>
+      <w:r>
+        <w:rPr>
+          <w:rFonts w:ascii="Verdana" w:hAnsi="Verdana" w:cs="Mangal"/>
+          <w:sz w:val="20"/>
+          <w:szCs w:val="20"/>
+        </w:rPr>
+        <w:t xml:space="preserve">Name: </w:t>
+      </w:r>
+      <w:proofErr w:type="spellStart"/>
+      <w:r>
+        <w:rPr>
+          <w:rFonts w:ascii="Verdana" w:hAnsi="Verdana" w:cs="Mangal"/>
+          <w:sz w:val="20"/>
+          <w:szCs w:val="20"/>
+        </w:rPr>
+        <w:t>sepal_length</w:t>
+      </w:r>
+      <w:proofErr w:type="spellEnd"/>
+      <w:r>
+        <w:rPr>
+          <w:rFonts w:ascii="Verdana" w:hAnsi="Verdana" w:cs="Mangal"/>
+          <w:sz w:val="20"/>
+          <w:szCs w:val="20"/>
+        </w:rPr>
+        <w:t xml:space="preserve">, </w:t>
+      </w:r>
+      <w:proofErr w:type="spellStart"/>
+      <w:r>
+        <w:rPr>
+          <w:rFonts w:ascii="Verdana" w:hAnsi="Verdana" w:cs="Mangal"/>
+          <w:sz w:val="20"/>
+          <w:szCs w:val="20"/>
+        </w:rPr>
+        <w:t>dtype</w:t>
+      </w:r>
+      <w:proofErr w:type="spellEnd"/>
+      <w:r>
+        <w:rPr>
+          <w:rFonts w:ascii="Verdana" w:hAnsi="Verdana" w:cs="Mangal"/>
+          <w:sz w:val="20"/>
+          <w:szCs w:val="20"/>
+        </w:rPr>
+        <w:t>: float64</w:t>
+      </w:r>
+    </w:p>
+    <w:p>
+      <w:pPr>
+        <w:widowControl w:val="0"/>
+        <w:tabs>
+          <w:tab w:val="left" w:pos="558"/>
+          <w:tab w:val="left" w:pos="563"/>
+        </w:tabs>
+        <w:autoSpaceDE w:val="0"/>
+        <w:autoSpaceDN w:val="0"/>
+        <w:spacing w:after="0"/>
+        <w:ind w:right="614"/>
+        <w:rPr>
+          <w:rFonts w:ascii="Verdana" w:hAnsi="Verdana" w:cs="Mangal"/>
+          <w:sz w:val="20"/>
+          <w:szCs w:val="20"/>
+        </w:rPr>
+      </w:pPr>
+    </w:p>
+    <w:p>
+      <w:pPr>
+        <w:widowControl w:val="0"/>
+        <w:tabs>
+          <w:tab w:val="left" w:pos="558"/>
+          <w:tab w:val="left" w:pos="563"/>
+        </w:tabs>
+        <w:autoSpaceDE w:val="0"/>
+        <w:autoSpaceDN w:val="0"/>
+        <w:spacing w:after="0"/>
+        <w:ind w:right="614"/>
+        <w:rPr>
+          <w:rFonts w:ascii="Verdana" w:hAnsi="Verdana" w:cs="Mangal"/>
+          <w:sz w:val="20"/>
+          <w:szCs w:val="20"/>
+        </w:rPr>
+      </w:pPr>
+    </w:p>
+    <w:p>
+      <w:pPr>
+        <w:widowControl w:val="0"/>
+        <w:tabs>
+          <w:tab w:val="left" w:pos="558"/>
+          <w:tab w:val="left" w:pos="563"/>
+        </w:tabs>
+        <w:autoSpaceDE w:val="0"/>
+        <w:autoSpaceDN w:val="0"/>
+        <w:spacing w:after="0"/>
+        <w:ind w:right="614"/>
+        <w:rPr>
+          <w:rFonts w:ascii="Verdana" w:hAnsi="Verdana" w:cs="Mangal"/>
+          <w:sz w:val="20"/>
+          <w:szCs w:val="20"/>
+        </w:rPr>
+      </w:pPr>
+    </w:p>
+    <w:p>
+      <w:pPr>
+        <w:widowControl w:val="0"/>
+        <w:tabs>
+          <w:tab w:val="left" w:pos="558"/>
+          <w:tab w:val="left" w:pos="563"/>
+        </w:tabs>
+        <w:autoSpaceDE w:val="0"/>
+        <w:autoSpaceDN w:val="0"/>
+        <w:spacing w:after="0"/>
+        <w:ind w:right="614"/>
+        <w:rPr>
+          <w:rFonts w:ascii="Verdana" w:hAnsi="Verdana" w:cs="Mangal"/>
+          <w:sz w:val="20"/>
+          <w:szCs w:val="20"/>
+        </w:rPr>
+      </w:pPr>
+    </w:p>
+    <w:p>
+      <w:pPr>
+        <w:pStyle w:val="Heading1"/>
+      </w:pPr>
+      <w:r>
+        <w:t>7. Data Aggregation</w:t>
+      </w:r>
+    </w:p>
+    <w:p>
+      <w:r>
+        <w:t>a. GroupBy and Aggregation</w:t>
+      </w:r>
+    </w:p>
+    <w:p>
+      <w:r>
+        <w:rPr>
+          <w:rFonts w:ascii="Courier New" w:hAnsi="Courier New"/>
+        </w:rPr>
+        <w:br/>
+        <w:t>df = pd.DataFrame({'Category': ['A', 'A', 'B', 'B'],</w:t>
+      </w:r>
+      <w:r>
+        <w:rPr>
+          <w:rFonts w:ascii="Courier New" w:hAnsi="Courier New"/>
+        </w:rPr>
+        <w:br/>
+        <w:t xml:space="preserve">                   'Data': [10, 20, 30, 40]})</w:t>
+      </w:r>
+      <w:r>
+        <w:rPr>
+          <w:rFonts w:ascii="Courier New" w:hAnsi="Courier New"/>
+        </w:rPr>
+        <w:br/>
+        <w:t>grouped = df.groupby('Category')</w:t>
+      </w:r>
+      <w:r>
+        <w:rPr>
+          <w:rFonts w:ascii="Courier New" w:hAnsi="Courier New"/>
+        </w:rPr>
+        <w:br/>
+        <w:t>print(grouped['Data'].sum())</w:t>
+      </w:r>
+      <w:r>
+        <w:rPr>
+          <w:rFonts w:ascii="Courier New" w:hAnsi="Courier New"/>
+        </w:rPr>
+        <w:br/>
+      </w:r>
+    </w:p>
+    <w:p>
+      <w:r>
+        <w:t>b. Multiple Aggregates</w:t>
+      </w:r>
+    </w:p>
+    <w:p>
+      <w:r>
+        <w:rPr>
+          <w:rFonts w:ascii="Courier New" w:hAnsi="Courier New"/>
+        </w:rPr>
+        <w:br/>
+        <w:t>print(grouped['Data'].agg(['mean', 'std']))</w:t>
+      </w:r>
+      <w:r>
+        <w:rPr>
+          <w:rFonts w:ascii="Courier New" w:hAnsi="Courier New"/>
+        </w:rPr>
+        <w:br/>
+      </w:r>
+    </w:p>
+    <w:sectPr>
+      <w:pgSz w:w="12240" w:h="15840"/>
+      <w:pgMar w:top="1440" w:right="1800" w:bottom="1440" w:left="1800" w:header="720" w:footer="720" w:gutter="0"/>
+      <w:cols w:space="720"/>
+      <w:docGrid w:linePitch="360"/>
+    </w:sectPr>
   </w:body>
 </w:document>
 </file>
@@ -743,264 +8545,186 @@
     </w:lvl>
   </w:abstractNum>
   <w:abstractNum w:abstractNumId="9" w15:restartNumberingAfterBreak="0">
-    <w:nsid w:val="0F6E2B93"/>
-    <w:multiLevelType w:val="multilevel"/>
-    <w:tmpl w:val="C658C4C2"/>
-    <w:lvl w:ilvl="0">
+    <w:nsid w:val="3D4C5F42"/>
+    <w:multiLevelType w:val="hybridMultilevel"/>
+    <w:tmpl w:val="827A12C2"/>
+    <w:lvl w:ilvl="0" w:tplc="3FAAEA88">
       <w:start w:val="1"/>
-      <w:numFmt w:val="bullet"/>
-      <w:lvlText w:val=""/>
-      <w:lvlJc w:val="left"/>
-      <w:pPr>
-        <w:tabs>
-          <w:tab w:val="num" w:pos="720"/>
-        </w:tabs>
-        <w:ind w:left="720" w:hanging="360"/>
-      </w:pPr>
-      <w:rPr>
-        <w:rFonts w:ascii="Symbol" w:hAnsi="Symbol" w:hint="default"/>
-        <w:sz w:val="20"/>
-      </w:rPr>
-    </w:lvl>
-    <w:lvl w:ilvl="1">
-      <w:start w:val="1"/>
-      <w:numFmt w:val="bullet"/>
-      <w:lvlText w:val="o"/>
-      <w:lvlJc w:val="left"/>
-      <w:pPr>
-        <w:tabs>
-          <w:tab w:val="num" w:pos="1440"/>
-        </w:tabs>
-        <w:ind w:left="1440" w:hanging="360"/>
-      </w:pPr>
-      <w:rPr>
-        <w:rFonts w:ascii="Courier New" w:hAnsi="Courier New" w:hint="default"/>
-        <w:sz w:val="20"/>
-      </w:rPr>
-    </w:lvl>
-    <w:lvl w:ilvl="2" w:tentative="1">
-      <w:start w:val="1"/>
-      <w:numFmt w:val="bullet"/>
-      <w:lvlText w:val=""/>
-      <w:lvlJc w:val="left"/>
-      <w:pPr>
-        <w:tabs>
-          <w:tab w:val="num" w:pos="2160"/>
-        </w:tabs>
-        <w:ind w:left="2160" w:hanging="360"/>
-      </w:pPr>
-      <w:rPr>
-        <w:rFonts w:ascii="Wingdings" w:hAnsi="Wingdings" w:hint="default"/>
-        <w:sz w:val="20"/>
-      </w:rPr>
-    </w:lvl>
-    <w:lvl w:ilvl="3" w:tentative="1">
-      <w:start w:val="1"/>
-      <w:numFmt w:val="bullet"/>
-      <w:lvlText w:val=""/>
-      <w:lvlJc w:val="left"/>
-      <w:pPr>
-        <w:tabs>
-          <w:tab w:val="num" w:pos="2880"/>
-        </w:tabs>
-        <w:ind w:left="2880" w:hanging="360"/>
-      </w:pPr>
-      <w:rPr>
-        <w:rFonts w:ascii="Wingdings" w:hAnsi="Wingdings" w:hint="default"/>
-        <w:sz w:val="20"/>
-      </w:rPr>
-    </w:lvl>
-    <w:lvl w:ilvl="4" w:tentative="1">
-      <w:start w:val="1"/>
-      <w:numFmt w:val="bullet"/>
-      <w:lvlText w:val=""/>
-      <w:lvlJc w:val="left"/>
-      <w:pPr>
-        <w:tabs>
-          <w:tab w:val="num" w:pos="3600"/>
-        </w:tabs>
-        <w:ind w:left="3600" w:hanging="360"/>
-      </w:pPr>
-      <w:rPr>
-        <w:rFonts w:ascii="Wingdings" w:hAnsi="Wingdings" w:hint="default"/>
-        <w:sz w:val="20"/>
-      </w:rPr>
-    </w:lvl>
-    <w:lvl w:ilvl="5" w:tentative="1">
-      <w:start w:val="1"/>
-      <w:numFmt w:val="bullet"/>
-      <w:lvlText w:val=""/>
-      <w:lvlJc w:val="left"/>
-      <w:pPr>
-        <w:tabs>
-          <w:tab w:val="num" w:pos="4320"/>
-        </w:tabs>
-        <w:ind w:left="4320" w:hanging="360"/>
-      </w:pPr>
-      <w:rPr>
-        <w:rFonts w:ascii="Wingdings" w:hAnsi="Wingdings" w:hint="default"/>
-        <w:sz w:val="20"/>
-      </w:rPr>
-    </w:lvl>
-    <w:lvl w:ilvl="6" w:tentative="1">
-      <w:start w:val="1"/>
-      <w:numFmt w:val="bullet"/>
-      <w:lvlText w:val=""/>
-      <w:lvlJc w:val="left"/>
-      <w:pPr>
-        <w:tabs>
-          <w:tab w:val="num" w:pos="5040"/>
-        </w:tabs>
-        <w:ind w:left="5040" w:hanging="360"/>
-      </w:pPr>
-      <w:rPr>
-        <w:rFonts w:ascii="Wingdings" w:hAnsi="Wingdings" w:hint="default"/>
-        <w:sz w:val="20"/>
-      </w:rPr>
-    </w:lvl>
-    <w:lvl w:ilvl="7" w:tentative="1">
-      <w:start w:val="1"/>
-      <w:numFmt w:val="bullet"/>
-      <w:lvlText w:val=""/>
-      <w:lvlJc w:val="left"/>
-      <w:pPr>
-        <w:tabs>
-          <w:tab w:val="num" w:pos="5760"/>
-        </w:tabs>
-        <w:ind w:left="5760" w:hanging="360"/>
-      </w:pPr>
-      <w:rPr>
-        <w:rFonts w:ascii="Wingdings" w:hAnsi="Wingdings" w:hint="default"/>
-        <w:sz w:val="20"/>
-      </w:rPr>
-    </w:lvl>
-    <w:lvl w:ilvl="8" w:tentative="1">
-      <w:start w:val="1"/>
-      <w:numFmt w:val="bullet"/>
-      <w:lvlText w:val=""/>
-      <w:lvlJc w:val="left"/>
-      <w:pPr>
-        <w:tabs>
-          <w:tab w:val="num" w:pos="6480"/>
-        </w:tabs>
-        <w:ind w:left="6480" w:hanging="360"/>
-      </w:pPr>
-      <w:rPr>
-        <w:rFonts w:ascii="Wingdings" w:hAnsi="Wingdings" w:hint="default"/>
-        <w:sz w:val="20"/>
-      </w:rPr>
-    </w:lvl>
-  </w:abstractNum>
-  <w:abstractNum w:abstractNumId="10" w15:restartNumberingAfterBreak="0">
-    <w:nsid w:val="430977B2"/>
-    <w:multiLevelType w:val="multilevel"/>
-    <w:tmpl w:val="981ABD88"/>
-    <w:lvl w:ilvl="0">
-      <w:start w:val="1"/>
-      <w:numFmt w:val="decimal"/>
+      <w:numFmt w:val="lowerLetter"/>
       <w:lvlText w:val="%1."/>
       <w:lvlJc w:val="left"/>
       <w:pPr>
-        <w:tabs>
-          <w:tab w:val="num" w:pos="720"/>
-        </w:tabs>
-        <w:ind w:left="720" w:hanging="360"/>
-      </w:pPr>
+        <w:ind w:left="5446" w:hanging="342"/>
+      </w:pPr>
+      <w:rPr>
+        <w:rFonts w:hint="default"/>
+        <w:spacing w:val="-1"/>
+        <w:w w:val="103"/>
+        <w:lang w:val="en-US" w:eastAsia="en-US" w:bidi="ar-SA"/>
+      </w:rPr>
     </w:lvl>
-    <w:lvl w:ilvl="1" w:tentative="1">
+    <w:lvl w:ilvl="1" w:tplc="40090019" w:tentative="1">
       <w:start w:val="1"/>
-      <w:numFmt w:val="decimal"/>
+      <w:numFmt w:val="lowerLetter"/>
       <w:lvlText w:val="%2."/>
       <w:lvlJc w:val="left"/>
       <w:pPr>
-        <w:tabs>
-          <w:tab w:val="num" w:pos="1440"/>
-        </w:tabs>
         <w:ind w:left="1440" w:hanging="360"/>
       </w:pPr>
     </w:lvl>
-    <w:lvl w:ilvl="2" w:tentative="1">
+    <w:lvl w:ilvl="2" w:tplc="4009001B" w:tentative="1">
       <w:start w:val="1"/>
-      <w:numFmt w:val="decimal"/>
+      <w:numFmt w:val="lowerRoman"/>
       <w:lvlText w:val="%3."/>
-      <w:lvlJc w:val="left"/>
-      <w:pPr>
-        <w:tabs>
-          <w:tab w:val="num" w:pos="2160"/>
-        </w:tabs>
-        <w:ind w:left="2160" w:hanging="360"/>
+      <w:lvlJc w:val="right"/>
+      <w:pPr>
+        <w:ind w:left="2160" w:hanging="180"/>
       </w:pPr>
     </w:lvl>
-    <w:lvl w:ilvl="3" w:tentative="1">
+    <w:lvl w:ilvl="3" w:tplc="4009000F" w:tentative="1">
       <w:start w:val="1"/>
       <w:numFmt w:val="decimal"/>
       <w:lvlText w:val="%4."/>
       <w:lvlJc w:val="left"/>
       <w:pPr>
-        <w:tabs>
-          <w:tab w:val="num" w:pos="2880"/>
-        </w:tabs>
         <w:ind w:left="2880" w:hanging="360"/>
       </w:pPr>
     </w:lvl>
-    <w:lvl w:ilvl="4" w:tentative="1">
+    <w:lvl w:ilvl="4" w:tplc="40090019" w:tentative="1">
       <w:start w:val="1"/>
-      <w:numFmt w:val="decimal"/>
+      <w:numFmt w:val="lowerLetter"/>
       <w:lvlText w:val="%5."/>
       <w:lvlJc w:val="left"/>
       <w:pPr>
-        <w:tabs>
-          <w:tab w:val="num" w:pos="3600"/>
-        </w:tabs>
         <w:ind w:left="3600" w:hanging="360"/>
       </w:pPr>
     </w:lvl>
-    <w:lvl w:ilvl="5" w:tentative="1">
+    <w:lvl w:ilvl="5" w:tplc="4009001B" w:tentative="1">
       <w:start w:val="1"/>
-      <w:numFmt w:val="decimal"/>
+      <w:numFmt w:val="lowerRoman"/>
       <w:lvlText w:val="%6."/>
-      <w:lvlJc w:val="left"/>
-      <w:pPr>
-        <w:tabs>
-          <w:tab w:val="num" w:pos="4320"/>
-        </w:tabs>
-        <w:ind w:left="4320" w:hanging="360"/>
+      <w:lvlJc w:val="right"/>
+      <w:pPr>
+        <w:ind w:left="4320" w:hanging="180"/>
       </w:pPr>
     </w:lvl>
-    <w:lvl w:ilvl="6" w:tentative="1">
+    <w:lvl w:ilvl="6" w:tplc="4009000F" w:tentative="1">
       <w:start w:val="1"/>
       <w:numFmt w:val="decimal"/>
       <w:lvlText w:val="%7."/>
       <w:lvlJc w:val="left"/>
       <w:pPr>
-        <w:tabs>
-          <w:tab w:val="num" w:pos="5040"/>
-        </w:tabs>
         <w:ind w:left="5040" w:hanging="360"/>
       </w:pPr>
     </w:lvl>
-    <w:lvl w:ilvl="7" w:tentative="1">
+    <w:lvl w:ilvl="7" w:tplc="40090019" w:tentative="1">
+      <w:start w:val="1"/>
+      <w:numFmt w:val="lowerLetter"/>
+      <w:lvlText w:val="%8."/>
+      <w:lvlJc w:val="left"/>
+      <w:pPr>
+        <w:ind w:left="5760" w:hanging="360"/>
+      </w:pPr>
+    </w:lvl>
+    <w:lvl w:ilvl="8" w:tplc="4009001B" w:tentative="1">
+      <w:start w:val="1"/>
+      <w:numFmt w:val="lowerRoman"/>
+      <w:lvlText w:val="%9."/>
+      <w:lvlJc w:val="right"/>
+      <w:pPr>
+        <w:ind w:left="6480" w:hanging="180"/>
+      </w:pPr>
+    </w:lvl>
+  </w:abstractNum>
+  <w:abstractNum w:abstractNumId="10" w15:restartNumberingAfterBreak="0">
+    <w:nsid w:val="425033C7"/>
+    <w:multiLevelType w:val="hybridMultilevel"/>
+    <w:tmpl w:val="1A28B004"/>
+    <w:lvl w:ilvl="0" w:tplc="3FAAEA88">
+      <w:start w:val="1"/>
+      <w:numFmt w:val="lowerLetter"/>
+      <w:lvlText w:val="%1."/>
+      <w:lvlJc w:val="left"/>
+      <w:pPr>
+        <w:ind w:left="5446" w:hanging="342"/>
+      </w:pPr>
+      <w:rPr>
+        <w:rFonts w:hint="default"/>
+        <w:spacing w:val="-1"/>
+        <w:w w:val="103"/>
+        <w:lang w:val="en-US" w:eastAsia="en-US" w:bidi="ar-SA"/>
+      </w:rPr>
+    </w:lvl>
+    <w:lvl w:ilvl="1" w:tplc="40090019" w:tentative="1">
+      <w:start w:val="1"/>
+      <w:numFmt w:val="lowerLetter"/>
+      <w:lvlText w:val="%2."/>
+      <w:lvlJc w:val="left"/>
+      <w:pPr>
+        <w:ind w:left="1440" w:hanging="360"/>
+      </w:pPr>
+    </w:lvl>
+    <w:lvl w:ilvl="2" w:tplc="4009001B" w:tentative="1">
+      <w:start w:val="1"/>
+      <w:numFmt w:val="lowerRoman"/>
+      <w:lvlText w:val="%3."/>
+      <w:lvlJc w:val="right"/>
+      <w:pPr>
+        <w:ind w:left="2160" w:hanging="180"/>
+      </w:pPr>
+    </w:lvl>
+    <w:lvl w:ilvl="3" w:tplc="4009000F" w:tentative="1">
       <w:start w:val="1"/>
       <w:numFmt w:val="decimal"/>
+      <w:lvlText w:val="%4."/>
+      <w:lvlJc w:val="left"/>
+      <w:pPr>
+        <w:ind w:left="2880" w:hanging="360"/>
+      </w:pPr>
+    </w:lvl>
+    <w:lvl w:ilvl="4" w:tplc="40090019" w:tentative="1">
+      <w:start w:val="1"/>
+      <w:numFmt w:val="lowerLetter"/>
+      <w:lvlText w:val="%5."/>
+      <w:lvlJc w:val="left"/>
+      <w:pPr>
+        <w:ind w:left="3600" w:hanging="360"/>
+      </w:pPr>
+    </w:lvl>
+    <w:lvl w:ilvl="5" w:tplc="4009001B" w:tentative="1">
+      <w:start w:val="1"/>
+      <w:numFmt w:val="lowerRoman"/>
+      <w:lvlText w:val="%6."/>
+      <w:lvlJc w:val="right"/>
+      <w:pPr>
+        <w:ind w:left="4320" w:hanging="180"/>
+      </w:pPr>
+    </w:lvl>
+    <w:lvl w:ilvl="6" w:tplc="4009000F" w:tentative="1">
+      <w:start w:val="1"/>
+      <w:numFmt w:val="decimal"/>
+      <w:lvlText w:val="%7."/>
+      <w:lvlJc w:val="left"/>
+      <w:pPr>
+        <w:ind w:left="5040" w:hanging="360"/>
+      </w:pPr>
+    </w:lvl>
+    <w:lvl w:ilvl="7" w:tplc="40090019" w:tentative="1">
+      <w:start w:val="1"/>
+      <w:numFmt w:val="lowerLetter"/>
       <w:lvlText w:val="%8."/>
       <w:lvlJc w:val="left"/>
       <w:pPr>
-        <w:tabs>
-          <w:tab w:val="num" w:pos="5760"/>
-        </w:tabs>
         <w:ind w:left="5760" w:hanging="360"/>
       </w:pPr>
     </w:lvl>
-    <w:lvl w:ilvl="8" w:tentative="1">
+    <w:lvl w:ilvl="8" w:tplc="4009001B" w:tentative="1">
       <w:start w:val="1"/>
-      <w:numFmt w:val="decimal"/>
+      <w:numFmt w:val="lowerRoman"/>
       <w:lvlText w:val="%9."/>
-      <w:lvlJc w:val="left"/>
-      <w:pPr>
-        <w:tabs>
-          <w:tab w:val="num" w:pos="6480"/>
-        </w:tabs>
-        <w:ind w:left="6480" w:hanging="360"/>
+      <w:lvlJc w:val="right"/>
+      <w:pPr>
+        <w:ind w:left="6480" w:hanging="180"/>
       </w:pPr>
     </w:lvl>
   </w:abstractNum>
@@ -1015,7 +8739,6 @@
       <w:lvlJc w:val="left"/>
       <w:pPr>
         <w:ind w:left="3035" w:hanging="341"/>
-        <w:jc w:val="left"/>
       </w:pPr>
       <w:rPr>
         <w:rFonts w:hint="default"/>
@@ -1031,7 +8754,6 @@
       <w:lvlJc w:val="left"/>
       <w:pPr>
         <w:ind w:left="5446" w:hanging="342"/>
-        <w:jc w:val="left"/>
       </w:pPr>
       <w:rPr>
         <w:rFonts w:hint="default"/>
@@ -1135,41 +8857,341 @@
       </w:rPr>
     </w:lvl>
   </w:abstractNum>
-  <w:num w:numId="1" w16cid:durableId="540896120">
+  <w:abstractNum w:abstractNumId="12" w15:restartNumberingAfterBreak="0">
+    <w:nsid w:val="72FE5126"/>
+    <w:multiLevelType w:val="hybridMultilevel"/>
+    <w:tmpl w:val="5E5EADE4"/>
+    <w:lvl w:ilvl="0" w:tplc="4009000F">
+      <w:start w:val="1"/>
+      <w:numFmt w:val="decimal"/>
+      <w:lvlText w:val="%1."/>
+      <w:lvlJc w:val="left"/>
+      <w:pPr>
+        <w:ind w:left="720" w:hanging="360"/>
+      </w:pPr>
+      <w:rPr>
+        <w:rFonts w:hint="default"/>
+      </w:rPr>
+    </w:lvl>
+    <w:lvl w:ilvl="1" w:tplc="40090019" w:tentative="1">
+      <w:start w:val="1"/>
+      <w:numFmt w:val="lowerLetter"/>
+      <w:lvlText w:val="%2."/>
+      <w:lvlJc w:val="left"/>
+      <w:pPr>
+        <w:ind w:left="1440" w:hanging="360"/>
+      </w:pPr>
+    </w:lvl>
+    <w:lvl w:ilvl="2" w:tplc="4009001B" w:tentative="1">
+      <w:start w:val="1"/>
+      <w:numFmt w:val="lowerRoman"/>
+      <w:lvlText w:val="%3."/>
+      <w:lvlJc w:val="right"/>
+      <w:pPr>
+        <w:ind w:left="2160" w:hanging="180"/>
+      </w:pPr>
+    </w:lvl>
+    <w:lvl w:ilvl="3" w:tplc="4009000F" w:tentative="1">
+      <w:start w:val="1"/>
+      <w:numFmt w:val="decimal"/>
+      <w:lvlText w:val="%4."/>
+      <w:lvlJc w:val="left"/>
+      <w:pPr>
+        <w:ind w:left="2880" w:hanging="360"/>
+      </w:pPr>
+    </w:lvl>
+    <w:lvl w:ilvl="4" w:tplc="40090019" w:tentative="1">
+      <w:start w:val="1"/>
+      <w:numFmt w:val="lowerLetter"/>
+      <w:lvlText w:val="%5."/>
+      <w:lvlJc w:val="left"/>
+      <w:pPr>
+        <w:ind w:left="3600" w:hanging="360"/>
+      </w:pPr>
+    </w:lvl>
+    <w:lvl w:ilvl="5" w:tplc="4009001B" w:tentative="1">
+      <w:start w:val="1"/>
+      <w:numFmt w:val="lowerRoman"/>
+      <w:lvlText w:val="%6."/>
+      <w:lvlJc w:val="right"/>
+      <w:pPr>
+        <w:ind w:left="4320" w:hanging="180"/>
+      </w:pPr>
+    </w:lvl>
+    <w:lvl w:ilvl="6" w:tplc="4009000F" w:tentative="1">
+      <w:start w:val="1"/>
+      <w:numFmt w:val="decimal"/>
+      <w:lvlText w:val="%7."/>
+      <w:lvlJc w:val="left"/>
+      <w:pPr>
+        <w:ind w:left="5040" w:hanging="360"/>
+      </w:pPr>
+    </w:lvl>
+    <w:lvl w:ilvl="7" w:tplc="40090019" w:tentative="1">
+      <w:start w:val="1"/>
+      <w:numFmt w:val="lowerLetter"/>
+      <w:lvlText w:val="%8."/>
+      <w:lvlJc w:val="left"/>
+      <w:pPr>
+        <w:ind w:left="5760" w:hanging="360"/>
+      </w:pPr>
+    </w:lvl>
+    <w:lvl w:ilvl="8" w:tplc="4009001B" w:tentative="1">
+      <w:start w:val="1"/>
+      <w:numFmt w:val="lowerRoman"/>
+      <w:lvlText w:val="%9."/>
+      <w:lvlJc w:val="right"/>
+      <w:pPr>
+        <w:ind w:left="6480" w:hanging="180"/>
+      </w:pPr>
+    </w:lvl>
+  </w:abstractNum>
+  <w:abstractNum w:abstractNumId="13" w15:restartNumberingAfterBreak="0">
+    <w:nsid w:val="74426B93"/>
+    <w:multiLevelType w:val="hybridMultilevel"/>
+    <w:tmpl w:val="F524FFC4"/>
+    <w:lvl w:ilvl="0" w:tplc="4009000F">
+      <w:start w:val="7"/>
+      <w:numFmt w:val="decimal"/>
+      <w:lvlText w:val="%1."/>
+      <w:lvlJc w:val="left"/>
+      <w:pPr>
+        <w:ind w:left="720" w:hanging="360"/>
+      </w:pPr>
+      <w:rPr>
+        <w:rFonts w:hint="default"/>
+      </w:rPr>
+    </w:lvl>
+    <w:lvl w:ilvl="1" w:tplc="40090019" w:tentative="1">
+      <w:start w:val="1"/>
+      <w:numFmt w:val="lowerLetter"/>
+      <w:lvlText w:val="%2."/>
+      <w:lvlJc w:val="left"/>
+      <w:pPr>
+        <w:ind w:left="1440" w:hanging="360"/>
+      </w:pPr>
+    </w:lvl>
+    <w:lvl w:ilvl="2" w:tplc="4009001B" w:tentative="1">
+      <w:start w:val="1"/>
+      <w:numFmt w:val="lowerRoman"/>
+      <w:lvlText w:val="%3."/>
+      <w:lvlJc w:val="right"/>
+      <w:pPr>
+        <w:ind w:left="2160" w:hanging="180"/>
+      </w:pPr>
+    </w:lvl>
+    <w:lvl w:ilvl="3" w:tplc="4009000F" w:tentative="1">
+      <w:start w:val="1"/>
+      <w:numFmt w:val="decimal"/>
+      <w:lvlText w:val="%4."/>
+      <w:lvlJc w:val="left"/>
+      <w:pPr>
+        <w:ind w:left="2880" w:hanging="360"/>
+      </w:pPr>
+    </w:lvl>
+    <w:lvl w:ilvl="4" w:tplc="40090019" w:tentative="1">
+      <w:start w:val="1"/>
+      <w:numFmt w:val="lowerLetter"/>
+      <w:lvlText w:val="%5."/>
+      <w:lvlJc w:val="left"/>
+      <w:pPr>
+        <w:ind w:left="3600" w:hanging="360"/>
+      </w:pPr>
+    </w:lvl>
+    <w:lvl w:ilvl="5" w:tplc="4009001B" w:tentative="1">
+      <w:start w:val="1"/>
+      <w:numFmt w:val="lowerRoman"/>
+      <w:lvlText w:val="%6."/>
+      <w:lvlJc w:val="right"/>
+      <w:pPr>
+        <w:ind w:left="4320" w:hanging="180"/>
+      </w:pPr>
+    </w:lvl>
+    <w:lvl w:ilvl="6" w:tplc="4009000F" w:tentative="1">
+      <w:start w:val="1"/>
+      <w:numFmt w:val="decimal"/>
+      <w:lvlText w:val="%7."/>
+      <w:lvlJc w:val="left"/>
+      <w:pPr>
+        <w:ind w:left="5040" w:hanging="360"/>
+      </w:pPr>
+    </w:lvl>
+    <w:lvl w:ilvl="7" w:tplc="40090019" w:tentative="1">
+      <w:start w:val="1"/>
+      <w:numFmt w:val="lowerLetter"/>
+      <w:lvlText w:val="%8."/>
+      <w:lvlJc w:val="left"/>
+      <w:pPr>
+        <w:ind w:left="5760" w:hanging="360"/>
+      </w:pPr>
+    </w:lvl>
+    <w:lvl w:ilvl="8" w:tplc="4009001B" w:tentative="1">
+      <w:start w:val="1"/>
+      <w:numFmt w:val="lowerRoman"/>
+      <w:lvlText w:val="%9."/>
+      <w:lvlJc w:val="right"/>
+      <w:pPr>
+        <w:ind w:left="6480" w:hanging="180"/>
+      </w:pPr>
+    </w:lvl>
+  </w:abstractNum>
+  <w:abstractNum w:abstractNumId="14" w15:restartNumberingAfterBreak="0">
+    <w:nsid w:val="752A111A"/>
+    <w:multiLevelType w:val="hybridMultilevel"/>
+    <w:tmpl w:val="CAE8CB48"/>
+    <w:lvl w:ilvl="0" w:tplc="22E29B56">
+      <w:start w:val="7"/>
+      <w:numFmt w:val="bullet"/>
+      <w:lvlText w:val=""/>
+      <w:lvlJc w:val="left"/>
+      <w:pPr>
+        <w:ind w:left="720" w:hanging="360"/>
+      </w:pPr>
+      <w:rPr>
+        <w:rFonts w:ascii="Symbol" w:eastAsiaTheme="minorEastAsia" w:hAnsi="Symbol" w:cstheme="minorBidi" w:hint="default"/>
+      </w:rPr>
+    </w:lvl>
+    <w:lvl w:ilvl="1" w:tplc="40090003" w:tentative="1">
+      <w:start w:val="1"/>
+      <w:numFmt w:val="bullet"/>
+      <w:lvlText w:val="o"/>
+      <w:lvlJc w:val="left"/>
+      <w:pPr>
+        <w:ind w:left="1440" w:hanging="360"/>
+      </w:pPr>
+      <w:rPr>
+        <w:rFonts w:ascii="Courier New" w:hAnsi="Courier New" w:cs="Courier New" w:hint="default"/>
+      </w:rPr>
+    </w:lvl>
+    <w:lvl w:ilvl="2" w:tplc="40090005" w:tentative="1">
+      <w:start w:val="1"/>
+      <w:numFmt w:val="bullet"/>
+      <w:lvlText w:val=""/>
+      <w:lvlJc w:val="left"/>
+      <w:pPr>
+        <w:ind w:left="2160" w:hanging="360"/>
+      </w:pPr>
+      <w:rPr>
+        <w:rFonts w:ascii="Wingdings" w:hAnsi="Wingdings" w:hint="default"/>
+      </w:rPr>
+    </w:lvl>
+    <w:lvl w:ilvl="3" w:tplc="40090001" w:tentative="1">
+      <w:start w:val="1"/>
+      <w:numFmt w:val="bullet"/>
+      <w:lvlText w:val=""/>
+      <w:lvlJc w:val="left"/>
+      <w:pPr>
+        <w:ind w:left="2880" w:hanging="360"/>
+      </w:pPr>
+      <w:rPr>
+        <w:rFonts w:ascii="Symbol" w:hAnsi="Symbol" w:hint="default"/>
+      </w:rPr>
+    </w:lvl>
+    <w:lvl w:ilvl="4" w:tplc="40090003" w:tentative="1">
+      <w:start w:val="1"/>
+      <w:numFmt w:val="bullet"/>
+      <w:lvlText w:val="o"/>
+      <w:lvlJc w:val="left"/>
+      <w:pPr>
+        <w:ind w:left="3600" w:hanging="360"/>
+      </w:pPr>
+      <w:rPr>
+        <w:rFonts w:ascii="Courier New" w:hAnsi="Courier New" w:cs="Courier New" w:hint="default"/>
+      </w:rPr>
+    </w:lvl>
+    <w:lvl w:ilvl="5" w:tplc="40090005" w:tentative="1">
+      <w:start w:val="1"/>
+      <w:numFmt w:val="bullet"/>
+      <w:lvlText w:val=""/>
+      <w:lvlJc w:val="left"/>
+      <w:pPr>
+        <w:ind w:left="4320" w:hanging="360"/>
+      </w:pPr>
+      <w:rPr>
+        <w:rFonts w:ascii="Wingdings" w:hAnsi="Wingdings" w:hint="default"/>
+      </w:rPr>
+    </w:lvl>
+    <w:lvl w:ilvl="6" w:tplc="40090001" w:tentative="1">
+      <w:start w:val="1"/>
+      <w:numFmt w:val="bullet"/>
+      <w:lvlText w:val=""/>
+      <w:lvlJc w:val="left"/>
+      <w:pPr>
+        <w:ind w:left="5040" w:hanging="360"/>
+      </w:pPr>
+      <w:rPr>
+        <w:rFonts w:ascii="Symbol" w:hAnsi="Symbol" w:hint="default"/>
+      </w:rPr>
+    </w:lvl>
+    <w:lvl w:ilvl="7" w:tplc="40090003" w:tentative="1">
+      <w:start w:val="1"/>
+      <w:numFmt w:val="bullet"/>
+      <w:lvlText w:val="o"/>
+      <w:lvlJc w:val="left"/>
+      <w:pPr>
+        <w:ind w:left="5760" w:hanging="360"/>
+      </w:pPr>
+      <w:rPr>
+        <w:rFonts w:ascii="Courier New" w:hAnsi="Courier New" w:cs="Courier New" w:hint="default"/>
+      </w:rPr>
+    </w:lvl>
+    <w:lvl w:ilvl="8" w:tplc="40090005" w:tentative="1">
+      <w:start w:val="1"/>
+      <w:numFmt w:val="bullet"/>
+      <w:lvlText w:val=""/>
+      <w:lvlJc w:val="left"/>
+      <w:pPr>
+        <w:ind w:left="6480" w:hanging="360"/>
+      </w:pPr>
+      <w:rPr>
+        <w:rFonts w:ascii="Wingdings" w:hAnsi="Wingdings" w:hint="default"/>
+      </w:rPr>
+    </w:lvl>
+  </w:abstractNum>
+  <w:num w:numId="1" w16cid:durableId="1921789115">
     <w:abstractNumId w:val="8"/>
   </w:num>
-  <w:num w:numId="2" w16cid:durableId="1706177519">
+  <w:num w:numId="2" w16cid:durableId="2024437051">
     <w:abstractNumId w:val="6"/>
   </w:num>
-  <w:num w:numId="3" w16cid:durableId="1484859185">
+  <w:num w:numId="3" w16cid:durableId="392315170">
     <w:abstractNumId w:val="5"/>
   </w:num>
-  <w:num w:numId="4" w16cid:durableId="1612785626">
+  <w:num w:numId="4" w16cid:durableId="2092769895">
     <w:abstractNumId w:val="4"/>
   </w:num>
-  <w:num w:numId="5" w16cid:durableId="1409183879">
+  <w:num w:numId="5" w16cid:durableId="1403984256">
     <w:abstractNumId w:val="7"/>
   </w:num>
-  <w:num w:numId="6" w16cid:durableId="1108935408">
+  <w:num w:numId="6" w16cid:durableId="219708393">
     <w:abstractNumId w:val="3"/>
   </w:num>
-  <w:num w:numId="7" w16cid:durableId="320429469">
+  <w:num w:numId="7" w16cid:durableId="1585801034">
     <w:abstractNumId w:val="2"/>
   </w:num>
-  <w:num w:numId="8" w16cid:durableId="190993716">
+  <w:num w:numId="8" w16cid:durableId="170069190">
     <w:abstractNumId w:val="1"/>
   </w:num>
-  <w:num w:numId="9" w16cid:durableId="1534421252">
+  <w:num w:numId="9" w16cid:durableId="1783114409">
     <w:abstractNumId w:val="0"/>
   </w:num>
-  <w:num w:numId="10" w16cid:durableId="1373726706">
+  <w:num w:numId="10" w16cid:durableId="1741706228">
     <w:abstractNumId w:val="11"/>
   </w:num>
-  <w:num w:numId="11" w16cid:durableId="2033678199">
+  <w:num w:numId="11" w16cid:durableId="977759268">
+    <w:abstractNumId w:val="13"/>
+  </w:num>
+  <w:num w:numId="12" w16cid:durableId="1827550995">
+    <w:abstractNumId w:val="14"/>
+  </w:num>
+  <w:num w:numId="13" w16cid:durableId="172649740">
     <w:abstractNumId w:val="9"/>
   </w:num>
-  <w:num w:numId="12" w16cid:durableId="1115714132">
+  <w:num w:numId="14" w16cid:durableId="895093124">
     <w:abstractNumId w:val="10"/>
+  </w:num>
+  <w:num w:numId="15" w16cid:durableId="1686127821">
+    <w:abstractNumId w:val="12"/>
   </w:num>
 </w:numbering>
 </file>
@@ -12563,117 +20585,7 @@
     <w:uiPriority w:val="1"/>
     <w:qFormat/>
     <w:locked/>
-    <w:rsid w:val="007049E5"/>
-  </w:style>
-  <w:style w:type="paragraph" w:styleId="NormalWeb">
-    <w:name w:val="Normal (Web)"/>
-    <w:basedOn w:val="Normal"/>
-    <w:uiPriority w:val="99"/>
-    <w:semiHidden/>
-    <w:unhideWhenUsed/>
-    <w:rsid w:val="00CA3BD8"/>
-    <w:pPr>
-      <w:spacing w:before="100" w:beforeAutospacing="1" w:after="100" w:afterAutospacing="1" w:line="240" w:lineRule="auto"/>
-    </w:pPr>
-    <w:rPr>
-      <w:rFonts w:ascii="Times New Roman" w:eastAsia="Times New Roman" w:hAnsi="Times New Roman" w:cs="Times New Roman"/>
-      <w:sz w:val="24"/>
-      <w:szCs w:val="24"/>
-      <w:lang w:val="en-IN" w:eastAsia="en-IN"/>
-    </w:rPr>
-  </w:style>
-  <w:style w:type="paragraph" w:styleId="HTMLPreformatted">
-    <w:name w:val="HTML Preformatted"/>
-    <w:basedOn w:val="Normal"/>
-    <w:link w:val="HTMLPreformattedChar"/>
-    <w:uiPriority w:val="99"/>
-    <w:semiHidden/>
-    <w:unhideWhenUsed/>
-    <w:rsid w:val="0086636E"/>
-    <w:pPr>
-      <w:tabs>
-        <w:tab w:val="left" w:pos="916"/>
-        <w:tab w:val="left" w:pos="1832"/>
-        <w:tab w:val="left" w:pos="2748"/>
-        <w:tab w:val="left" w:pos="3664"/>
-        <w:tab w:val="left" w:pos="4580"/>
-        <w:tab w:val="left" w:pos="5496"/>
-        <w:tab w:val="left" w:pos="6412"/>
-        <w:tab w:val="left" w:pos="7328"/>
-        <w:tab w:val="left" w:pos="8244"/>
-        <w:tab w:val="left" w:pos="9160"/>
-        <w:tab w:val="left" w:pos="10076"/>
-        <w:tab w:val="left" w:pos="10992"/>
-        <w:tab w:val="left" w:pos="11908"/>
-        <w:tab w:val="left" w:pos="12824"/>
-        <w:tab w:val="left" w:pos="13740"/>
-        <w:tab w:val="left" w:pos="14656"/>
-      </w:tabs>
-      <w:spacing w:after="0" w:line="240" w:lineRule="auto"/>
-    </w:pPr>
-    <w:rPr>
-      <w:rFonts w:ascii="Courier New" w:eastAsia="Times New Roman" w:hAnsi="Courier New" w:cs="Courier New"/>
-      <w:sz w:val="20"/>
-      <w:szCs w:val="20"/>
-      <w:lang w:val="en-IN" w:eastAsia="en-IN"/>
-    </w:rPr>
-  </w:style>
-  <w:style w:type="character" w:customStyle="1" w:styleId="HTMLPreformattedChar">
-    <w:name w:val="HTML Preformatted Char"/>
-    <w:basedOn w:val="DefaultParagraphFont"/>
-    <w:link w:val="HTMLPreformatted"/>
-    <w:uiPriority w:val="99"/>
-    <w:semiHidden/>
-    <w:rsid w:val="0086636E"/>
-    <w:rPr>
-      <w:rFonts w:ascii="Courier New" w:eastAsia="Times New Roman" w:hAnsi="Courier New" w:cs="Courier New"/>
-      <w:sz w:val="20"/>
-      <w:szCs w:val="20"/>
-      <w:lang w:val="en-IN" w:eastAsia="en-IN"/>
-    </w:rPr>
-  </w:style>
-  <w:style w:type="character" w:styleId="HTMLCode">
-    <w:name w:val="HTML Code"/>
-    <w:basedOn w:val="DefaultParagraphFont"/>
-    <w:uiPriority w:val="99"/>
-    <w:semiHidden/>
-    <w:unhideWhenUsed/>
-    <w:rsid w:val="0086636E"/>
-    <w:rPr>
-      <w:rFonts w:ascii="Courier New" w:eastAsia="Times New Roman" w:hAnsi="Courier New" w:cs="Courier New"/>
-      <w:sz w:val="20"/>
-      <w:szCs w:val="20"/>
-    </w:rPr>
-  </w:style>
-  <w:style w:type="character" w:customStyle="1" w:styleId="g">
-    <w:name w:val="ͼg"/>
-    <w:basedOn w:val="DefaultParagraphFont"/>
-    <w:rsid w:val="0086636E"/>
-  </w:style>
-  <w:style w:type="character" w:customStyle="1" w:styleId="m">
-    <w:name w:val="ͼm"/>
-    <w:basedOn w:val="DefaultParagraphFont"/>
-    <w:rsid w:val="0086636E"/>
-  </w:style>
-  <w:style w:type="character" w:customStyle="1" w:styleId="e">
-    <w:name w:val="ͼe"/>
-    <w:basedOn w:val="DefaultParagraphFont"/>
-    <w:rsid w:val="0086636E"/>
-  </w:style>
-  <w:style w:type="character" w:customStyle="1" w:styleId="k">
-    <w:name w:val="ͼk"/>
-    <w:basedOn w:val="DefaultParagraphFont"/>
-    <w:rsid w:val="0086636E"/>
-  </w:style>
-  <w:style w:type="character" w:customStyle="1" w:styleId="j">
-    <w:name w:val="ͼj"/>
-    <w:basedOn w:val="DefaultParagraphFont"/>
-    <w:rsid w:val="0086636E"/>
-  </w:style>
-  <w:style w:type="character" w:customStyle="1" w:styleId="q">
-    <w:name w:val="ͼq"/>
-    <w:basedOn w:val="DefaultParagraphFont"/>
-    <w:rsid w:val="0086636E"/>
+    <w:rsid w:val="005C7F9F"/>
   </w:style>
 </w:styles>
 </file>
@@ -13003,7 +20915,7 @@
 </file>
 
 <file path=customXml/itemProps1.xml><?xml version="1.0" encoding="utf-8"?>
-<ds:datastoreItem xmlns:ds="http://schemas.openxmlformats.org/officeDocument/2006/customXml" ds:itemID="{A20154E5-8D68-4112-9ED9-237EAAC98EED}">
+<ds:datastoreItem xmlns:ds="http://schemas.openxmlformats.org/officeDocument/2006/customXml" ds:itemID="{E5AA770A-D37A-4A99-ABC2-D4EBDE254683}">
   <ds:schemaRefs>
     <ds:schemaRef ds:uri="http://schemas.openxmlformats.org/officeDocument/2006/bibliography"/>
   </ds:schemaRefs>
